--- a/Bases de Datos II/Kit docente/Clase 13/Guion Docente Clase 13 - Analisis de casos reales.docx
+++ b/Bases de Datos II/Kit docente/Clase 13/Guion Docente Clase 13 - Analisis de casos reales.docx
@@ -282,84 +282,6 @@
     </w:p>
     <w:p>
       <w:pPr>
-        <w:pStyle w:val="ListBullet"/>
-      </w:pPr>
-      <w:r>
-        <w:rPr>
-          <w:b w:val="0"/>
-          <w:color w:val="4A4A49"/>
-          <w:sz w:val="22"/>
-        </w:rPr>
-        <w:t>Caso 1 — falta de backup real: una organizacion que 'hacia backup' copiando el archivo de datos una vez al mes sin probar nunca el restore. Cuando el disco fallo, el archivo copiado estaba corrupto (nunca se verifico) y perdieron meses de informacion. Leccion para VetCare: un backup que nunca se restauro de prueba no cuenta como backup funcional (conecta con Clase 4: RPO/RTO y prueba de restore).</w:t>
-      </w:r>
-    </w:p>
-    <w:p>
-      <w:pPr>
-        <w:pStyle w:val="ListBullet"/>
-      </w:pPr>
-      <w:r>
-        <w:rPr>
-          <w:b w:val="0"/>
-          <w:color w:val="4A4A49"/>
-          <w:sz w:val="22"/>
-        </w:rPr>
-        <w:t>Caso 2 — indices mal disenados: un sistema con un indice sobre CADA columna 'por si acaso', que volvia cada INSERT/UPDATE mas lento de lo aceptable, sin que nadie hubiera medido si esos indices realmente se usaban en consultas reales. Leccion: indexar sin justificar la consulta que lo aprovecha (conecta con Clase 7) desperdicia recursos y no mejora nada.</w:t>
-      </w:r>
-    </w:p>
-    <w:p>
-      <w:pPr>
-        <w:pStyle w:val="ListBullet"/>
-      </w:pPr>
-      <w:r>
-        <w:rPr>
-          <w:b w:val="0"/>
-          <w:color w:val="4A4A49"/>
-          <w:sz w:val="22"/>
-        </w:rPr>
-        <w:t>Caso 3 — inyeccion SQL: una aplicacion que concatenaba directamente el texto escrito por el usuario dentro de una consulta (ej. "SELECT * FROM usuarios WHERE nombre='" + input + "'"), permitiendo que alguien escribiera un valor que alterara la consulta completa y expusiera o borrara datos ajenos. Leccion: por eso la app llama procedimientos con parametros tipados (Clase 3 y Clase 12) en vez de armar SQL con texto libre.</w:t>
-      </w:r>
-    </w:p>
-    <w:p>
-      <w:pPr>
-        <w:pStyle w:val="ListBullet"/>
-      </w:pPr>
-      <w:r>
-        <w:rPr>
-          <w:b w:val="0"/>
-          <w:color w:val="4A4A49"/>
-          <w:sz w:val="22"/>
-        </w:rPr>
-        <w:t>Estructura para analizar cualquier caso real: (1) contexto — que sistema era y que se suponia que hacia bien; (2) fallo — que paso exactamente y por que la causa raiz no era 'mala suerte' sino una decision tecnica evitable; (3) leccion — que principio general se puede extraer; (4) cambio concreto — que se ajusta HOY en su propio VetCare, no en abstracto.</w:t>
-      </w:r>
-    </w:p>
-    <w:p>
-      <w:pPr>
-        <w:pStyle w:val="ListBullet"/>
-      </w:pPr>
-      <w:r>
-        <w:rPr>
-          <w:b w:val="0"/>
-          <w:color w:val="4A4A49"/>
-          <w:sz w:val="22"/>
-        </w:rPr>
-        <w:t>Esta clase es autonoma (sin encuentro sincrono) precisamente porque no introduce tecnica nueva: aplica en modo reflexivo/critico todo lo visto en Clases 1-10 sobre un caso real, cerrando el ciclo antes de entrar a integracion y cierre del PI.</w:t>
-      </w:r>
-    </w:p>
-    <w:p>
-      <w:pPr>
-        <w:pStyle w:val="ListBullet"/>
-      </w:pPr>
-      <w:r>
-        <w:rPr>
-          <w:b w:val="0"/>
-          <w:color w:val="4A4A49"/>
-          <w:sz w:val="22"/>
-        </w:rPr>
-        <w:t>Error de docente que no domina el tema: dejar que el informe describa el caso ajeno sin conectar ninguna leccion con una accion verificable en VetCare — el entregable exige 3 mejoras concretas aplicadas al proyecto propio, no un resumen de noticia.</w:t>
-      </w:r>
-    </w:p>
-    <w:p>
-      <w:pPr>
         <w:spacing w:before="200" w:after="60"/>
       </w:pPr>
       <w:r>
@@ -368,20 +290,7 @@
           <w:color w:val="1A1C1D"/>
           <w:sz w:val="32"/>
         </w:rPr>
-        <w:t>Desarrollo del tema (para dictar sin consultar otra fuente)</w:t>
-      </w:r>
-    </w:p>
-    <w:p>
-      <w:pPr>
-        <w:spacing w:before="200" w:after="60"/>
-      </w:pPr>
-      <w:r>
-        <w:rPr>
-          <w:b/>
-          <w:color w:val="1A1C1D"/>
-          <w:sz w:val="32"/>
-        </w:rPr>
-        <w:t>Clase autonoma: este texto es fundamento y guia a la vez - diapositiva 4</w:t>
+        <w:t>Apoyo por diapositiva</w:t>
       </w:r>
     </w:p>
     <w:p>
@@ -391,168 +300,288 @@
           <w:color w:val="4A4A49"/>
           <w:sz w:val="22"/>
         </w:rPr>
-        <w:t>Esta clase es autonoma y cae en festivo, asi que no hay encuentro sincronico: este texto es a la vez el fundamento del docente y la lectura que el estudiante recibe, y por eso debe alcanzar para trabajar solo. El tema es el analisis de casos reales, y el primer punto es que esto no es relleno de fin de semestre sino una practica profesional con nombre propio. Cuando un sistema falla en produccion, los equipos serios escriben un post-mortem, que es un documento breve producido despues del incidente y que responde cuatro preguntas: que paso, cuando y con que impacto medible, por que fue posible, y que se va a cambiar para que no vuelva a ocurrir de la misma manera. La palabra clave del oficio es blameless, sin culpables: la regla es que se analiza el sistema y no la persona. No es cortesia ni buena onda corporativa, es un calculo practico, porque en cuanto el documento sirve para castigar a alguien la gente deja de reportar los errores pequenos y la organizacion pierde la unica fuente de informacion que tiene para evitar los grandes. Un incidente, para nuestros fines, es cualquier evento que degrada el servicio o pone en riesgo los datos, y merece post-mortem tanto el que llego al usuario como el que se detuvo a tiempo. El entregable de hoy es una tabla de cuatro columnas, Contexto, Fallo, Leccion y Cambio en VetCare, con tres casos, y se sube a ExamLab.</w:t>
+        <w:t xml:space="preserve">Todo lo que hay que decir </w:t>
       </w:r>
-    </w:p>
-    <w:p>
-      <w:pPr>
-        <w:spacing w:before="200" w:after="60"/>
-      </w:pPr>
       <w:r>
         <w:rPr>
           <w:b/>
-          <w:color w:val="1A1C1D"/>
-          <w:sz w:val="32"/>
+          <w:color w:val="4A4A49"/>
+          <w:sz w:val="22"/>
         </w:rPr>
-        <w:t>Causa proxima y causa raiz: la distincion que separa el analisis de la anecdota - diapositiva 4</w:t>
+        <w:t>esta proyectado</w:t>
       </w:r>
-    </w:p>
-    <w:p>
       <w:r>
         <w:rPr>
           <w:b w:val="0"/>
           <w:color w:val="4A4A49"/>
           <w:sz w:val="22"/>
         </w:rPr>
-        <w:t>Antes de mirar los casos hay que instalar la distincion que separa un buen analisis de una anecdota: causa proxima y causa raiz. La causa proxima es el ultimo evento de la cadena, el que se ve. La causa raiz es la condicion que permitio que ese evento tuviera consecuencias. Un ejemplo con VetCare: el disco del servidor falla un viernes y se pierden tres semanas de historias clinicas. La causa proxima es el disco. La causa raiz es que existia un archivo de respaldo que nadie habia restaurado nunca para comprobar que sirviera, y que nadie vigilaba si el respaldo del dia se habia ejecutado. Los discos fallan siempre, eso no es noticia; lo que se puede cambiar es lo segundo. La tecnica mas simple para llegar ahi es preguntar por que cinco veces seguidas, y hay dos criterios de parada utiles: si la respuesta nombra una persona, todavia no llego a la causa raiz, porque senalar a quien ejecuto el comando equivocado no explica por que el sistema permitia ejecutarlo sin confirmacion ni por que no habia como volver atras; y si la respuesta describe algo que se puede cambiar en un procedimiento, un permiso, una restriccion o una alarma, entonces si llego. Conviene ademas admitir la existencia de factores contribuyentes, que son condiciones que empeoraron el resultado sin haberlo causado, como que el incidente ocurriera de noche, que la documentacion estuviera desactualizada o que el unico que sabia restaurar estuviera de vacaciones.</w:t>
+        <w:t>. Esta seccion dice que subrayar en cada lamina, no repite su contenido.</w:t>
       </w:r>
     </w:p>
     <w:p>
-      <w:pPr>
-        <w:spacing w:before="200" w:after="60"/>
-      </w:pPr>
       <w:r>
         <w:rPr>
           <w:b/>
-          <w:color w:val="1A1C1D"/>
-          <w:sz w:val="32"/>
+          <w:color w:val="4A4A49"/>
+          <w:sz w:val="22"/>
         </w:rPr>
-        <w:t>Caso uno: el respaldo que nunca se restauro (GitLab, 2017) - diapositiva 5</w:t>
+        <w:t>[Slide 4] Clase autonoma: este texto es fundamento y guia a la vez (1/2)</w:t>
       </w:r>
-    </w:p>
-    <w:p>
       <w:r>
         <w:rPr>
           <w:b w:val="0"/>
           <w:color w:val="4A4A49"/>
           <w:sz w:val="22"/>
         </w:rPr>
-        <w:t>Caso uno, el respaldo que nunca se restauro, con el ejemplo publico mejor documentado que existe. El 31 de enero de 2017 GitLab sufrio la perdida de datos de su servicio en la nube: durante la atencion de un problema de replicacion, un ingeniero ejecuto un borrado recursivo sobre el directorio de datos del servidor equivocado y elimino cerca de trescientos gigabytes. Eso es la causa proxima. Lo que convirtio un error humano corriente en un incidente historico fue que, al intentar recuperar, la compania descubrio que sus cinco mecanismos de respaldo y replicacion fallaban de una u otra forma: entre otras cosas, la herramienta de volcado logico fallaba en silencio por una diferencia de version entre cliente y servidor, y las copias que debian estar en almacenamiento remoto estaban vacias. Terminaron restaurando desde una copia de trabajo de unas seis horas antes y perdieron de forma definitiva la informacion creada en esa ventana, del orden de miles de proyectos y comentarios. La leccion tecnica es exacta: un respaldo que nunca se restauro de prueba no es un respaldo, es una carpeta con un nombre tranquilizador. Y hay una segunda leccion igual de importante: un proceso de respaldo que puede fallar sin avisar es peor que no tenerlo, porque produce confianza injustificada. Esto conecta con la Clase 4, donde se definieron RPO, la cantidad maxima de datos que la organizacion acepta perder medida en tiempo, y RTO, el tiempo maximo que acepta estar caida. GitLab descubrio su RPO real el dia del incidente, y ese es justo el error que no se debe repetir: el RPO no se declara, se demuestra restaurando.</w:t>
+        <w:t xml:space="preserve"> — 5 vinetas.</w:t>
       </w:r>
     </w:p>
     <w:p>
-      <w:pPr>
-        <w:spacing w:before="200" w:after="60"/>
-      </w:pPr>
       <w:r>
         <w:rPr>
           <w:b/>
-          <w:color w:val="1A1C1D"/>
-          <w:sz w:val="32"/>
+          <w:color w:val="4A4A49"/>
+          <w:sz w:val="22"/>
         </w:rPr>
-        <w:t>Caso dos: permisos excesivos (Capital One, 2019) - diapositiva 5</w:t>
+        <w:t>[Slide 5] Clase autonoma: este texto es fundamento y guia a la vez (2/2)</w:t>
       </w:r>
-    </w:p>
-    <w:p>
       <w:r>
         <w:rPr>
           <w:b w:val="0"/>
           <w:color w:val="4A4A49"/>
           <w:sz w:val="22"/>
         </w:rPr>
-        <w:t>Caso dos, permisos excesivos. En julio de 2019 Capital One informo un acceso no autorizado que afecto informacion de aproximadamente cien millones de personas en Estados Unidos y varios millones en Canada, incluyendo solicitudes de credito. La cadena tecnica publicada es instructiva porque no hubo ninguna hazana: una configuracion incorrecta en un cortafuegos de aplicaciones permitio que se le hiciera hacer peticiones internas en nombre del servidor, con eso se obtuvieron credenciales temporales de un rol de servicio, y ese rol tenia permiso para listar y leer todos los buckets de almacenamiento, muchos mas de los que necesitaba para su trabajo. El regulador bancario estadounidense impuso una multa de ochenta millones de dolares en 2020. La causa proxima es la mala configuracion del cortafuegos; la causa raiz es que un componente tenia privilegios mucho mayores que su funcion. La leccion, en el vocabulario de la Clase 2, es el principio de privilegio minimo: cada actor recibe exactamente los permisos que necesita para su tarea y nada mas. Y hay que decir la parte incomoda, porque es la que se repite en los proyectos de curso: casi todos los estudiantes hacen que la aplicacion se conecte con un usuario que tiene todo, porque asi nunca aparece un error de permisos y se avanza mas rapido. Ese atajo es exactamente el que convierte una vulnerabilidad menor en una fuga total.</w:t>
+        <w:t xml:space="preserve"> — 3 vinetas.</w:t>
       </w:r>
     </w:p>
     <w:p>
-      <w:pPr>
-        <w:spacing w:before="200" w:after="60"/>
-      </w:pPr>
       <w:r>
         <w:rPr>
           <w:b/>
-          <w:color w:val="1A1C1D"/>
-          <w:sz w:val="32"/>
+          <w:color w:val="4A4A49"/>
+          <w:sz w:val="22"/>
         </w:rPr>
-        <w:t>Caso tres: perdida de datos en una migracion (MySpace, 2019) - diapositiva 5</w:t>
+        <w:t>[Slide 6] Causa proxima y causa raiz: la distincion que separa el analisis de la anecdota (1/2)</w:t>
       </w:r>
-    </w:p>
-    <w:p>
       <w:r>
         <w:rPr>
           <w:b w:val="0"/>
           <w:color w:val="4A4A49"/>
           <w:sz w:val="22"/>
         </w:rPr>
-        <w:t>Caso tres, perdida de datos durante una migracion. En marzo de 2019 MySpace reconocio que habia perdido la musica subida a la plataforma entre 2003 y 2015, del orden de cincuenta millones de archivos de unos catorce millones de artistas, durante una migracion de servidores; no hubo ataque ni desastre natural, solo una migracion sin copia verificada de la que ya no se podia volver atras. En la banca hay un caso paralelo y bien documentado con el sistema de TSB en Reino Unido en 2018, donde el paso a una plataforma nueva dejo a millones de clientes sin acceso confiable durante semanas, con costos reportados del orden de cientos de millones de libras y sanciones posteriores del regulador; la causa raiz senalada en los informes no fue un error puntual de programacion sino una migracion probada de forma insuficiente y sin un camino de retorno real. La leccion tecnica es la misma en los dos casos y conecta con la Clase 12: una migracion sin plan de retorno probado es una apuesta, y el plan de retorno se prueba antes, no el dia del cambio. La forma disciplinada de hacerlo es la secuencia de expandir, migrar y contraer, con las dos versiones conviviendo, mas una verificacion de conteos entre origen y destino antes de eliminar nada.</w:t>
+        <w:t xml:space="preserve"> — 6 vinetas.</w:t>
       </w:r>
     </w:p>
     <w:p>
       <w:pPr>
-        <w:spacing w:before="200" w:after="60"/>
+        <w:pStyle w:val="ListBullet2"/>
       </w:pPr>
-      <w:r>
-        <w:rPr>
-          <w:b/>
-          <w:color w:val="1A1C1D"/>
-          <w:sz w:val="32"/>
-        </w:rPr>
-        <w:t>Caso cuatro: concurrencia, el que no llega a los titulares - diapositiva 5</w:t>
-      </w:r>
-    </w:p>
-    <w:p>
       <w:r>
         <w:rPr>
           <w:b w:val="0"/>
           <w:color w:val="4A4A49"/>
           <w:sz w:val="22"/>
         </w:rPr>
-        <w:t>Caso cuatro, concurrencia. Este merece un tratamiento distinto porque su rasgo caracteristico es que no llega a los titulares con nombre propio tan facilmente: son fallos que no producen mensajes de error y por eso se descubren semanas despues, cuando el inventario fisico no coincide con el del sistema o cuando dos clientes reclaman el mismo cupo. El patron es siempre uno de los tres que se estudiaron en la Clase 10. Actualizacion perdida: dos procesos leen el mismo stock de Insumo, digamos cinco unidades, ambos restan tres y ambos escriben dos, con lo cual se despacharon seis unidades y el sistema declara dos existencias que no estan. Doble reserva: dos recepcionistas consultan la franja del martes a las diez del veterinario Ruiz, ambas reciben cero filas, ambas insertan. Bloqueo mutuo o deadlock: dos transacciones se esperan en orden cruzado y el motor mata una. La leccion es que ninguna cantidad de validacion previa en la aplicacion resuelve esto, porque entre la consulta y la escritura hay una ventana de tiempo en la que el mundo cambio; se resuelve en la base con restricciones, con bloqueo explicito al leer lo que se va a modificar o con el nivel de aislamiento adecuado. Y hay una leccion organizacional gratis: estos defectos jamas aparecen probando con un usuario, asi que si el estudiante solo probo VetCare desde una sola maquina, no lo probo.</w:t>
+        <w:t>Conviene ademas admitir la existencia de factores contribuyentes, que son condiciones que empeoraron el resultado sin haberlo causado, como que el incidente ocurriera de noche, que la documentacion estuviera desactualizada o que el unico que sabia restaurar estuviera de vacaciones.</w:t>
       </w:r>
     </w:p>
     <w:p>
-      <w:pPr>
-        <w:spacing w:before="200" w:after="60"/>
-      </w:pPr>
       <w:r>
         <w:rPr>
           <w:b/>
-          <w:color w:val="1A1C1D"/>
-          <w:sz w:val="32"/>
+          <w:color w:val="4A4A49"/>
+          <w:sz w:val="22"/>
         </w:rPr>
-        <w:t>Lo que decide la calificacion: lecciones accionables - diapositiva 12</w:t>
+        <w:t>[Slide 7] Causa proxima y causa raiz: la distincion que separa el analisis de la anecdota (2/2)</w:t>
       </w:r>
-    </w:p>
-    <w:p>
       <w:r>
         <w:rPr>
           <w:b w:val="0"/>
           <w:color w:val="4A4A49"/>
           <w:sz w:val="22"/>
         </w:rPr>
-        <w:t>Lo que decide la calificacion de hoy no es reunir casos sino escribir lecciones accionables, y esa es la habilidad que el estudiante debe practicar sin ayuda. Una leccion es un lugar comun cuando podria haberse escrito antes de conocer el caso: hay que hacer respaldos, hay que cuidar los permisos, hay que probar bien. Una leccion es accionable cuando tiene cuatro elementos verificables: un verbo concreto, el artefacto sobre el cual se actua, una frecuencia o un umbral, y la manera de comprobar que se hizo. Compare las dos versiones. Version inutil: hay que probar los respaldos. Version accionable: el primer lunes de cada mes se restaura el respaldo mas reciente en un esquema temporal de Oracle Live SQL o del entorno de pruebas, se comparan los conteos de filas de Dueno, Mascota, Cita y Factura contra produccion, y se registra fecha y resultado en la bitacora del proyecto; si no hay registro del mes, se declara que no hay respaldo. La segunda se puede auditar, la primera es una intencion. Aplique el mismo molde a los otros casos y ya tiene la cuarta columna de la tabla: del caso de permisos sale crear el rol rol_vetcare_app con GRANT EXECUTE sobre los procedimientos y revocar todo SELECT, INSERT, UPDATE y DELETE directo sobre las tablas, verificado consultando las vistas de privilegios; del caso de concurrencia sale ALTER TABLE Cita ADD CONSTRAINT uq_cita_vet_franja UNIQUE (id_veterinario, fecha_hora) mas SELECT FOR UPDATE al descontar stock, verificado con dos sesiones simultaneas; del caso de migracion sale que todo cambio de esquema tenga script de ida, script de retorno y conteo de verificacion. Sobre las preguntas que llegaran por el canal del curso: si piden inventar un caso, la respuesta es no, cada caso debe ser verificable con una fuente publica o declararse explicitamente como hipotetico; si el caso no tiene detalle tecnico publicado, se escribe solo lo documentado y se marca aparte lo que es inferencia propia, porque separar hecho de suposicion es parte de la nota; y si preguntan cuanto debe medir cada celda, la convencion de este entregable es de tres a cinco lineas.</w:t>
+        <w:t xml:space="preserve"> — 4 vinetas.</w:t>
       </w:r>
     </w:p>
     <w:p>
-      <w:pPr>
-        <w:spacing w:before="200" w:after="60"/>
-      </w:pPr>
       <w:r>
         <w:rPr>
           <w:b/>
-          <w:color w:val="1A1C1D"/>
-          <w:sz w:val="32"/>
+          <w:color w:val="4A4A49"/>
+          <w:sz w:val="22"/>
         </w:rPr>
-        <w:t>Errores tipicos del docente que no domina el tema</w:t>
+        <w:t>[Slide 8] Caso uno: el respaldo que nunca se restauro (GitLab, 2017) (1/2)</w:t>
       </w:r>
-    </w:p>
-    <w:p>
       <w:r>
         <w:rPr>
           <w:b w:val="0"/>
           <w:color w:val="4A4A49"/>
           <w:sz w:val="22"/>
         </w:rPr>
-        <w:t>Error tipico del docente que no domina el tema: el primero es dejar que la actividad se convierta en una coleccion de historias de desastres, con cifras espectaculares y ninguna cadena causal. El estudiante sale creyendo que las bases de datos fallan por mala suerte o por gente descuidada, no por decisiones tecnicas identificables, y en el Parcial 3 de la Clase 14, cuando se le pida diagnosticar por que una operacion de VetCare se degrada o pierde datos, responde con generalidades morales en lugar de senalar el indice que falta, el privilegio que sobra o el bloqueo que no se pidio. El segundo es no exigir la cuarta columna, la del cambio concreto en VetCare, o aceptarla escrita en infinitivo vago del tipo mejorar la seguridad. Sin ese cierre el ejercicio no deja rastro en el proyecto, y en la sustentacion de la Clase 15 el estudiante no puede mostrar ni una linea de DDL, ningun GRANT y ninguna prueba de restauracion que se derive del analisis, con lo cual queda demostrado que la lectura de casos se hizo para entregar y no para decidir.</w:t>
+        <w:t xml:space="preserve"> — 7 vinetas.</w:t>
+      </w:r>
+    </w:p>
+    <w:p>
+      <w:r>
+        <w:rPr>
+          <w:b/>
+          <w:color w:val="4A4A49"/>
+          <w:sz w:val="22"/>
+        </w:rPr>
+        <w:t>[Slide 9] Caso uno: el respaldo que nunca se restauro (GitLab, 2017) (2/2)</w:t>
+      </w:r>
+      <w:r>
+        <w:rPr>
+          <w:b w:val="0"/>
+          <w:color w:val="4A4A49"/>
+          <w:sz w:val="22"/>
+        </w:rPr>
+        <w:t xml:space="preserve"> — 4 vinetas.</w:t>
+      </w:r>
+    </w:p>
+    <w:p>
+      <w:r>
+        <w:rPr>
+          <w:b/>
+          <w:color w:val="4A4A49"/>
+          <w:sz w:val="22"/>
+        </w:rPr>
+        <w:t>[Slide 10] Caso dos: permisos excesivos (Capital One, 2019) (1/2)</w:t>
+      </w:r>
+      <w:r>
+        <w:rPr>
+          <w:b w:val="0"/>
+          <w:color w:val="4A4A49"/>
+          <w:sz w:val="22"/>
+        </w:rPr>
+        <w:t xml:space="preserve"> — 5 vinetas.</w:t>
+      </w:r>
+    </w:p>
+    <w:p>
+      <w:r>
+        <w:rPr>
+          <w:b/>
+          <w:color w:val="4A4A49"/>
+          <w:sz w:val="22"/>
+        </w:rPr>
+        <w:t>[Slide 11] Caso dos: permisos excesivos (Capital One, 2019) (2/2)</w:t>
+      </w:r>
+      <w:r>
+        <w:rPr>
+          <w:b w:val="0"/>
+          <w:color w:val="4A4A49"/>
+          <w:sz w:val="22"/>
+        </w:rPr>
+        <w:t xml:space="preserve"> — 4 vinetas.</w:t>
+      </w:r>
+    </w:p>
+    <w:p>
+      <w:r>
+        <w:rPr>
+          <w:b/>
+          <w:color w:val="4A4A49"/>
+          <w:sz w:val="22"/>
+        </w:rPr>
+        <w:t>[Slide 12] Caso tres: perdida de datos en una migracion (MySpace, 2019) (1/2)</w:t>
+      </w:r>
+      <w:r>
+        <w:rPr>
+          <w:b w:val="0"/>
+          <w:color w:val="4A4A49"/>
+          <w:sz w:val="22"/>
+        </w:rPr>
+        <w:t xml:space="preserve"> — 5 vinetas.</w:t>
+      </w:r>
+    </w:p>
+    <w:p>
+      <w:r>
+        <w:rPr>
+          <w:b/>
+          <w:color w:val="4A4A49"/>
+          <w:sz w:val="22"/>
+        </w:rPr>
+        <w:t>[Slide 13] Caso tres: perdida de datos en una migracion (MySpace, 2019) (2/2)</w:t>
+      </w:r>
+      <w:r>
+        <w:rPr>
+          <w:b w:val="0"/>
+          <w:color w:val="4A4A49"/>
+          <w:sz w:val="22"/>
+        </w:rPr>
+        <w:t xml:space="preserve"> — 3 vinetas.</w:t>
+      </w:r>
+    </w:p>
+    <w:p>
+      <w:r>
+        <w:rPr>
+          <w:b/>
+          <w:color w:val="4A4A49"/>
+          <w:sz w:val="22"/>
+        </w:rPr>
+        <w:t>[Slide 14] Caso cuatro: concurrencia, el que no llega a los titulares (1/2)</w:t>
+      </w:r>
+      <w:r>
+        <w:rPr>
+          <w:b w:val="0"/>
+          <w:color w:val="4A4A49"/>
+          <w:sz w:val="22"/>
+        </w:rPr>
+        <w:t xml:space="preserve"> — 6 vinetas.</w:t>
+      </w:r>
+    </w:p>
+    <w:p>
+      <w:r>
+        <w:rPr>
+          <w:b/>
+          <w:color w:val="4A4A49"/>
+          <w:sz w:val="22"/>
+        </w:rPr>
+        <w:t>[Slide 15] Caso cuatro: concurrencia, el que no llega a los titulares (2/2)</w:t>
+      </w:r>
+      <w:r>
+        <w:rPr>
+          <w:b w:val="0"/>
+          <w:color w:val="4A4A49"/>
+          <w:sz w:val="22"/>
+        </w:rPr>
+        <w:t xml:space="preserve"> — 4 vinetas.</w:t>
+      </w:r>
+    </w:p>
+    <w:p>
+      <w:r>
+        <w:rPr>
+          <w:b/>
+          <w:color w:val="4A4A49"/>
+          <w:sz w:val="22"/>
+        </w:rPr>
+        <w:t>[Slide 16] Lo que decide la calificacion: lecciones accionables (1/2)</w:t>
+      </w:r>
+      <w:r>
+        <w:rPr>
+          <w:b w:val="0"/>
+          <w:color w:val="4A4A49"/>
+          <w:sz w:val="22"/>
+        </w:rPr>
+        <w:t xml:space="preserve"> — 8 vinetas.</w:t>
+      </w:r>
+    </w:p>
+    <w:p>
+      <w:r>
+        <w:rPr>
+          <w:b/>
+          <w:color w:val="4A4A49"/>
+          <w:sz w:val="22"/>
+        </w:rPr>
+        <w:t>[Slide 17] Lo que decide la calificacion: lecciones accionables (2/2)</w:t>
+      </w:r>
+      <w:r>
+        <w:rPr>
+          <w:b w:val="0"/>
+          <w:color w:val="4A4A49"/>
+          <w:sz w:val="22"/>
+        </w:rPr>
+        <w:t xml:space="preserve"> — 7 vinetas.</w:t>
       </w:r>
     </w:p>
     <w:p>
@@ -672,7 +701,176 @@
           <w:color w:val="4A4A49"/>
           <w:sz w:val="22"/>
         </w:rPr>
-        <w:t>Teoria Core (breve)</w:t>
+        <w:t>Clase autonoma: este texto es fundamento y guia a la vez (1/2)</w:t>
+      </w:r>
+    </w:p>
+    <w:p>
+      <w:pPr>
+        <w:pStyle w:val="ListNumber"/>
+      </w:pPr>
+      <w:r>
+        <w:rPr>
+          <w:b w:val="0"/>
+          <w:color w:val="4A4A49"/>
+          <w:sz w:val="22"/>
+        </w:rPr>
+        <w:t>Clase autonoma: este texto es fundamento y guia a la vez (2/2)</w:t>
+      </w:r>
+    </w:p>
+    <w:p>
+      <w:pPr>
+        <w:pStyle w:val="ListNumber"/>
+      </w:pPr>
+      <w:r>
+        <w:rPr>
+          <w:b w:val="0"/>
+          <w:color w:val="4A4A49"/>
+          <w:sz w:val="22"/>
+        </w:rPr>
+        <w:t>Causa proxima y causa raiz: la distincion que separa el analisis de la anecdota (1/2)</w:t>
+      </w:r>
+    </w:p>
+    <w:p>
+      <w:pPr>
+        <w:pStyle w:val="ListNumber"/>
+      </w:pPr>
+      <w:r>
+        <w:rPr>
+          <w:b w:val="0"/>
+          <w:color w:val="4A4A49"/>
+          <w:sz w:val="22"/>
+        </w:rPr>
+        <w:t>Causa proxima y causa raiz: la distincion que separa el analisis de la anecdota (2/2)</w:t>
+      </w:r>
+    </w:p>
+    <w:p>
+      <w:pPr>
+        <w:pStyle w:val="ListNumber"/>
+      </w:pPr>
+      <w:r>
+        <w:rPr>
+          <w:b w:val="0"/>
+          <w:color w:val="4A4A49"/>
+          <w:sz w:val="22"/>
+        </w:rPr>
+        <w:t>Caso uno: el respaldo que nunca se restauro (GitLab, 2017) (1/2)</w:t>
+      </w:r>
+    </w:p>
+    <w:p>
+      <w:pPr>
+        <w:pStyle w:val="ListNumber"/>
+      </w:pPr>
+      <w:r>
+        <w:rPr>
+          <w:b w:val="0"/>
+          <w:color w:val="4A4A49"/>
+          <w:sz w:val="22"/>
+        </w:rPr>
+        <w:t>Caso uno: el respaldo que nunca se restauro (GitLab, 2017) (2/2)</w:t>
+      </w:r>
+    </w:p>
+    <w:p>
+      <w:pPr>
+        <w:pStyle w:val="ListNumber"/>
+      </w:pPr>
+      <w:r>
+        <w:rPr>
+          <w:b w:val="0"/>
+          <w:color w:val="4A4A49"/>
+          <w:sz w:val="22"/>
+        </w:rPr>
+        <w:t>Caso dos: permisos excesivos (Capital One, 2019) (1/2)</w:t>
+      </w:r>
+    </w:p>
+    <w:p>
+      <w:pPr>
+        <w:pStyle w:val="ListNumber"/>
+      </w:pPr>
+      <w:r>
+        <w:rPr>
+          <w:b w:val="0"/>
+          <w:color w:val="4A4A49"/>
+          <w:sz w:val="22"/>
+        </w:rPr>
+        <w:t>Caso dos: permisos excesivos (Capital One, 2019) (2/2)</w:t>
+      </w:r>
+    </w:p>
+    <w:p>
+      <w:pPr>
+        <w:pStyle w:val="ListNumber"/>
+      </w:pPr>
+      <w:r>
+        <w:rPr>
+          <w:b w:val="0"/>
+          <w:color w:val="4A4A49"/>
+          <w:sz w:val="22"/>
+        </w:rPr>
+        <w:t>Caso tres: perdida de datos en una migracion (MySpace, 2019) (1/2)</w:t>
+      </w:r>
+    </w:p>
+    <w:p>
+      <w:pPr>
+        <w:pStyle w:val="ListNumber"/>
+      </w:pPr>
+      <w:r>
+        <w:rPr>
+          <w:b w:val="0"/>
+          <w:color w:val="4A4A49"/>
+          <w:sz w:val="22"/>
+        </w:rPr>
+        <w:t>Caso tres: perdida de datos en una migracion (MySpace, 2019) (2/2)</w:t>
+      </w:r>
+    </w:p>
+    <w:p>
+      <w:pPr>
+        <w:pStyle w:val="ListNumber"/>
+      </w:pPr>
+      <w:r>
+        <w:rPr>
+          <w:b w:val="0"/>
+          <w:color w:val="4A4A49"/>
+          <w:sz w:val="22"/>
+        </w:rPr>
+        <w:t>Caso cuatro: concurrencia, el que no llega a los titulares (1/2)</w:t>
+      </w:r>
+    </w:p>
+    <w:p>
+      <w:pPr>
+        <w:pStyle w:val="ListNumber"/>
+      </w:pPr>
+      <w:r>
+        <w:rPr>
+          <w:b w:val="0"/>
+          <w:color w:val="4A4A49"/>
+          <w:sz w:val="22"/>
+        </w:rPr>
+        <w:t>Caso cuatro: concurrencia, el que no llega a los titulares (2/2)</w:t>
+      </w:r>
+    </w:p>
+    <w:p>
+      <w:pPr>
+        <w:pStyle w:val="ListNumber"/>
+      </w:pPr>
+      <w:r>
+        <w:rPr>
+          <w:b w:val="0"/>
+          <w:color w:val="4A4A49"/>
+          <w:sz w:val="22"/>
+        </w:rPr>
+        <w:t>Lo que decide la calificacion: lecciones accionables (1/2)</w:t>
+      </w:r>
+    </w:p>
+    <w:p>
+      <w:pPr>
+        <w:pStyle w:val="ListNumber"/>
+      </w:pPr>
+      <w:r>
+        <w:rPr>
+          <w:b w:val="0"/>
+          <w:color w:val="4A4A49"/>
+          <w:sz w:val="22"/>
+        </w:rPr>
+        <w:t>Lo que decide la calificacion: lecciones accionables (2/2)</w:t>
       </w:r>
     </w:p>
     <w:p>

--- a/Bases de Datos II/Kit docente/Clase 13/Guion Docente Clase 13 - Analisis de casos reales.docx
+++ b/Bases de Datos II/Kit docente/Clase 13/Guion Docente Clase 13 - Analisis de casos reales.docx
@@ -419,7 +419,46 @@
           <w:color w:val="4A4A49"/>
           <w:sz w:val="22"/>
         </w:rPr>
-        <w:t xml:space="preserve"> — 7 vinetas.</w:t>
+        <w:t xml:space="preserve"> — 4 vinetas.</w:t>
+      </w:r>
+    </w:p>
+    <w:p>
+      <w:pPr>
+        <w:pStyle w:val="ListBullet2"/>
+      </w:pPr>
+      <w:r>
+        <w:rPr>
+          <w:b w:val="0"/>
+          <w:color w:val="4A4A49"/>
+          <w:sz w:val="22"/>
+        </w:rPr>
+        <w:t>Eso es la causa proxima.</w:t>
+      </w:r>
+    </w:p>
+    <w:p>
+      <w:pPr>
+        <w:pStyle w:val="ListBullet2"/>
+      </w:pPr>
+      <w:r>
+        <w:rPr>
+          <w:b w:val="0"/>
+          <w:color w:val="4A4A49"/>
+          <w:sz w:val="22"/>
+        </w:rPr>
+        <w:t>Lo que convirtio un error humano corriente en un incidente historico fue que, al intentar recuperar, la compania descubrio que sus cinco mecanismos de respaldo y replicacion fallaban de una u otra forma: entre otras cosas, la herramienta de volcado logico fallaba en silencio por una diferencia de version entre cliente y servidor, y las copias que debian estar en almacenamiento remoto estaban vacias.</w:t>
+      </w:r>
+    </w:p>
+    <w:p>
+      <w:pPr>
+        <w:pStyle w:val="ListBullet2"/>
+      </w:pPr>
+      <w:r>
+        <w:rPr>
+          <w:b w:val="0"/>
+          <w:color w:val="4A4A49"/>
+          <w:sz w:val="22"/>
+        </w:rPr>
+        <w:t>Terminaron restaurando desde una copia de trabajo de unas seis horas antes y perdieron de forma definitiva la informacion creada en esa ventana, del orden de miles de proyectos y comentarios.</w:t>
       </w:r>
     </w:p>
     <w:p>
@@ -437,7 +476,7 @@
           <w:color w:val="4A4A49"/>
           <w:sz w:val="22"/>
         </w:rPr>
-        <w:t xml:space="preserve"> — 4 vinetas.</w:t>
+        <w:t xml:space="preserve"> — 3 vinetas.</w:t>
       </w:r>
     </w:p>
     <w:p>
@@ -455,7 +494,33 @@
           <w:color w:val="4A4A49"/>
           <w:sz w:val="22"/>
         </w:rPr>
-        <w:t xml:space="preserve"> — 5 vinetas.</w:t>
+        <w:t xml:space="preserve"> — 3 vinetas.</w:t>
+      </w:r>
+    </w:p>
+    <w:p>
+      <w:pPr>
+        <w:pStyle w:val="ListBullet2"/>
+      </w:pPr>
+      <w:r>
+        <w:rPr>
+          <w:b w:val="0"/>
+          <w:color w:val="4A4A49"/>
+          <w:sz w:val="22"/>
+        </w:rPr>
+        <w:t>Caso dos, permisos excesivos.</w:t>
+      </w:r>
+    </w:p>
+    <w:p>
+      <w:pPr>
+        <w:pStyle w:val="ListBullet2"/>
+      </w:pPr>
+      <w:r>
+        <w:rPr>
+          <w:b w:val="0"/>
+          <w:color w:val="4A4A49"/>
+          <w:sz w:val="22"/>
+        </w:rPr>
+        <w:t>Y hay que decir la parte incomoda, porque es la que se repite en los proyectos de curso: casi todos los estudiantes hacen que la aplicacion se conecte con un usuario que tiene todo, porque asi nunca aparece un error de permisos y se avanza mas rapido.</w:t>
       </w:r>
     </w:p>
     <w:p>
@@ -491,7 +556,20 @@
           <w:color w:val="4A4A49"/>
           <w:sz w:val="22"/>
         </w:rPr>
-        <w:t xml:space="preserve"> — 5 vinetas.</w:t>
+        <w:t xml:space="preserve"> — 4 vinetas.</w:t>
+      </w:r>
+    </w:p>
+    <w:p>
+      <w:pPr>
+        <w:pStyle w:val="ListBullet2"/>
+      </w:pPr>
+      <w:r>
+        <w:rPr>
+          <w:b w:val="0"/>
+          <w:color w:val="4A4A49"/>
+          <w:sz w:val="22"/>
+        </w:rPr>
+        <w:t>Caso tres, perdida de datos durante una migracion.</w:t>
       </w:r>
     </w:p>
     <w:p>
@@ -527,7 +605,20 @@
           <w:color w:val="4A4A49"/>
           <w:sz w:val="22"/>
         </w:rPr>
-        <w:t xml:space="preserve"> — 6 vinetas.</w:t>
+        <w:t xml:space="preserve"> — 5 vinetas.</w:t>
+      </w:r>
+    </w:p>
+    <w:p>
+      <w:pPr>
+        <w:pStyle w:val="ListBullet2"/>
+      </w:pPr>
+      <w:r>
+        <w:rPr>
+          <w:b w:val="0"/>
+          <w:color w:val="4A4A49"/>
+          <w:sz w:val="22"/>
+        </w:rPr>
+        <w:t>Caso cuatro, concurrencia.</w:t>
       </w:r>
     </w:p>
     <w:p>
@@ -555,7 +646,7 @@
           <w:color w:val="4A4A49"/>
           <w:sz w:val="22"/>
         </w:rPr>
-        <w:t>[Slide 16] Lo que decide la calificacion: lecciones accionables (1/2)</w:t>
+        <w:t>[Slide 16] Lo que decide la calificacion: lecciones accionables (1/3)</w:t>
       </w:r>
       <w:r>
         <w:rPr>
@@ -563,7 +654,33 @@
           <w:color w:val="4A4A49"/>
           <w:sz w:val="22"/>
         </w:rPr>
-        <w:t xml:space="preserve"> — 8 vinetas.</w:t>
+        <w:t xml:space="preserve"> — 5 vinetas.</w:t>
+      </w:r>
+    </w:p>
+    <w:p>
+      <w:pPr>
+        <w:pStyle w:val="ListBullet2"/>
+      </w:pPr>
+      <w:r>
+        <w:rPr>
+          <w:b w:val="0"/>
+          <w:color w:val="4A4A49"/>
+          <w:sz w:val="22"/>
+        </w:rPr>
+        <w:t>Lo que decide la calificacion de hoy no es reunir casos sino escribir lecciones accionables, y esa es la habilidad que el estudiante debe practicar sin ayuda.</w:t>
+      </w:r>
+    </w:p>
+    <w:p>
+      <w:pPr>
+        <w:pStyle w:val="ListBullet2"/>
+      </w:pPr>
+      <w:r>
+        <w:rPr>
+          <w:b w:val="0"/>
+          <w:color w:val="4A4A49"/>
+          <w:sz w:val="22"/>
+        </w:rPr>
+        <w:t>Compare las dos versiones.</w:t>
       </w:r>
     </w:p>
     <w:p>
@@ -573,7 +690,7 @@
           <w:color w:val="4A4A49"/>
           <w:sz w:val="22"/>
         </w:rPr>
-        <w:t>[Slide 17] Lo que decide la calificacion: lecciones accionables (2/2)</w:t>
+        <w:t>[Slide 17] Lo que decide la calificacion: lecciones accionables (2/3)</w:t>
       </w:r>
       <w:r>
         <w:rPr>
@@ -581,7 +698,25 @@
           <w:color w:val="4A4A49"/>
           <w:sz w:val="22"/>
         </w:rPr>
-        <w:t xml:space="preserve"> — 7 vinetas.</w:t>
+        <w:t xml:space="preserve"> — 5 vinetas.</w:t>
+      </w:r>
+    </w:p>
+    <w:p>
+      <w:r>
+        <w:rPr>
+          <w:b/>
+          <w:color w:val="4A4A49"/>
+          <w:sz w:val="22"/>
+        </w:rPr>
+        <w:t>[Slide 18] Lo que decide la calificacion: lecciones accionables (3/3)</w:t>
+      </w:r>
+      <w:r>
+        <w:rPr>
+          <w:b w:val="0"/>
+          <w:color w:val="4A4A49"/>
+          <w:sz w:val="22"/>
+        </w:rPr>
+        <w:t xml:space="preserve"> — 3 vinetas.</w:t>
       </w:r>
     </w:p>
     <w:p>
@@ -857,7 +992,7 @@
           <w:color w:val="4A4A49"/>
           <w:sz w:val="22"/>
         </w:rPr>
-        <w:t>Lo que decide la calificacion: lecciones accionables (1/2)</w:t>
+        <w:t>Lo que decide la calificacion: lecciones accionables (1/3)</w:t>
       </w:r>
     </w:p>
     <w:p>
@@ -870,7 +1005,20 @@
           <w:color w:val="4A4A49"/>
           <w:sz w:val="22"/>
         </w:rPr>
-        <w:t>Lo que decide la calificacion: lecciones accionables (2/2)</w:t>
+        <w:t>Lo que decide la calificacion: lecciones accionables (2/3)</w:t>
+      </w:r>
+    </w:p>
+    <w:p>
+      <w:pPr>
+        <w:pStyle w:val="ListNumber"/>
+      </w:pPr>
+      <w:r>
+        <w:rPr>
+          <w:b w:val="0"/>
+          <w:color w:val="4A4A49"/>
+          <w:sz w:val="22"/>
+        </w:rPr>
+        <w:t>Lo que decide la calificacion: lecciones accionables (3/3)</w:t>
       </w:r>
     </w:p>
     <w:p>

--- a/Bases de Datos II/Kit docente/Clase 13/Guion Docente Clase 13 - Analisis de casos reales.docx
+++ b/Bases de Datos II/Kit docente/Clase 13/Guion Docente Clase 13 - Analisis de casos reales.docx
@@ -726,6 +726,24 @@
           <w:color w:val="4A4A49"/>
           <w:sz w:val="22"/>
         </w:rPr>
+        <w:t>[Slide 19] Leer un plan de ejecucion ajeno</w:t>
+      </w:r>
+      <w:r>
+        <w:rPr>
+          <w:b w:val="0"/>
+          <w:color w:val="4A4A49"/>
+          <w:sz w:val="22"/>
+        </w:rPr>
+        <w:t xml:space="preserve"> — 13 vinetas.</w:t>
+      </w:r>
+    </w:p>
+    <w:p>
+      <w:r>
+        <w:rPr>
+          <w:b/>
+          <w:color w:val="4A4A49"/>
+          <w:sz w:val="22"/>
+        </w:rPr>
         <w:t>Demo que usted debe poder repetir:</w:t>
       </w:r>
       <w:r>
@@ -1019,6 +1037,19 @@
           <w:sz w:val="22"/>
         </w:rPr>
         <w:t>Lo que decide la calificacion: lecciones accionables (3/3)</w:t>
+      </w:r>
+    </w:p>
+    <w:p>
+      <w:pPr>
+        <w:pStyle w:val="ListNumber"/>
+      </w:pPr>
+      <w:r>
+        <w:rPr>
+          <w:b w:val="0"/>
+          <w:color w:val="4A4A49"/>
+          <w:sz w:val="22"/>
+        </w:rPr>
+        <w:t>Leer un plan de ejecucion ajeno</w:t>
       </w:r>
     </w:p>
     <w:p>

--- a/Bases de Datos II/Kit docente/Clase 13/Guion Docente Clase 13 - Analisis de casos reales.docx
+++ b/Bases de Datos II/Kit docente/Clase 13/Guion Docente Clase 13 - Analisis de casos reales.docx
@@ -646,7 +646,7 @@
           <w:color w:val="4A4A49"/>
           <w:sz w:val="22"/>
         </w:rPr>
-        <w:t>[Slide 16] Lo que decide la calificacion: lecciones accionables (1/3)</w:t>
+        <w:t>[Slide 16] Lecciones accionables: los cuatro elementos verificables (1/3)</w:t>
       </w:r>
       <w:r>
         <w:rPr>
@@ -690,7 +690,7 @@
           <w:color w:val="4A4A49"/>
           <w:sz w:val="22"/>
         </w:rPr>
-        <w:t>[Slide 17] Lo que decide la calificacion: lecciones accionables (2/3)</w:t>
+        <w:t>[Slide 17] Lecciones accionables: los cuatro elementos verificables (2/3)</w:t>
       </w:r>
       <w:r>
         <w:rPr>
@@ -708,7 +708,7 @@
           <w:color w:val="4A4A49"/>
           <w:sz w:val="22"/>
         </w:rPr>
-        <w:t>[Slide 18] Lo que decide la calificacion: lecciones accionables (3/3)</w:t>
+        <w:t>[Slide 18] Lecciones accionables: los cuatro elementos verificables (3/3)</w:t>
       </w:r>
       <w:r>
         <w:rPr>
@@ -828,7 +828,7 @@
           <w:color w:val="4A4A49"/>
           <w:sz w:val="22"/>
         </w:rPr>
-        <w:t>Encuadre de hoy · Objetivo PI</w:t>
+        <w:t>Encuadre de hoy · Tema y objetivo</w:t>
       </w:r>
     </w:p>
     <w:p>
@@ -1010,7 +1010,7 @@
           <w:color w:val="4A4A49"/>
           <w:sz w:val="22"/>
         </w:rPr>
-        <w:t>Lo que decide la calificacion: lecciones accionables (1/3)</w:t>
+        <w:t>Lecciones accionables: los cuatro elementos verificables (1/3)</w:t>
       </w:r>
     </w:p>
     <w:p>
@@ -1023,7 +1023,7 @@
           <w:color w:val="4A4A49"/>
           <w:sz w:val="22"/>
         </w:rPr>
-        <w:t>Lo que decide la calificacion: lecciones accionables (2/3)</w:t>
+        <w:t>Lecciones accionables: los cuatro elementos verificables (2/3)</w:t>
       </w:r>
     </w:p>
     <w:p>
@@ -1036,7 +1036,7 @@
           <w:color w:val="4A4A49"/>
           <w:sz w:val="22"/>
         </w:rPr>
-        <w:t>Lo que decide la calificacion: lecciones accionables (3/3)</w:t>
+        <w:t>Lecciones accionables: los cuatro elementos verificables (3/3)</w:t>
       </w:r>
     </w:p>
     <w:p>
@@ -1063,110 +1063,6 @@
           <w:sz w:val="22"/>
         </w:rPr>
         <w:t>Demo del dia</w:t>
-      </w:r>
-    </w:p>
-    <w:p>
-      <w:pPr>
-        <w:pStyle w:val="ListNumber"/>
-      </w:pPr>
-      <w:r>
-        <w:rPr>
-          <w:b w:val="0"/>
-          <w:color w:val="4A4A49"/>
-          <w:sz w:val="22"/>
-        </w:rPr>
-        <w:t>Herramientas de hoy</w:t>
-      </w:r>
-    </w:p>
-    <w:p>
-      <w:pPr>
-        <w:pStyle w:val="ListNumber"/>
-      </w:pPr>
-      <w:r>
-        <w:rPr>
-          <w:b w:val="0"/>
-          <w:color w:val="4A4A49"/>
-          <w:sz w:val="22"/>
-        </w:rPr>
-        <w:t>Actividad autonoma — contexto / por que importa</w:t>
-      </w:r>
-    </w:p>
-    <w:p>
-      <w:pPr>
-        <w:pStyle w:val="ListNumber"/>
-      </w:pPr>
-      <w:r>
-        <w:rPr>
-          <w:b w:val="0"/>
-          <w:color w:val="4A4A49"/>
-          <w:sz w:val="22"/>
-        </w:rPr>
-        <w:t>Actividad autonoma — objetivo y criterios</w:t>
-      </w:r>
-    </w:p>
-    <w:p>
-      <w:pPr>
-        <w:pStyle w:val="ListNumber"/>
-      </w:pPr>
-      <w:r>
-        <w:rPr>
-          <w:b w:val="0"/>
-          <w:color w:val="4A4A49"/>
-          <w:sz w:val="22"/>
-        </w:rPr>
-        <w:t>Actividad autonoma — escenario / datos de partida</w:t>
-      </w:r>
-    </w:p>
-    <w:p>
-      <w:pPr>
-        <w:pStyle w:val="ListNumber"/>
-      </w:pPr>
-      <w:r>
-        <w:rPr>
-          <w:b w:val="0"/>
-          <w:color w:val="4A4A49"/>
-          <w:sz w:val="22"/>
-        </w:rPr>
-        <w:t>Actividad autonoma — pasos guiados</w:t>
-      </w:r>
-    </w:p>
-    <w:p>
-      <w:pPr>
-        <w:pStyle w:val="ListNumber"/>
-      </w:pPr>
-      <w:r>
-        <w:rPr>
-          <w:b w:val="0"/>
-          <w:color w:val="4A4A49"/>
-          <w:sz w:val="22"/>
-        </w:rPr>
-        <w:t>Actividad autonoma — pistas (checklist vacio)</w:t>
-      </w:r>
-    </w:p>
-    <w:p>
-      <w:pPr>
-        <w:pStyle w:val="ListNumber"/>
-      </w:pPr>
-      <w:r>
-        <w:rPr>
-          <w:b w:val="0"/>
-          <w:color w:val="4A4A49"/>
-          <w:sz w:val="22"/>
-        </w:rPr>
-        <w:t>Criterios de exito / entregable</w:t>
-      </w:r>
-    </w:p>
-    <w:p>
-      <w:pPr>
-        <w:pStyle w:val="ListNumber"/>
-      </w:pPr>
-      <w:r>
-        <w:rPr>
-          <w:b w:val="0"/>
-          <w:color w:val="4A4A49"/>
-          <w:sz w:val="22"/>
-        </w:rPr>
-        <w:t>Para el PI esta semana</w:t>
       </w:r>
     </w:p>
     <w:p>
@@ -1273,7 +1169,7 @@
           <w:color w:val="4A4A49"/>
           <w:sz w:val="22"/>
         </w:rPr>
-        <w:t>Referencia slides: Agenda + Objetivo PI.</w:t>
+        <w:t>Referencia slides: Encuadre + Mapa del bloque.</w:t>
       </w:r>
     </w:p>
     <w:p>

--- a/Bases de Datos II/Kit docente/Clase 13/Guion Docente Clase 13 - Analisis de casos reales.docx
+++ b/Bases de Datos II/Kit docente/Clase 13/Guion Docente Clase 13 - Analisis de casos reales.docx
@@ -334,7 +334,20 @@
           <w:color w:val="4A4A49"/>
           <w:sz w:val="22"/>
         </w:rPr>
-        <w:t xml:space="preserve"> — 5 vinetas.</w:t>
+        <w:t xml:space="preserve"> — 4 vinetas.</w:t>
+      </w:r>
+    </w:p>
+    <w:p>
+      <w:pPr>
+        <w:pStyle w:val="ListBullet2"/>
+      </w:pPr>
+      <w:r>
+        <w:rPr>
+          <w:b w:val="0"/>
+          <w:color w:val="4A4A49"/>
+          <w:sz w:val="22"/>
+        </w:rPr>
+        <w:t>Fuera de la lamina (habla de la practica): El entregable de hoy es una tabla de cuatro columnas, Contexto, Fallo, Leccion y Cambio en VetCare, con tres casos, y se sube a PostgreSQL en el navegador.</w:t>
       </w:r>
     </w:p>
     <w:p>
@@ -654,7 +667,7 @@
           <w:color w:val="4A4A49"/>
           <w:sz w:val="22"/>
         </w:rPr>
-        <w:t xml:space="preserve"> — 5 vinetas.</w:t>
+        <w:t xml:space="preserve"> — 4 vinetas.</w:t>
       </w:r>
     </w:p>
     <w:p>
@@ -681,6 +694,19 @@
           <w:sz w:val="22"/>
         </w:rPr>
         <w:t>Compare las dos versiones.</w:t>
+      </w:r>
+    </w:p>
+    <w:p>
+      <w:pPr>
+        <w:pStyle w:val="ListBullet2"/>
+      </w:pPr>
+      <w:r>
+        <w:rPr>
+          <w:b w:val="0"/>
+          <w:color w:val="4A4A49"/>
+          <w:sz w:val="22"/>
+        </w:rPr>
+        <w:t>Fuera de la lamina (habla de la practica): Sobre las preguntas que llegaran por el canal del curso: si piden inventar un caso, la respuesta es no, cada caso debe ser verificable con una fuente publica o declararse explicitamente como hipotetico; si el caso no tiene detalle tecnico publicado, se escribe solo lo documentado y se marca aparte lo que es inferencia propia, porque separar hecho de suposicion es parte de la nota; y si preguntan cuanto debe medir cada celda, la convencion de este entregable es de tres a cinco lineas.</w:t>
       </w:r>
     </w:p>
     <w:p>

--- a/Bases de Datos II/Kit docente/Clase 13/Guion Docente Clase 13 - Analisis de casos reales.docx
+++ b/Bases de Datos II/Kit docente/Clase 13/Guion Docente Clase 13 - Analisis de casos reales.docx
@@ -347,7 +347,7 @@
           <w:color w:val="4A4A49"/>
           <w:sz w:val="22"/>
         </w:rPr>
-        <w:t>Fuera de la lamina (habla de la practica): El entregable de hoy es una tabla de cuatro columnas, Contexto, Fallo, Leccion y Cambio en VetCare, con tres casos, y se sube a PostgreSQL en el navegador.</w:t>
+        <w:t>Fuera de la lamina (habla de la practica): El entregable de hoy es una tabla de cuatro columnas, Contexto, Fallo, Leccion y Cambio en la clínica, con tres casos, y se sube a PostgreSQL en el navegador.</w:t>
       </w:r>
     </w:p>
     <w:p>
@@ -841,7 +841,7 @@
           <w:color w:val="4A4A49"/>
           <w:sz w:val="22"/>
         </w:rPr>
-        <w:t>Portada · Clase 13 · Analisis de casos reales · VetCare</w:t>
+        <w:t>Portada · Clase 13 · Analisis de casos reales · la clínica</w:t>
       </w:r>
     </w:p>
     <w:p>

--- a/Bases de Datos II/Kit docente/Clase 13/Guion Docente Clase 13 - Analisis de casos reales.docx
+++ b/Bases de Datos II/Kit docente/Clase 13/Guion Docente Clase 13 - Analisis de casos reales.docx
@@ -326,7 +326,7 @@
           <w:color w:val="4A4A49"/>
           <w:sz w:val="22"/>
         </w:rPr>
-        <w:t>[Slide 4] Clase autonoma: este texto es fundamento y guia a la vez (1/2)</w:t>
+        <w:t>[Slide 4] Clase autonoma: este texto es fundamento y guia a la vez</w:t>
       </w:r>
       <w:r>
         <w:rPr>
@@ -335,6 +335,110 @@
           <w:sz w:val="22"/>
         </w:rPr>
         <w:t xml:space="preserve"> — 4 vinetas.</w:t>
+      </w:r>
+    </w:p>
+    <w:p>
+      <w:pPr>
+        <w:pStyle w:val="ListBullet2"/>
+      </w:pPr>
+      <w:r>
+        <w:rPr>
+          <w:b w:val="0"/>
+          <w:color w:val="4A4A49"/>
+          <w:sz w:val="22"/>
+        </w:rPr>
+        <w:t>DESARROLLO (para explicarlo, no se proyecta):</w:t>
+      </w:r>
+    </w:p>
+    <w:p>
+      <w:pPr>
+        <w:pStyle w:val="ListBullet2"/>
+      </w:pPr>
+      <w:r>
+        <w:rPr>
+          <w:b w:val="0"/>
+          <w:color w:val="4A4A49"/>
+          <w:sz w:val="22"/>
+        </w:rPr>
+        <w:t>Esta clase es autonoma y cae en festivo, asi que no hay encuentro sincronico: este texto es a la vez el fundamento del docente y la lectura que el estudiante recibe, y por eso debe alcanzar para trabajar solo.</w:t>
+      </w:r>
+    </w:p>
+    <w:p>
+      <w:pPr>
+        <w:pStyle w:val="ListBullet2"/>
+      </w:pPr>
+      <w:r>
+        <w:rPr>
+          <w:b w:val="0"/>
+          <w:color w:val="4A4A49"/>
+          <w:sz w:val="22"/>
+        </w:rPr>
+        <w:t>El tema es el analisis de casos reales, y el primer punto es que esto no es relleno de fin de semestre sino una practica profesional con nombre propio.</w:t>
+      </w:r>
+    </w:p>
+    <w:p>
+      <w:pPr>
+        <w:pStyle w:val="ListBullet2"/>
+      </w:pPr>
+      <w:r>
+        <w:rPr>
+          <w:b w:val="0"/>
+          <w:color w:val="4A4A49"/>
+          <w:sz w:val="22"/>
+        </w:rPr>
+        <w:t>Cuando un sistema falla en produccion, los equipos serios escriben un post-mortem</w:t>
+      </w:r>
+    </w:p>
+    <w:p>
+      <w:pPr>
+        <w:pStyle w:val="ListBullet2"/>
+      </w:pPr>
+      <w:r>
+        <w:rPr>
+          <w:b w:val="0"/>
+          <w:color w:val="4A4A49"/>
+          <w:sz w:val="22"/>
+        </w:rPr>
+        <w:t>Que es un documento breve producido despues del incidente y que responde cuatro preguntas: que paso, cuando y con que impacto medible, por que fue posible, y que se va a cambiar para que no vuelva a ocurrir de la misma manera.</w:t>
+      </w:r>
+    </w:p>
+    <w:p>
+      <w:pPr>
+        <w:pStyle w:val="ListBullet2"/>
+      </w:pPr>
+      <w:r>
+        <w:rPr>
+          <w:b w:val="0"/>
+          <w:color w:val="4A4A49"/>
+          <w:sz w:val="22"/>
+        </w:rPr>
+        <w:t>La palabra clave del oficio es blameless, sin culpables: la regla es que se analiza el sistema y no la persona.</w:t>
+      </w:r>
+    </w:p>
+    <w:p>
+      <w:pPr>
+        <w:pStyle w:val="ListBullet2"/>
+      </w:pPr>
+      <w:r>
+        <w:rPr>
+          <w:b w:val="0"/>
+          <w:color w:val="4A4A49"/>
+          <w:sz w:val="22"/>
+        </w:rPr>
+        <w:t>No es cortesia ni buena onda corporativa, es un calculo practico, porque en cuanto el documento sirve para castigar a alguien la gente deja de reportar los errores pequenos y la organizacion pierde la unica fuente de informacion que tiene para evitar los grandes.</w:t>
+      </w:r>
+    </w:p>
+    <w:p>
+      <w:pPr>
+        <w:pStyle w:val="ListBullet2"/>
+      </w:pPr>
+      <w:r>
+        <w:rPr>
+          <w:b w:val="0"/>
+          <w:color w:val="4A4A49"/>
+          <w:sz w:val="22"/>
+        </w:rPr>
+        <w:t>Un incidente, para nuestros fines, es cualquier evento que degrada el servicio o pone en riesgo los datos, y merece post-mortem tanto el que llego al usuario como el que se detuvo a tiempo.</w:t>
       </w:r>
     </w:p>
     <w:p>
@@ -357,7 +461,7 @@
           <w:color w:val="4A4A49"/>
           <w:sz w:val="22"/>
         </w:rPr>
-        <w:t>[Slide 5] Clase autonoma: este texto es fundamento y guia a la vez (2/2)</w:t>
+        <w:t>[Slide 5] Causa proxima y causa raiz: la distincion que separa el analisis de la anecdota</w:t>
       </w:r>
       <w:r>
         <w:rPr>
@@ -365,25 +469,163 @@
           <w:color w:val="4A4A49"/>
           <w:sz w:val="22"/>
         </w:rPr>
-        <w:t xml:space="preserve"> — 3 vinetas.</w:t>
+        <w:t xml:space="preserve"> — 4 vinetas.</w:t>
       </w:r>
     </w:p>
     <w:p>
-      <w:r>
-        <w:rPr>
-          <w:b/>
-          <w:color w:val="4A4A49"/>
-          <w:sz w:val="22"/>
-        </w:rPr>
-        <w:t>[Slide 6] Causa proxima y causa raiz: la distincion que separa el analisis de la anecdota (1/2)</w:t>
-      </w:r>
+      <w:pPr>
+        <w:pStyle w:val="ListBullet2"/>
+      </w:pPr>
       <w:r>
         <w:rPr>
           <w:b w:val="0"/>
           <w:color w:val="4A4A49"/>
           <w:sz w:val="22"/>
         </w:rPr>
-        <w:t xml:space="preserve"> — 6 vinetas.</w:t>
+        <w:t>DESARROLLO (para explicarlo, no se proyecta):</w:t>
+      </w:r>
+    </w:p>
+    <w:p>
+      <w:pPr>
+        <w:pStyle w:val="ListBullet2"/>
+      </w:pPr>
+      <w:r>
+        <w:rPr>
+          <w:b w:val="0"/>
+          <w:color w:val="4A4A49"/>
+          <w:sz w:val="22"/>
+        </w:rPr>
+        <w:t>Antes de mirar los casos hay que instalar la distincion que separa un buen analisis de una anecdota: causa proxima y causa raiz.</w:t>
+      </w:r>
+    </w:p>
+    <w:p>
+      <w:pPr>
+        <w:pStyle w:val="ListBullet2"/>
+      </w:pPr>
+      <w:r>
+        <w:rPr>
+          <w:b w:val="0"/>
+          <w:color w:val="4A4A49"/>
+          <w:sz w:val="22"/>
+        </w:rPr>
+        <w:t>La causa proxima es el ultimo evento de la cadena, el que se ve.</w:t>
+      </w:r>
+    </w:p>
+    <w:p>
+      <w:pPr>
+        <w:pStyle w:val="ListBullet2"/>
+      </w:pPr>
+      <w:r>
+        <w:rPr>
+          <w:b w:val="0"/>
+          <w:color w:val="4A4A49"/>
+          <w:sz w:val="22"/>
+        </w:rPr>
+        <w:t>La causa raiz es la condicion que permitio que ese evento tuviera consecuencias.</w:t>
+      </w:r>
+    </w:p>
+    <w:p>
+      <w:pPr>
+        <w:pStyle w:val="ListBullet2"/>
+      </w:pPr>
+      <w:r>
+        <w:rPr>
+          <w:b w:val="0"/>
+          <w:color w:val="4A4A49"/>
+          <w:sz w:val="22"/>
+        </w:rPr>
+        <w:t>Un ejemplo con la clínica: el disco del servidor falla un viernes y se pierden tres semanas de historias clinicas.</w:t>
+      </w:r>
+    </w:p>
+    <w:p>
+      <w:pPr>
+        <w:pStyle w:val="ListBullet2"/>
+      </w:pPr>
+      <w:r>
+        <w:rPr>
+          <w:b w:val="0"/>
+          <w:color w:val="4A4A49"/>
+          <w:sz w:val="22"/>
+        </w:rPr>
+        <w:t>La causa proxima es el disco.</w:t>
+      </w:r>
+    </w:p>
+    <w:p>
+      <w:pPr>
+        <w:pStyle w:val="ListBullet2"/>
+      </w:pPr>
+      <w:r>
+        <w:rPr>
+          <w:b w:val="0"/>
+          <w:color w:val="4A4A49"/>
+          <w:sz w:val="22"/>
+        </w:rPr>
+        <w:t>La causa raiz es que existia un archivo de respaldo que nadie habia restaurado nunca para comprobar que sirviera, y que nadie vigilaba si el respaldo del dia se habia ejecutado.</w:t>
+      </w:r>
+    </w:p>
+    <w:p>
+      <w:pPr>
+        <w:pStyle w:val="ListBullet2"/>
+      </w:pPr>
+      <w:r>
+        <w:rPr>
+          <w:b w:val="0"/>
+          <w:color w:val="4A4A49"/>
+          <w:sz w:val="22"/>
+        </w:rPr>
+        <w:t>Los discos fallan siempre, eso no es noticia; lo que se puede cambiar es lo segundo.</w:t>
+      </w:r>
+    </w:p>
+    <w:p>
+      <w:pPr>
+        <w:pStyle w:val="ListBullet2"/>
+      </w:pPr>
+      <w:r>
+        <w:rPr>
+          <w:b w:val="0"/>
+          <w:color w:val="4A4A49"/>
+          <w:sz w:val="22"/>
+        </w:rPr>
+        <w:t>La tecnica mas simple para llegar ahi es preguntar por que cinco veces seguidas, y hay dos criterios de parada utiles: si la respuesta nombra una persona, todavia no llego a la causa raiz</w:t>
+      </w:r>
+    </w:p>
+    <w:p>
+      <w:pPr>
+        <w:pStyle w:val="ListBullet2"/>
+      </w:pPr>
+      <w:r>
+        <w:rPr>
+          <w:b w:val="0"/>
+          <w:color w:val="4A4A49"/>
+          <w:sz w:val="22"/>
+        </w:rPr>
+        <w:t>Porque senalar a quien ejecuto el comando equivocado no explica por que el sistema permitia ejecutarlo sin confirmacion ni por que no habia como volver atras</w:t>
+      </w:r>
+    </w:p>
+    <w:p>
+      <w:pPr>
+        <w:pStyle w:val="ListBullet2"/>
+      </w:pPr>
+      <w:r>
+        <w:rPr>
+          <w:b w:val="0"/>
+          <w:color w:val="4A4A49"/>
+          <w:sz w:val="22"/>
+        </w:rPr>
+        <w:t>Y si la respuesta describe algo que se puede cambiar en un procedimiento, un permiso, una restriccion o una alarma, entonces si llego.</w:t>
+      </w:r>
+    </w:p>
+    <w:p>
+      <w:pPr>
+        <w:pStyle w:val="ListBullet2"/>
+      </w:pPr>
+      <w:r>
+        <w:rPr>
+          <w:b w:val="0"/>
+          <w:color w:val="4A4A49"/>
+          <w:sz w:val="22"/>
+        </w:rPr>
+        <w:t>NOTAS:</w:t>
       </w:r>
     </w:p>
     <w:p>
@@ -406,7 +648,7 @@
           <w:color w:val="4A4A49"/>
           <w:sz w:val="22"/>
         </w:rPr>
-        <w:t>[Slide 7] Causa proxima y causa raiz: la distincion que separa el analisis de la anecdota (2/2)</w:t>
+        <w:t>[Slide 6] Caso uno: el respaldo que nunca se restauro (GitLab, 2017)</w:t>
       </w:r>
       <w:r>
         <w:rPr>
@@ -414,25 +656,124 @@
           <w:color w:val="4A4A49"/>
           <w:sz w:val="22"/>
         </w:rPr>
-        <w:t xml:space="preserve"> — 4 vinetas.</w:t>
+        <w:t xml:space="preserve"> — 3 vinetas.</w:t>
       </w:r>
     </w:p>
     <w:p>
-      <w:r>
-        <w:rPr>
-          <w:b/>
-          <w:color w:val="4A4A49"/>
-          <w:sz w:val="22"/>
-        </w:rPr>
-        <w:t>[Slide 8] Caso uno: el respaldo que nunca se restauro (GitLab, 2017) (1/2)</w:t>
-      </w:r>
+      <w:pPr>
+        <w:pStyle w:val="ListBullet2"/>
+      </w:pPr>
       <w:r>
         <w:rPr>
           <w:b w:val="0"/>
           <w:color w:val="4A4A49"/>
           <w:sz w:val="22"/>
         </w:rPr>
-        <w:t xml:space="preserve"> — 4 vinetas.</w:t>
+        <w:t>DESARROLLO (para explicarlo, no se proyecta):</w:t>
+      </w:r>
+    </w:p>
+    <w:p>
+      <w:pPr>
+        <w:pStyle w:val="ListBullet2"/>
+      </w:pPr>
+      <w:r>
+        <w:rPr>
+          <w:b w:val="0"/>
+          <w:color w:val="4A4A49"/>
+          <w:sz w:val="22"/>
+        </w:rPr>
+        <w:t>Caso uno, el respaldo que nunca se restauro, con el ejemplo publico mejor documentado que existe.</w:t>
+      </w:r>
+    </w:p>
+    <w:p>
+      <w:pPr>
+        <w:pStyle w:val="ListBullet2"/>
+      </w:pPr>
+      <w:r>
+        <w:rPr>
+          <w:b w:val="0"/>
+          <w:color w:val="4A4A49"/>
+          <w:sz w:val="22"/>
+        </w:rPr>
+        <w:t>El 31 de enero de 2017 GitLab sufrio la perdida de datos de su servicio en la nube: durante la atencion de un problema de replicacion</w:t>
+      </w:r>
+    </w:p>
+    <w:p>
+      <w:pPr>
+        <w:pStyle w:val="ListBullet2"/>
+      </w:pPr>
+      <w:r>
+        <w:rPr>
+          <w:b w:val="0"/>
+          <w:color w:val="4A4A49"/>
+          <w:sz w:val="22"/>
+        </w:rPr>
+        <w:t>Un ingeniero ejecuto un borrado recursivo sobre el directorio de datos del servidor equivocado y elimino cerca de trescientos gigabytes.</w:t>
+      </w:r>
+    </w:p>
+    <w:p>
+      <w:pPr>
+        <w:pStyle w:val="ListBullet2"/>
+      </w:pPr>
+      <w:r>
+        <w:rPr>
+          <w:b w:val="0"/>
+          <w:color w:val="4A4A49"/>
+          <w:sz w:val="22"/>
+        </w:rPr>
+        <w:t>La leccion tecnica es exacta: un respaldo que nunca se restauro de prueba no es un respaldo, es una carpeta con un nombre tranquilizador.</w:t>
+      </w:r>
+    </w:p>
+    <w:p>
+      <w:pPr>
+        <w:pStyle w:val="ListBullet2"/>
+      </w:pPr>
+      <w:r>
+        <w:rPr>
+          <w:b w:val="0"/>
+          <w:color w:val="4A4A49"/>
+          <w:sz w:val="22"/>
+        </w:rPr>
+        <w:t>Y hay una segunda leccion igual de importante: un proceso de respaldo que puede fallar sin avisar es peor que no tenerlo, porque produce confianza injustificada.</w:t>
+      </w:r>
+    </w:p>
+    <w:p>
+      <w:pPr>
+        <w:pStyle w:val="ListBullet2"/>
+      </w:pPr>
+      <w:r>
+        <w:rPr>
+          <w:b w:val="0"/>
+          <w:color w:val="4A4A49"/>
+          <w:sz w:val="22"/>
+        </w:rPr>
+        <w:t>Esto conecta con la Clase 4, donde se definieron RPO, la cantidad maxima de datos que la organizacion acepta perder medida en tiempo, y RTO, el tiempo maximo que acepta estar caida.</w:t>
+      </w:r>
+    </w:p>
+    <w:p>
+      <w:pPr>
+        <w:pStyle w:val="ListBullet2"/>
+      </w:pPr>
+      <w:r>
+        <w:rPr>
+          <w:b w:val="0"/>
+          <w:color w:val="4A4A49"/>
+          <w:sz w:val="22"/>
+        </w:rPr>
+        <w:t>GitLab descubrio su RPO real el dia del incidente, y ese es justo el error que no se debe repetir: el RPO no se declara, se demuestra restaurando.</w:t>
+      </w:r>
+    </w:p>
+    <w:p>
+      <w:pPr>
+        <w:pStyle w:val="ListBullet2"/>
+      </w:pPr>
+      <w:r>
+        <w:rPr>
+          <w:b w:val="0"/>
+          <w:color w:val="4A4A49"/>
+          <w:sz w:val="22"/>
+        </w:rPr>
+        <w:t>NOTAS:</w:t>
       </w:r>
     </w:p>
     <w:p>
@@ -481,7 +822,7 @@
           <w:color w:val="4A4A49"/>
           <w:sz w:val="22"/>
         </w:rPr>
-        <w:t>[Slide 9] Caso uno: el respaldo que nunca se restauro (GitLab, 2017) (2/2)</w:t>
+        <w:t>[Slide 7] Caso dos: permisos excesivos (Capital One, 2019)</w:t>
       </w:r>
       <w:r>
         <w:rPr>
@@ -493,21 +834,120 @@
       </w:r>
     </w:p>
     <w:p>
-      <w:r>
-        <w:rPr>
-          <w:b/>
-          <w:color w:val="4A4A49"/>
-          <w:sz w:val="22"/>
-        </w:rPr>
-        <w:t>[Slide 10] Caso dos: permisos excesivos (Capital One, 2019) (1/2)</w:t>
-      </w:r>
+      <w:pPr>
+        <w:pStyle w:val="ListBullet2"/>
+      </w:pPr>
       <w:r>
         <w:rPr>
           <w:b w:val="0"/>
           <w:color w:val="4A4A49"/>
           <w:sz w:val="22"/>
         </w:rPr>
-        <w:t xml:space="preserve"> — 3 vinetas.</w:t>
+        <w:t>DESARROLLO (para explicarlo, no se proyecta):</w:t>
+      </w:r>
+    </w:p>
+    <w:p>
+      <w:pPr>
+        <w:pStyle w:val="ListBullet2"/>
+      </w:pPr>
+      <w:r>
+        <w:rPr>
+          <w:b w:val="0"/>
+          <w:color w:val="4A4A49"/>
+          <w:sz w:val="22"/>
+        </w:rPr>
+        <w:t>En julio de 2019 Capital One informo un acceso no autorizado que afecto informacion de aproximadamente cien millones de personas en Estados Unidos y varios millones en Canada, incluyendo solicitudes de credito.</w:t>
+      </w:r>
+    </w:p>
+    <w:p>
+      <w:pPr>
+        <w:pStyle w:val="ListBullet2"/>
+      </w:pPr>
+      <w:r>
+        <w:rPr>
+          <w:b w:val="0"/>
+          <w:color w:val="4A4A49"/>
+          <w:sz w:val="22"/>
+        </w:rPr>
+        <w:t>La cadena tecnica publicada es instructiva porque no hubo ninguna hazana: una configuracion incorrecta en un cortafuegos de aplicaciones permitio que se le hiciera hacer peticiones internas en nombre del servidor, con eso se obtuvieron credenciales temporales de un rol de servicio</w:t>
+      </w:r>
+    </w:p>
+    <w:p>
+      <w:pPr>
+        <w:pStyle w:val="ListBullet2"/>
+      </w:pPr>
+      <w:r>
+        <w:rPr>
+          <w:b w:val="0"/>
+          <w:color w:val="4A4A49"/>
+          <w:sz w:val="22"/>
+        </w:rPr>
+        <w:t>Y ese rol tenia permiso para listar y leer todos los buckets de almacenamiento, muchos mas de los que necesitaba para su trabajo.</w:t>
+      </w:r>
+    </w:p>
+    <w:p>
+      <w:pPr>
+        <w:pStyle w:val="ListBullet2"/>
+      </w:pPr>
+      <w:r>
+        <w:rPr>
+          <w:b w:val="0"/>
+          <w:color w:val="4A4A49"/>
+          <w:sz w:val="22"/>
+        </w:rPr>
+        <w:t>El regulador bancario estadounidense impuso una multa de ochenta millones de dolares en 2020.</w:t>
+      </w:r>
+    </w:p>
+    <w:p>
+      <w:pPr>
+        <w:pStyle w:val="ListBullet2"/>
+      </w:pPr>
+      <w:r>
+        <w:rPr>
+          <w:b w:val="0"/>
+          <w:color w:val="4A4A49"/>
+          <w:sz w:val="22"/>
+        </w:rPr>
+        <w:t>La causa proxima es la mala configuracion del cortafuegos; la causa raiz es que un componente tenia privilegios mucho mayores que su funcion.</w:t>
+      </w:r>
+    </w:p>
+    <w:p>
+      <w:pPr>
+        <w:pStyle w:val="ListBullet2"/>
+      </w:pPr>
+      <w:r>
+        <w:rPr>
+          <w:b w:val="0"/>
+          <w:color w:val="4A4A49"/>
+          <w:sz w:val="22"/>
+        </w:rPr>
+        <w:t>La leccion, en el vocabulario de la Clase 2, es el principio de privilegio minimo: cada actor recibe exactamente los permisos que necesita para su tarea y nada mas.</w:t>
+      </w:r>
+    </w:p>
+    <w:p>
+      <w:pPr>
+        <w:pStyle w:val="ListBullet2"/>
+      </w:pPr>
+      <w:r>
+        <w:rPr>
+          <w:b w:val="0"/>
+          <w:color w:val="4A4A49"/>
+          <w:sz w:val="22"/>
+        </w:rPr>
+        <w:t>Ese atajo es exactamente el que convierte una vulnerabilidad menor en una fuga total.</w:t>
+      </w:r>
+    </w:p>
+    <w:p>
+      <w:pPr>
+        <w:pStyle w:val="ListBullet2"/>
+      </w:pPr>
+      <w:r>
+        <w:rPr>
+          <w:b w:val="0"/>
+          <w:color w:val="4A4A49"/>
+          <w:sz w:val="22"/>
+        </w:rPr>
+        <w:t>NOTAS:</w:t>
       </w:r>
     </w:p>
     <w:p>
@@ -543,7 +983,7 @@
           <w:color w:val="4A4A49"/>
           <w:sz w:val="22"/>
         </w:rPr>
-        <w:t>[Slide 11] Caso dos: permisos excesivos (Capital One, 2019) (2/2)</w:t>
+        <w:t>[Slide 8] Caso tres: perdida de datos en una migracion (MySpace, 2019)</w:t>
       </w:r>
       <w:r>
         <w:rPr>
@@ -555,21 +995,120 @@
       </w:r>
     </w:p>
     <w:p>
-      <w:r>
-        <w:rPr>
-          <w:b/>
-          <w:color w:val="4A4A49"/>
-          <w:sz w:val="22"/>
-        </w:rPr>
-        <w:t>[Slide 12] Caso tres: perdida de datos en una migracion (MySpace, 2019) (1/2)</w:t>
-      </w:r>
+      <w:pPr>
+        <w:pStyle w:val="ListBullet2"/>
+      </w:pPr>
       <w:r>
         <w:rPr>
           <w:b w:val="0"/>
           <w:color w:val="4A4A49"/>
           <w:sz w:val="22"/>
         </w:rPr>
-        <w:t xml:space="preserve"> — 4 vinetas.</w:t>
+        <w:t>DESARROLLO (para explicarlo, no se proyecta):</w:t>
+      </w:r>
+    </w:p>
+    <w:p>
+      <w:pPr>
+        <w:pStyle w:val="ListBullet2"/>
+      </w:pPr>
+      <w:r>
+        <w:rPr>
+          <w:b w:val="0"/>
+          <w:color w:val="4A4A49"/>
+          <w:sz w:val="22"/>
+        </w:rPr>
+        <w:t>En marzo de 2019 MySpace reconocio que habia perdido la musica subida a la plataforma entre 2003 y 2015, del orden de cincuenta millones de archivos de unos catorce millones de artistas, durante una migracion de servidores</w:t>
+      </w:r>
+    </w:p>
+    <w:p>
+      <w:pPr>
+        <w:pStyle w:val="ListBullet2"/>
+      </w:pPr>
+      <w:r>
+        <w:rPr>
+          <w:b w:val="0"/>
+          <w:color w:val="4A4A49"/>
+          <w:sz w:val="22"/>
+        </w:rPr>
+        <w:t>No hubo ataque ni desastre natural, solo una migracion sin copia verificada de la que ya no se podia volver atras.</w:t>
+      </w:r>
+    </w:p>
+    <w:p>
+      <w:pPr>
+        <w:pStyle w:val="ListBullet2"/>
+      </w:pPr>
+      <w:r>
+        <w:rPr>
+          <w:b w:val="0"/>
+          <w:color w:val="4A4A49"/>
+          <w:sz w:val="22"/>
+        </w:rPr>
+        <w:t>En la banca hay un caso paralelo y bien documentado con el sistema de TSB en Reino Unido en 2018, donde el paso a una plataforma nueva dejo a millones de clientes sin acceso confiable durante semanas</w:t>
+      </w:r>
+    </w:p>
+    <w:p>
+      <w:pPr>
+        <w:pStyle w:val="ListBullet2"/>
+      </w:pPr>
+      <w:r>
+        <w:rPr>
+          <w:b w:val="0"/>
+          <w:color w:val="4A4A49"/>
+          <w:sz w:val="22"/>
+        </w:rPr>
+        <w:t>Con costos reportados del orden de cientos de millones de libras y sanciones posteriores del regulador</w:t>
+      </w:r>
+    </w:p>
+    <w:p>
+      <w:pPr>
+        <w:pStyle w:val="ListBullet2"/>
+      </w:pPr>
+      <w:r>
+        <w:rPr>
+          <w:b w:val="0"/>
+          <w:color w:val="4A4A49"/>
+          <w:sz w:val="22"/>
+        </w:rPr>
+        <w:t>La causa raiz senalada en los informes no fue un error puntual de programacion sino una migracion probada de forma insuficiente y sin un camino de retorno real.</w:t>
+      </w:r>
+    </w:p>
+    <w:p>
+      <w:pPr>
+        <w:pStyle w:val="ListBullet2"/>
+      </w:pPr>
+      <w:r>
+        <w:rPr>
+          <w:b w:val="0"/>
+          <w:color w:val="4A4A49"/>
+          <w:sz w:val="22"/>
+        </w:rPr>
+        <w:t>La leccion tecnica es la misma en los dos casos y conecta con la Clase 12: una migracion sin plan de retorno probado es una apuesta, y el plan de retorno se prueba antes, no el dia del cambio.</w:t>
+      </w:r>
+    </w:p>
+    <w:p>
+      <w:pPr>
+        <w:pStyle w:val="ListBullet2"/>
+      </w:pPr>
+      <w:r>
+        <w:rPr>
+          <w:b w:val="0"/>
+          <w:color w:val="4A4A49"/>
+          <w:sz w:val="22"/>
+        </w:rPr>
+        <w:t>La forma disciplinada de hacerlo es la secuencia de expandir, migrar y contraer, con las dos versiones conviviendo, mas una verificacion de conteos entre origen y destino antes de eliminar nada.</w:t>
+      </w:r>
+    </w:p>
+    <w:p>
+      <w:pPr>
+        <w:pStyle w:val="ListBullet2"/>
+      </w:pPr>
+      <w:r>
+        <w:rPr>
+          <w:b w:val="0"/>
+          <w:color w:val="4A4A49"/>
+          <w:sz w:val="22"/>
+        </w:rPr>
+        <w:t>NOTAS:</w:t>
       </w:r>
     </w:p>
     <w:p>
@@ -592,7 +1131,7 @@
           <w:color w:val="4A4A49"/>
           <w:sz w:val="22"/>
         </w:rPr>
-        <w:t>[Slide 13] Caso tres: perdida de datos en una migracion (MySpace, 2019) (2/2)</w:t>
+        <w:t>[Slide 9] Caso cuatro: concurrencia, el que no llega a los titulares</w:t>
       </w:r>
       <w:r>
         <w:rPr>
@@ -600,25 +1139,150 @@
           <w:color w:val="4A4A49"/>
           <w:sz w:val="22"/>
         </w:rPr>
-        <w:t xml:space="preserve"> — 3 vinetas.</w:t>
+        <w:t xml:space="preserve"> — 4 vinetas.</w:t>
       </w:r>
     </w:p>
     <w:p>
-      <w:r>
-        <w:rPr>
-          <w:b/>
-          <w:color w:val="4A4A49"/>
-          <w:sz w:val="22"/>
-        </w:rPr>
-        <w:t>[Slide 14] Caso cuatro: concurrencia, el que no llega a los titulares (1/2)</w:t>
-      </w:r>
+      <w:pPr>
+        <w:pStyle w:val="ListBullet2"/>
+      </w:pPr>
       <w:r>
         <w:rPr>
           <w:b w:val="0"/>
           <w:color w:val="4A4A49"/>
           <w:sz w:val="22"/>
         </w:rPr>
-        <w:t xml:space="preserve"> — 5 vinetas.</w:t>
+        <w:t>DESARROLLO (para explicarlo, no se proyecta):</w:t>
+      </w:r>
+    </w:p>
+    <w:p>
+      <w:pPr>
+        <w:pStyle w:val="ListBullet2"/>
+      </w:pPr>
+      <w:r>
+        <w:rPr>
+          <w:b w:val="0"/>
+          <w:color w:val="4A4A49"/>
+          <w:sz w:val="22"/>
+        </w:rPr>
+        <w:t>Este merece un tratamiento distinto porque su rasgo caracteristico es que no llega a los titulares con nombre propio tan facilmente: son fallos que no producen mensajes de error y por eso se descubren semanas despues</w:t>
+      </w:r>
+    </w:p>
+    <w:p>
+      <w:pPr>
+        <w:pStyle w:val="ListBullet2"/>
+      </w:pPr>
+      <w:r>
+        <w:rPr>
+          <w:b w:val="0"/>
+          <w:color w:val="4A4A49"/>
+          <w:sz w:val="22"/>
+        </w:rPr>
+        <w:t>Cuando el inventario fisico no coincide con el del sistema o cuando dos clientes reclaman el mismo cupo.</w:t>
+      </w:r>
+    </w:p>
+    <w:p>
+      <w:pPr>
+        <w:pStyle w:val="ListBullet2"/>
+      </w:pPr>
+      <w:r>
+        <w:rPr>
+          <w:b w:val="0"/>
+          <w:color w:val="4A4A49"/>
+          <w:sz w:val="22"/>
+        </w:rPr>
+        <w:t>El patron es siempre uno de los tres que se estudiaron en la Clase 10.</w:t>
+      </w:r>
+    </w:p>
+    <w:p>
+      <w:pPr>
+        <w:pStyle w:val="ListBullet2"/>
+      </w:pPr>
+      <w:r>
+        <w:rPr>
+          <w:b w:val="0"/>
+          <w:color w:val="4A4A49"/>
+          <w:sz w:val="22"/>
+        </w:rPr>
+        <w:t>Actualizacion perdida: dos procesos leen el mismo stock de Insumo, digamos cinco unidades, ambos restan tres y ambos escriben dos, con lo cual se despacharon seis unidades y el sistema declara dos existencias que no estan.</w:t>
+      </w:r>
+    </w:p>
+    <w:p>
+      <w:pPr>
+        <w:pStyle w:val="ListBullet2"/>
+      </w:pPr>
+      <w:r>
+        <w:rPr>
+          <w:b w:val="0"/>
+          <w:color w:val="4A4A49"/>
+          <w:sz w:val="22"/>
+        </w:rPr>
+        <w:t>Doble reserva: dos recepcionistas consultan la franja del martes a las diez del veterinario Ruiz, ambas reciben cero filas, ambas insertan.</w:t>
+      </w:r>
+    </w:p>
+    <w:p>
+      <w:pPr>
+        <w:pStyle w:val="ListBullet2"/>
+      </w:pPr>
+      <w:r>
+        <w:rPr>
+          <w:b w:val="0"/>
+          <w:color w:val="4A4A49"/>
+          <w:sz w:val="22"/>
+        </w:rPr>
+        <w:t>Bloqueo mutuo o deadlock: dos transacciones se esperan en orden cruzado y el motor mata una.</w:t>
+      </w:r>
+    </w:p>
+    <w:p>
+      <w:pPr>
+        <w:pStyle w:val="ListBullet2"/>
+      </w:pPr>
+      <w:r>
+        <w:rPr>
+          <w:b w:val="0"/>
+          <w:color w:val="4A4A49"/>
+          <w:sz w:val="22"/>
+        </w:rPr>
+        <w:t>La leccion es que ninguna cantidad de validacion previa en la aplicacion resuelve esto</w:t>
+      </w:r>
+    </w:p>
+    <w:p>
+      <w:pPr>
+        <w:pStyle w:val="ListBullet2"/>
+      </w:pPr>
+      <w:r>
+        <w:rPr>
+          <w:b w:val="0"/>
+          <w:color w:val="4A4A49"/>
+          <w:sz w:val="22"/>
+        </w:rPr>
+        <w:t>Porque entre la consulta y la escritura hay una ventana de tiempo en la que el mundo cambio; se resuelve en la base con restricciones, con bloqueo explicito al leer lo que se va a modificar o con el nivel de aislamiento adecuado.</w:t>
+      </w:r>
+    </w:p>
+    <w:p>
+      <w:pPr>
+        <w:pStyle w:val="ListBullet2"/>
+      </w:pPr>
+      <w:r>
+        <w:rPr>
+          <w:b w:val="0"/>
+          <w:color w:val="4A4A49"/>
+          <w:sz w:val="22"/>
+        </w:rPr>
+        <w:t>Y hay una leccion organizacional gratis: estos defectos jamas aparecen probando con un usuario, asi que si el estudiante solo probo la clínica desde una sola maquina, no lo probo.</w:t>
+      </w:r>
+    </w:p>
+    <w:p>
+      <w:pPr>
+        <w:pStyle w:val="ListBullet2"/>
+      </w:pPr>
+      <w:r>
+        <w:rPr>
+          <w:b w:val="0"/>
+          <w:color w:val="4A4A49"/>
+          <w:sz w:val="22"/>
+        </w:rPr>
+        <w:t>NOTAS:</w:t>
       </w:r>
     </w:p>
     <w:p>
@@ -641,7 +1305,7 @@
           <w:color w:val="4A4A49"/>
           <w:sz w:val="22"/>
         </w:rPr>
-        <w:t>[Slide 15] Caso cuatro: concurrencia, el que no llega a los titulares (2/2)</w:t>
+        <w:t>[Slide 10] Lecciones accionables: los cuatro elementos verificables</w:t>
       </w:r>
       <w:r>
         <w:rPr>
@@ -653,21 +1317,185 @@
       </w:r>
     </w:p>
     <w:p>
-      <w:r>
-        <w:rPr>
-          <w:b/>
-          <w:color w:val="4A4A49"/>
-          <w:sz w:val="22"/>
-        </w:rPr>
-        <w:t>[Slide 16] Lecciones accionables: los cuatro elementos verificables (1/3)</w:t>
-      </w:r>
+      <w:pPr>
+        <w:pStyle w:val="ListBullet2"/>
+      </w:pPr>
       <w:r>
         <w:rPr>
           <w:b w:val="0"/>
           <w:color w:val="4A4A49"/>
           <w:sz w:val="22"/>
         </w:rPr>
-        <w:t xml:space="preserve"> — 4 vinetas.</w:t>
+        <w:t>DESARROLLO (para explicarlo, no se proyecta):</w:t>
+      </w:r>
+    </w:p>
+    <w:p>
+      <w:pPr>
+        <w:pStyle w:val="ListBullet2"/>
+      </w:pPr>
+      <w:r>
+        <w:rPr>
+          <w:b w:val="0"/>
+          <w:color w:val="4A4A49"/>
+          <w:sz w:val="22"/>
+        </w:rPr>
+        <w:t>Una leccion es un lugar comun cuando podria haberse escrito antes de conocer el caso: hay que hacer respaldos, hay que cuidar los permisos, hay que probar bien.</w:t>
+      </w:r>
+    </w:p>
+    <w:p>
+      <w:pPr>
+        <w:pStyle w:val="ListBullet2"/>
+      </w:pPr>
+      <w:r>
+        <w:rPr>
+          <w:b w:val="0"/>
+          <w:color w:val="4A4A49"/>
+          <w:sz w:val="22"/>
+        </w:rPr>
+        <w:t>Una leccion es accionable cuando tiene cuatro elementos verificables: un verbo concreto, el artefacto sobre el cual se actua, una frecuencia o un umbral, y la manera de comprobar que se hizo.</w:t>
+      </w:r>
+    </w:p>
+    <w:p>
+      <w:pPr>
+        <w:pStyle w:val="ListBullet2"/>
+      </w:pPr>
+      <w:r>
+        <w:rPr>
+          <w:b w:val="0"/>
+          <w:color w:val="4A4A49"/>
+          <w:sz w:val="22"/>
+        </w:rPr>
+        <w:t>Version inutil: hay que probar los respaldos.</w:t>
+      </w:r>
+    </w:p>
+    <w:p>
+      <w:pPr>
+        <w:pStyle w:val="ListBullet2"/>
+      </w:pPr>
+      <w:r>
+        <w:rPr>
+          <w:b w:val="0"/>
+          <w:color w:val="4A4A49"/>
+          <w:sz w:val="22"/>
+        </w:rPr>
+        <w:t>Version accionable: el primer lunes de cada mes se restaura el respaldo mas reciente en un esquema temporal de Oracle Live SQL o del entorno de pruebas, se comparan los conteos de filas de Dueno, Mascota, Cita y Factura contra produccion</w:t>
+      </w:r>
+    </w:p>
+    <w:p>
+      <w:pPr>
+        <w:pStyle w:val="ListBullet2"/>
+      </w:pPr>
+      <w:r>
+        <w:rPr>
+          <w:b w:val="0"/>
+          <w:color w:val="4A4A49"/>
+          <w:sz w:val="22"/>
+        </w:rPr>
+        <w:t>Y se registra fecha y resultado en la bitacora del proyecto; si no hay registro del mes, se declara que no hay respaldo.</w:t>
+      </w:r>
+    </w:p>
+    <w:p>
+      <w:pPr>
+        <w:pStyle w:val="ListBullet2"/>
+      </w:pPr>
+      <w:r>
+        <w:rPr>
+          <w:b w:val="0"/>
+          <w:color w:val="4A4A49"/>
+          <w:sz w:val="22"/>
+        </w:rPr>
+        <w:t>La segunda se puede auditar, la primera es una intencion.</w:t>
+      </w:r>
+    </w:p>
+    <w:p>
+      <w:pPr>
+        <w:pStyle w:val="ListBullet2"/>
+      </w:pPr>
+      <w:r>
+        <w:rPr>
+          <w:b w:val="0"/>
+          <w:color w:val="4A4A49"/>
+          <w:sz w:val="22"/>
+        </w:rPr>
+        <w:t>Aplique el mismo molde a los otros casos y ya tiene la cuarta columna de la tabla: del caso de permisos sale crear el rol rol_clinica_app con GRANT EXECUTE sobre los procedimientos y revocar todo SELECT</w:t>
+      </w:r>
+    </w:p>
+    <w:p>
+      <w:pPr>
+        <w:pStyle w:val="ListBullet2"/>
+      </w:pPr>
+      <w:r>
+        <w:rPr>
+          <w:b w:val="0"/>
+          <w:color w:val="4A4A49"/>
+          <w:sz w:val="22"/>
+        </w:rPr>
+        <w:t>INSERT, UPDATE y DELETE directo sobre las tablas, verificado consultando las vistas de privilegios</w:t>
+      </w:r>
+    </w:p>
+    <w:p>
+      <w:pPr>
+        <w:pStyle w:val="ListBullet2"/>
+      </w:pPr>
+      <w:r>
+        <w:rPr>
+          <w:b w:val="0"/>
+          <w:color w:val="4A4A49"/>
+          <w:sz w:val="22"/>
+        </w:rPr>
+        <w:t>Del caso de concurrencia sale ALTER TABLE Cita ADD CONSTRAINT uq_cita_vet_franja UNIQUE (id_veterinario, fecha_hora) mas SELECT FOR UPDATE al descontar stock, verificado con dos sesiones simultaneas</w:t>
+      </w:r>
+    </w:p>
+    <w:p>
+      <w:pPr>
+        <w:pStyle w:val="ListBullet2"/>
+      </w:pPr>
+      <w:r>
+        <w:rPr>
+          <w:b w:val="0"/>
+          <w:color w:val="4A4A49"/>
+          <w:sz w:val="22"/>
+        </w:rPr>
+        <w:t>Del caso de migracion sale que todo cambio de esquema tenga script de ida, script de retorno y conteo de verificacion.</w:t>
+      </w:r>
+    </w:p>
+    <w:p>
+      <w:pPr>
+        <w:pStyle w:val="ListBullet2"/>
+      </w:pPr>
+      <w:r>
+        <w:rPr>
+          <w:b w:val="0"/>
+          <w:color w:val="4A4A49"/>
+          <w:sz w:val="22"/>
+        </w:rPr>
+        <w:t>Sobre las preguntas que llegaran por el canal del curso: si piden inventar un caso, la respuesta es no, cada caso debe ser verificable con una fuente publica o declararse explicitamente como hipotetico</w:t>
+      </w:r>
+    </w:p>
+    <w:p>
+      <w:pPr>
+        <w:pStyle w:val="ListBullet2"/>
+      </w:pPr>
+      <w:r>
+        <w:rPr>
+          <w:b w:val="0"/>
+          <w:color w:val="4A4A49"/>
+          <w:sz w:val="22"/>
+        </w:rPr>
+        <w:t>Si el caso no tiene detalle tecnico publicado, se escribe solo lo documentado y se marca aparte lo que es inferencia propia, porque separar hecho de suposicion es parte de la nota; y si preguntan cuanto debe medir cada celda.</w:t>
+      </w:r>
+    </w:p>
+    <w:p>
+      <w:pPr>
+        <w:pStyle w:val="ListBullet2"/>
+      </w:pPr>
+      <w:r>
+        <w:rPr>
+          <w:b w:val="0"/>
+          <w:color w:val="4A4A49"/>
+          <w:sz w:val="22"/>
+        </w:rPr>
+        <w:t>NOTAS:</w:t>
       </w:r>
     </w:p>
     <w:p>
@@ -716,43 +1544,7 @@
           <w:color w:val="4A4A49"/>
           <w:sz w:val="22"/>
         </w:rPr>
-        <w:t>[Slide 17] Lecciones accionables: los cuatro elementos verificables (2/3)</w:t>
-      </w:r>
-      <w:r>
-        <w:rPr>
-          <w:b w:val="0"/>
-          <w:color w:val="4A4A49"/>
-          <w:sz w:val="22"/>
-        </w:rPr>
-        <w:t xml:space="preserve"> — 5 vinetas.</w:t>
-      </w:r>
-    </w:p>
-    <w:p>
-      <w:r>
-        <w:rPr>
-          <w:b/>
-          <w:color w:val="4A4A49"/>
-          <w:sz w:val="22"/>
-        </w:rPr>
-        <w:t>[Slide 18] Lecciones accionables: los cuatro elementos verificables (3/3)</w:t>
-      </w:r>
-      <w:r>
-        <w:rPr>
-          <w:b w:val="0"/>
-          <w:color w:val="4A4A49"/>
-          <w:sz w:val="22"/>
-        </w:rPr>
-        <w:t xml:space="preserve"> — 3 vinetas.</w:t>
-      </w:r>
-    </w:p>
-    <w:p>
-      <w:r>
-        <w:rPr>
-          <w:b/>
-          <w:color w:val="4A4A49"/>
-          <w:sz w:val="22"/>
-        </w:rPr>
-        <w:t>[Slide 19] Leer un plan de ejecucion ajeno</w:t>
+        <w:t>[Slide 11] Leer un plan de ejecucion ajeno</w:t>
       </w:r>
       <w:r>
         <w:rPr>
@@ -880,7 +1672,7 @@
           <w:color w:val="4A4A49"/>
           <w:sz w:val="22"/>
         </w:rPr>
-        <w:t>Clase autonoma: este texto es fundamento y guia a la vez (1/2)</w:t>
+        <w:t>Clase autonoma: este texto es fundamento y guia a la vez</w:t>
       </w:r>
     </w:p>
     <w:p>
@@ -893,7 +1685,7 @@
           <w:color w:val="4A4A49"/>
           <w:sz w:val="22"/>
         </w:rPr>
-        <w:t>Clase autonoma: este texto es fundamento y guia a la vez (2/2)</w:t>
+        <w:t>Causa proxima y causa raiz: la distincion que separa el analisis de la anecdota</w:t>
       </w:r>
     </w:p>
     <w:p>
@@ -906,7 +1698,7 @@
           <w:color w:val="4A4A49"/>
           <w:sz w:val="22"/>
         </w:rPr>
-        <w:t>Causa proxima y causa raiz: la distincion que separa el analisis de la anecdota (1/2)</w:t>
+        <w:t>Caso uno: el respaldo que nunca se restauro (GitLab, 2017)</w:t>
       </w:r>
     </w:p>
     <w:p>
@@ -919,7 +1711,7 @@
           <w:color w:val="4A4A49"/>
           <w:sz w:val="22"/>
         </w:rPr>
-        <w:t>Causa proxima y causa raiz: la distincion que separa el analisis de la anecdota (2/2)</w:t>
+        <w:t>Caso dos: permisos excesivos (Capital One, 2019)</w:t>
       </w:r>
     </w:p>
     <w:p>
@@ -932,7 +1724,7 @@
           <w:color w:val="4A4A49"/>
           <w:sz w:val="22"/>
         </w:rPr>
-        <w:t>Caso uno: el respaldo que nunca se restauro (GitLab, 2017) (1/2)</w:t>
+        <w:t>Caso tres: perdida de datos en una migracion (MySpace, 2019)</w:t>
       </w:r>
     </w:p>
     <w:p>
@@ -945,7 +1737,7 @@
           <w:color w:val="4A4A49"/>
           <w:sz w:val="22"/>
         </w:rPr>
-        <w:t>Caso uno: el respaldo que nunca se restauro (GitLab, 2017) (2/2)</w:t>
+        <w:t>Caso cuatro: concurrencia, el que no llega a los titulares</w:t>
       </w:r>
     </w:p>
     <w:p>
@@ -958,111 +1750,7 @@
           <w:color w:val="4A4A49"/>
           <w:sz w:val="22"/>
         </w:rPr>
-        <w:t>Caso dos: permisos excesivos (Capital One, 2019) (1/2)</w:t>
-      </w:r>
-    </w:p>
-    <w:p>
-      <w:pPr>
-        <w:pStyle w:val="ListNumber"/>
-      </w:pPr>
-      <w:r>
-        <w:rPr>
-          <w:b w:val="0"/>
-          <w:color w:val="4A4A49"/>
-          <w:sz w:val="22"/>
-        </w:rPr>
-        <w:t>Caso dos: permisos excesivos (Capital One, 2019) (2/2)</w:t>
-      </w:r>
-    </w:p>
-    <w:p>
-      <w:pPr>
-        <w:pStyle w:val="ListNumber"/>
-      </w:pPr>
-      <w:r>
-        <w:rPr>
-          <w:b w:val="0"/>
-          <w:color w:val="4A4A49"/>
-          <w:sz w:val="22"/>
-        </w:rPr>
-        <w:t>Caso tres: perdida de datos en una migracion (MySpace, 2019) (1/2)</w:t>
-      </w:r>
-    </w:p>
-    <w:p>
-      <w:pPr>
-        <w:pStyle w:val="ListNumber"/>
-      </w:pPr>
-      <w:r>
-        <w:rPr>
-          <w:b w:val="0"/>
-          <w:color w:val="4A4A49"/>
-          <w:sz w:val="22"/>
-        </w:rPr>
-        <w:t>Caso tres: perdida de datos en una migracion (MySpace, 2019) (2/2)</w:t>
-      </w:r>
-    </w:p>
-    <w:p>
-      <w:pPr>
-        <w:pStyle w:val="ListNumber"/>
-      </w:pPr>
-      <w:r>
-        <w:rPr>
-          <w:b w:val="0"/>
-          <w:color w:val="4A4A49"/>
-          <w:sz w:val="22"/>
-        </w:rPr>
-        <w:t>Caso cuatro: concurrencia, el que no llega a los titulares (1/2)</w:t>
-      </w:r>
-    </w:p>
-    <w:p>
-      <w:pPr>
-        <w:pStyle w:val="ListNumber"/>
-      </w:pPr>
-      <w:r>
-        <w:rPr>
-          <w:b w:val="0"/>
-          <w:color w:val="4A4A49"/>
-          <w:sz w:val="22"/>
-        </w:rPr>
-        <w:t>Caso cuatro: concurrencia, el que no llega a los titulares (2/2)</w:t>
-      </w:r>
-    </w:p>
-    <w:p>
-      <w:pPr>
-        <w:pStyle w:val="ListNumber"/>
-      </w:pPr>
-      <w:r>
-        <w:rPr>
-          <w:b w:val="0"/>
-          <w:color w:val="4A4A49"/>
-          <w:sz w:val="22"/>
-        </w:rPr>
-        <w:t>Lecciones accionables: los cuatro elementos verificables (1/3)</w:t>
-      </w:r>
-    </w:p>
-    <w:p>
-      <w:pPr>
-        <w:pStyle w:val="ListNumber"/>
-      </w:pPr>
-      <w:r>
-        <w:rPr>
-          <w:b w:val="0"/>
-          <w:color w:val="4A4A49"/>
-          <w:sz w:val="22"/>
-        </w:rPr>
-        <w:t>Lecciones accionables: los cuatro elementos verificables (2/3)</w:t>
-      </w:r>
-    </w:p>
-    <w:p>
-      <w:pPr>
-        <w:pStyle w:val="ListNumber"/>
-      </w:pPr>
-      <w:r>
-        <w:rPr>
-          <w:b w:val="0"/>
-          <w:color w:val="4A4A49"/>
-          <w:sz w:val="22"/>
-        </w:rPr>
-        <w:t>Lecciones accionables: los cuatro elementos verificables (3/3)</w:t>
+        <w:t>Lecciones accionables: los cuatro elementos verificables</w:t>
       </w:r>
     </w:p>
     <w:p>

--- a/Bases de Datos II/Kit docente/Clase 13/Guion Docente Clase 13 - Analisis de casos reales.docx
+++ b/Bases de Datos II/Kit docente/Clase 13/Guion Docente Clase 13 - Analisis de casos reales.docx
@@ -290,7 +290,7 @@
           <w:color w:val="1A1C1D"/>
           <w:sz w:val="32"/>
         </w:rPr>
-        <w:t>Apoyo por diapositiva</w:t>
+        <w:t>Guion por diapositiva</w:t>
       </w:r>
     </w:p>
     <w:p>
@@ -300,7 +300,7 @@
           <w:color w:val="4A4A49"/>
           <w:sz w:val="22"/>
         </w:rPr>
-        <w:t xml:space="preserve">Todo lo que hay que decir </w:t>
+        <w:t xml:space="preserve">Es el mismo texto que llevan las </w:t>
       </w:r>
       <w:r>
         <w:rPr>
@@ -308,7 +308,7 @@
           <w:color w:val="4A4A49"/>
           <w:sz w:val="22"/>
         </w:rPr>
-        <w:t>esta proyectado</w:t>
+        <w:t>notas del presentador</w:t>
       </w:r>
       <w:r>
         <w:rPr>
@@ -316,43 +316,45 @@
           <w:color w:val="4A4A49"/>
           <w:sz w:val="22"/>
         </w:rPr>
-        <w:t>. Esta seccion dice que subrayar en cada lamina, no repite su contenido.</w:t>
+        <w:t xml:space="preserve"> de cada lámina: qué decir al entrar y en cada clic, el ejemplo, las preguntas típicas y el puente a la siguiente.</w:t>
       </w:r>
     </w:p>
     <w:p>
+      <w:pPr>
+        <w:spacing w:before="200" w:after="60"/>
+      </w:pPr>
       <w:r>
         <w:rPr>
           <w:b/>
-          <w:color w:val="4A4A49"/>
-          <w:sz w:val="22"/>
-        </w:rPr>
-        <w:t>[Slide 4] Clase autonoma: este texto es fundamento y guia a la vez</w:t>
-      </w:r>
+          <w:color w:val="1A1C1D"/>
+          <w:sz w:val="32"/>
+        </w:rPr>
+        <w:t>[Slide 2] Encuadre de hoy · Tema y objetivo</w:t>
+      </w:r>
+    </w:p>
+    <w:p>
       <w:r>
         <w:rPr>
           <w:b w:val="0"/>
           <w:color w:val="4A4A49"/>
           <w:sz w:val="22"/>
         </w:rPr>
-        <w:t xml:space="preserve"> — 4 vinetas.</w:t>
+        <w:t>QUÉ ES (dilo así): Hoy no hay técnica nueva: se usa lo del semestre para entender fallos reales. La pregunta de la clase es una sola: cuando una base falla en producción, ¿qué falló de verdad y qué se cambia para que no vuelva a pasar?</w:t>
       </w:r>
     </w:p>
     <w:p>
-      <w:pPr>
-        <w:pStyle w:val="ListBullet2"/>
-      </w:pPr>
       <w:r>
         <w:rPr>
           <w:b w:val="0"/>
           <w:color w:val="4A4A49"/>
           <w:sz w:val="22"/>
         </w:rPr>
-        <w:t>DESARROLLO (para explicarlo, no se proyecta):</w:t>
+        <w:t>CÓMO DARLA (≈3 min):</w:t>
       </w:r>
     </w:p>
     <w:p>
       <w:pPr>
-        <w:pStyle w:val="ListBullet2"/>
+        <w:pStyle w:val="ListBullet"/>
       </w:pPr>
       <w:r>
         <w:rPr>
@@ -360,12 +362,12 @@
           <w:color w:val="4A4A49"/>
           <w:sz w:val="22"/>
         </w:rPr>
-        <w:t>Esta clase es autonoma y cae en festivo, asi que no hay encuentro sincronico: este texto es a la vez el fundamento del docente y la lectura que el estudiante recibe, y por eso debe alcanzar para trabajar solo.</w:t>
+        <w:t>Al entrar: La clase cae en festivo (2 de noviembre) y no hay encuentro en vivo. Si grabas una explicación corta, abre con la pregunta de la clase y avisa que las láminas se leen en orden y que cada una se entiende sola.</w:t>
       </w:r>
     </w:p>
     <w:p>
       <w:pPr>
-        <w:pStyle w:val="ListBullet2"/>
+        <w:pStyle w:val="ListBullet"/>
       </w:pPr>
       <w:r>
         <w:rPr>
@@ -373,64 +375,65 @@
           <w:color w:val="4A4A49"/>
           <w:sz w:val="22"/>
         </w:rPr>
-        <w:t>El tema es el analisis de casos reales, y el primer punto es que esto no es relleno de fin de semestre sino una practica profesional con nombre propio.</w:t>
+        <w:t>Antes de empezar: Recuerda al grupo que el Parcial 3 (Clase 14, 9 de noviembre) incluye esta clase autónoma: es la que más se olvida al estudiar.</w:t>
       </w:r>
     </w:p>
     <w:p>
-      <w:pPr>
-        <w:pStyle w:val="ListBullet2"/>
-      </w:pPr>
       <w:r>
         <w:rPr>
           <w:b w:val="0"/>
           <w:color w:val="4A4A49"/>
           <w:sz w:val="22"/>
         </w:rPr>
-        <w:t>Cuando un sistema falla en produccion, los equipos serios escriben un post-mortem</w:t>
+        <w:t>CUIDADO: No la presentes como «clase de relleno»: el análisis de incidentes es una práctica profesional con nombre propio, el post-mortem.</w:t>
       </w:r>
     </w:p>
     <w:p>
-      <w:pPr>
-        <w:pStyle w:val="ListBullet2"/>
-      </w:pPr>
       <w:r>
         <w:rPr>
           <w:b w:val="0"/>
           <w:color w:val="4A4A49"/>
           <w:sz w:val="22"/>
         </w:rPr>
-        <w:t>Que es un documento breve producido despues del incidente y que responde cuatro preguntas: que paso, cuando y con que impacto medible, por que fue posible, y que se va a cambiar para que no vuelva a ocurrir de la misma manera.</w:t>
+        <w:t>PASA A LA SIGUIENTE: Empezamos por ese documento: el post-mortem.</w:t>
       </w:r>
     </w:p>
     <w:p>
       <w:pPr>
-        <w:pStyle w:val="ListBullet2"/>
-      </w:pPr>
+        <w:spacing w:before="200" w:after="60"/>
+      </w:pPr>
+      <w:r>
+        <w:rPr>
+          <w:b/>
+          <w:color w:val="1A1C1D"/>
+          <w:sz w:val="32"/>
+        </w:rPr>
+        <w:t>[Slide 3] Mapa del bloque de hoy (120 min)</w:t>
+      </w:r>
+    </w:p>
+    <w:p>
       <w:r>
         <w:rPr>
           <w:b w:val="0"/>
           <w:color w:val="4A4A49"/>
           <w:sz w:val="22"/>
         </w:rPr>
-        <w:t>La palabra clave del oficio es blameless, sin culpables: la regla es que se analiza el sistema y no la persona.</w:t>
+        <w:t>QUÉ ES (dilo así): El reparto orientativo de las dos horas de trabajo autónomo: teoría con una lámina por concepto, un análisis guiado completo y la práctica opcional de la carpeta.</w:t>
       </w:r>
     </w:p>
     <w:p>
-      <w:pPr>
-        <w:pStyle w:val="ListBullet2"/>
-      </w:pPr>
       <w:r>
         <w:rPr>
           <w:b w:val="0"/>
           <w:color w:val="4A4A49"/>
           <w:sz w:val="22"/>
         </w:rPr>
-        <w:t>No es cortesia ni buena onda corporativa, es un calculo practico, porque en cuanto el documento sirve para castigar a alguien la gente deja de reportar los errores pequenos y la organizacion pierde la unica fuente de informacion que tiene para evitar los grandes.</w:t>
+        <w:t>CÓMO DARLA (≈1 min):</w:t>
       </w:r>
     </w:p>
     <w:p>
       <w:pPr>
-        <w:pStyle w:val="ListBullet2"/>
+        <w:pStyle w:val="ListBullet"/>
       </w:pPr>
       <w:r>
         <w:rPr>
@@ -438,56 +441,55 @@
           <w:color w:val="4A4A49"/>
           <w:sz w:val="22"/>
         </w:rPr>
-        <w:t>Un incidente, para nuestros fines, es cualquier evento que degrada el servicio o pone en riesgo los datos, y merece post-mortem tanto el que llego al usuario como el que se detuvo a tiempo.</w:t>
+        <w:t>Al entrar: Señala los tramos sin detenerte. La teoría, leída con calma, toma unos 50 minutos (más que el tramo 10-35); el «demo» de hoy es el análisis guiado de la lámina «Demo del día», y la práctica empieza hacia el minuto 65.</w:t>
       </w:r>
     </w:p>
     <w:p>
-      <w:pPr>
-        <w:pStyle w:val="ListBullet2"/>
-      </w:pPr>
       <w:r>
         <w:rPr>
           <w:b w:val="0"/>
           <w:color w:val="4A4A49"/>
           <w:sz w:val="22"/>
         </w:rPr>
-        <w:t>Fuera de la lamina (habla de la practica): El entregable de hoy es una tabla de cuatro columnas, Contexto, Fallo, Leccion y Cambio en la clínica, con tres casos, y se sube a PostgreSQL en el navegador.</w:t>
+        <w:t>PASA A LA SIGUIENTE: Primer concepto: qué es un post-mortem.</w:t>
       </w:r>
     </w:p>
     <w:p>
+      <w:pPr>
+        <w:spacing w:before="200" w:after="60"/>
+      </w:pPr>
       <w:r>
         <w:rPr>
           <w:b/>
-          <w:color w:val="4A4A49"/>
-          <w:sz w:val="22"/>
-        </w:rPr>
-        <w:t>[Slide 5] Causa proxima y causa raiz: la distincion que separa el analisis de la anecdota</w:t>
-      </w:r>
+          <w:color w:val="1A1C1D"/>
+          <w:sz w:val="32"/>
+        </w:rPr>
+        <w:t>[Slide 4] El post-mortem analiza el fallo, no a la persona</w:t>
+      </w:r>
+    </w:p>
+    <w:p>
       <w:r>
         <w:rPr>
           <w:b w:val="0"/>
           <w:color w:val="4A4A49"/>
           <w:sz w:val="22"/>
         </w:rPr>
-        <w:t xml:space="preserve"> — 4 vinetas.</w:t>
+        <w:t>QUÉ ES (dilo así): Cuando un sistema falla en producción, los equipos serios no se quedan en «se cayó»: escriben un post-mortem, un documento corto que reconstruye el fallo y decide qué cambiar. La regla del oficio es que no se buscan culpables: se busca la condición del sistema que dejó que un error común se volviera un problema grande.</w:t>
       </w:r>
     </w:p>
     <w:p>
-      <w:pPr>
-        <w:pStyle w:val="ListBullet2"/>
-      </w:pPr>
       <w:r>
         <w:rPr>
           <w:b w:val="0"/>
           <w:color w:val="4A4A49"/>
           <w:sz w:val="22"/>
         </w:rPr>
-        <w:t>DESARROLLO (para explicarlo, no se proyecta):</w:t>
+        <w:t>CÓMO DARLA (≈4 min):</w:t>
       </w:r>
     </w:p>
     <w:p>
       <w:pPr>
-        <w:pStyle w:val="ListBullet2"/>
+        <w:pStyle w:val="ListBullet"/>
       </w:pPr>
       <w:r>
         <w:rPr>
@@ -495,12 +497,12 @@
           <w:color w:val="4A4A49"/>
           <w:sz w:val="22"/>
         </w:rPr>
-        <w:t>Antes de mirar los casos hay que instalar la distincion que separa un buen analisis de una anecdota: causa proxima y causa raiz.</w:t>
+        <w:t>Al entrar: La falla en producción y, a la derecha, el documento que se escribe después. «Post-mortem» es literalmente «después de la muerte» del servicio; es breve, no un libro.</w:t>
       </w:r>
     </w:p>
     <w:p>
       <w:pPr>
-        <w:pStyle w:val="ListBullet2"/>
+        <w:pStyle w:val="ListBullet"/>
       </w:pPr>
       <w:r>
         <w:rPr>
@@ -508,12 +510,12 @@
           <w:color w:val="4A4A49"/>
           <w:sz w:val="22"/>
         </w:rPr>
-        <w:t>La causa proxima es el ultimo evento de la cadena, el que se ve.</w:t>
+        <w:t>Clic 1: Las cuatro preguntas, en orden. Subraya la 3, en otro color: «por qué fue posible» es la causa raíz, el tema de la lámina siguiente. El impacto se mide: datos, horas, dinero o personas afectadas.</w:t>
       </w:r>
     </w:p>
     <w:p>
       <w:pPr>
-        <w:pStyle w:val="ListBullet2"/>
+        <w:pStyle w:val="ListBullet"/>
       </w:pPr>
       <w:r>
         <w:rPr>
@@ -521,38 +523,32 @@
           <w:color w:val="4A4A49"/>
           <w:sz w:val="22"/>
         </w:rPr>
-        <w:t>La causa raiz es la condicion que permitio que ese evento tuviera consecuencias.</w:t>
+        <w:t>Clic 2: La banda verde: sin culpables. Explica el porqué práctico: si el documento sirve para castigar, la gente esconde los errores pequeños y la organización se queda sin aviso de los grandes.</w:t>
       </w:r>
     </w:p>
     <w:p>
-      <w:pPr>
-        <w:pStyle w:val="ListBullet2"/>
-      </w:pPr>
       <w:r>
         <w:rPr>
           <w:b w:val="0"/>
           <w:color w:val="4A4A49"/>
           <w:sz w:val="22"/>
         </w:rPr>
-        <w:t>Un ejemplo con la clínica: el disco del servidor falla un viernes y se pierden tres semanas de historias clinicas.</w:t>
+        <w:t>EJEMPLO: Un post-mortem de cuatro líneas en la clínica: «A las 9:10 se borraron las citas del día; a las 9:40 se restauraron desde el respaldo de la noche y se perdieron las creadas en esa media hora; fue posible porque el usuario de la aplicación podía hacer DELETE sin WHERE; se cambia: la aplicación pierde el permiso DELETE sobre cita».</w:t>
       </w:r>
     </w:p>
     <w:p>
-      <w:pPr>
-        <w:pStyle w:val="ListBullet2"/>
-      </w:pPr>
       <w:r>
         <w:rPr>
           <w:b w:val="0"/>
           <w:color w:val="4A4A49"/>
           <w:sz w:val="22"/>
         </w:rPr>
-        <w:t>La causa proxima es el disco.</w:t>
+        <w:t>SI PREGUNTAN:</w:t>
       </w:r>
     </w:p>
     <w:p>
       <w:pPr>
-        <w:pStyle w:val="ListBullet2"/>
+        <w:pStyle w:val="ListBullet"/>
       </w:pPr>
       <w:r>
         <w:rPr>
@@ -560,12 +556,12 @@
           <w:color w:val="4A4A49"/>
           <w:sz w:val="22"/>
         </w:rPr>
-        <w:t>La causa raiz es que existia un archivo de respaldo que nadie habia restaurado nunca para comprobar que sirviera, y que nadie vigilaba si el respaldo del dia se habia ejecutado.</w:t>
+        <w:t>«¿Y si alguien lo hizo mal a propósito?» → Eso ya no es un incidente sino un asunto de seguridad o disciplinario, y va por otro camino. El post-mortem trata los errores honestos, que son casi todos.</w:t>
       </w:r>
     </w:p>
     <w:p>
       <w:pPr>
-        <w:pStyle w:val="ListBullet2"/>
+        <w:pStyle w:val="ListBullet"/>
       </w:pPr>
       <w:r>
         <w:rPr>
@@ -573,64 +569,65 @@
           <w:color w:val="4A4A49"/>
           <w:sz w:val="22"/>
         </w:rPr>
-        <w:t>Los discos fallan siempre, eso no es noticia; lo que se puede cambiar es lo segundo.</w:t>
+        <w:t>«¿Hace falta post-mortem si el fallo no llegó al usuario?» → Sí: el que se detuvo a tiempo es el más barato de estudiar. Incidente es todo evento que degrada el servicio o pone en riesgo los datos.</w:t>
       </w:r>
     </w:p>
     <w:p>
-      <w:pPr>
-        <w:pStyle w:val="ListBullet2"/>
-      </w:pPr>
       <w:r>
         <w:rPr>
           <w:b w:val="0"/>
           <w:color w:val="4A4A49"/>
           <w:sz w:val="22"/>
         </w:rPr>
-        <w:t>La tecnica mas simple para llegar ahi es preguntar por que cinco veces seguidas, y hay dos criterios de parada utiles: si la respuesta nombra una persona, todavia no llego a la causa raiz</w:t>
+        <w:t>CUIDADO: «Sin culpables» no es «sin responsables»: cada acción de mejora tiene un responsable y una fecha. Lo que no hay es castigo por el error honesto.</w:t>
       </w:r>
     </w:p>
     <w:p>
-      <w:pPr>
-        <w:pStyle w:val="ListBullet2"/>
-      </w:pPr>
       <w:r>
         <w:rPr>
           <w:b w:val="0"/>
           <w:color w:val="4A4A49"/>
           <w:sz w:val="22"/>
         </w:rPr>
-        <w:t>Porque senalar a quien ejecuto el comando equivocado no explica por que el sistema permitia ejecutarlo sin confirmacion ni por que no habia como volver atras</w:t>
+        <w:t>PASA A LA SIGUIENTE: Para responder la tercera pregunta hay que separar dos causas: la próxima y la raíz.</w:t>
       </w:r>
     </w:p>
     <w:p>
       <w:pPr>
-        <w:pStyle w:val="ListBullet2"/>
-      </w:pPr>
+        <w:spacing w:before="200" w:after="60"/>
+      </w:pPr>
+      <w:r>
+        <w:rPr>
+          <w:b/>
+          <w:color w:val="1A1C1D"/>
+          <w:sz w:val="32"/>
+        </w:rPr>
+        <w:t>[Slide 5] Causa proxima y causa raiz: la distincion que separa el analisis de la anecdota</w:t>
+      </w:r>
+    </w:p>
+    <w:p>
       <w:r>
         <w:rPr>
           <w:b w:val="0"/>
           <w:color w:val="4A4A49"/>
           <w:sz w:val="22"/>
         </w:rPr>
-        <w:t>Y si la respuesta describe algo que se puede cambiar en un procedimiento, un permiso, una restriccion o una alarma, entonces si llego.</w:t>
+        <w:t>QUÉ ES (dilo así): Todo fallo tiene una causa que se ve y otra que lo permitió. La que se ve, la próxima, casi nunca se puede eliminar: los discos fallan y la gente se equivoca. La raíz sí se cambia, y se encuentra preguntando por qué hasta llegar a un procedimiento, un permiso, una restricción o una alarma.</w:t>
       </w:r>
     </w:p>
     <w:p>
-      <w:pPr>
-        <w:pStyle w:val="ListBullet2"/>
-      </w:pPr>
       <w:r>
         <w:rPr>
           <w:b w:val="0"/>
           <w:color w:val="4A4A49"/>
           <w:sz w:val="22"/>
         </w:rPr>
-        <w:t>NOTAS:</w:t>
+        <w:t>CÓMO DARLA (≈4 min):</w:t>
       </w:r>
     </w:p>
     <w:p>
       <w:pPr>
-        <w:pStyle w:val="ListBullet2"/>
+        <w:pStyle w:val="ListBullet"/>
       </w:pPr>
       <w:r>
         <w:rPr>
@@ -638,30 +635,25 @@
           <w:color w:val="4A4A49"/>
           <w:sz w:val="22"/>
         </w:rPr>
-        <w:t>Conviene ademas admitir la existencia de factores contribuyentes, que son condiciones que empeoraron el resultado sin haberlo causado, como que el incidente ocurriera de noche, que la documentacion estuviera desactualizada o que el unico que sabia restaurar estuviera de vacaciones.</w:t>
+        <w:t>Al entrar: Arriba, lo que se ve: el disco falla un viernes y se pierden tres semanas de historias clínicas. La etiqueta roja dice «causa próxima». Pregunta: «¿la solución es comprar discos que no fallen?».</w:t>
       </w:r>
     </w:p>
     <w:p>
-      <w:r>
-        <w:rPr>
-          <w:b/>
-          <w:color w:val="4A4A49"/>
-          <w:sz w:val="22"/>
-        </w:rPr>
-        <w:t>[Slide 6] Caso uno: el respaldo que nunca se restauro (GitLab, 2017)</w:t>
-      </w:r>
+      <w:pPr>
+        <w:pStyle w:val="ListBullet"/>
+      </w:pPr>
       <w:r>
         <w:rPr>
           <w:b w:val="0"/>
           <w:color w:val="4A4A49"/>
           <w:sz w:val="22"/>
         </w:rPr>
-        <w:t xml:space="preserve"> — 3 vinetas.</w:t>
+        <w:t>Clic 1: Tres «¿por qué?» bajan a la caja azul: había un respaldo que nadie había restaurado nunca, y nadie vigilaba si el del día se ejecutaba. Esa es la causa raíz, y esa sí se puede cambiar.</w:t>
       </w:r>
     </w:p>
     <w:p>
       <w:pPr>
-        <w:pStyle w:val="ListBullet2"/>
+        <w:pStyle w:val="ListBullet"/>
       </w:pPr>
       <w:r>
         <w:rPr>
@@ -669,38 +661,32 @@
           <w:color w:val="4A4A49"/>
           <w:sz w:val="22"/>
         </w:rPr>
-        <w:t>DESARROLLO (para explicarlo, no se proyecta):</w:t>
+        <w:t>Clic 2: La regla para saber cuándo parar: si la respuesta nombra a una persona («Pedro borró»), sigue preguntando; si nombra algo que se cambia (un permiso, una restricción, una alarma), llegaste.</w:t>
       </w:r>
     </w:p>
     <w:p>
-      <w:pPr>
-        <w:pStyle w:val="ListBullet2"/>
-      </w:pPr>
       <w:r>
         <w:rPr>
           <w:b w:val="0"/>
           <w:color w:val="4A4A49"/>
           <w:sz w:val="22"/>
         </w:rPr>
-        <w:t>Caso uno, el respaldo que nunca se restauro, con el ejemplo publico mejor documentado que existe.</w:t>
+        <w:t>EJEMPLO: «Se borró la agenda» → ¿por qué? «Alguien corrió DELETE sin WHERE» (nombra una persona: seguir) → ¿por qué pudo? «El usuario de la aplicación tiene DELETE sobre cita» (un permiso: raíz). La mejora es quitar ese permiso.</w:t>
       </w:r>
     </w:p>
     <w:p>
-      <w:pPr>
-        <w:pStyle w:val="ListBullet2"/>
-      </w:pPr>
       <w:r>
         <w:rPr>
           <w:b w:val="0"/>
           <w:color w:val="4A4A49"/>
           <w:sz w:val="22"/>
         </w:rPr>
-        <w:t>El 31 de enero de 2017 GitLab sufrio la perdida de datos de su servicio en la nube: durante la atencion de un problema de replicacion</w:t>
+        <w:t>SI PREGUNTAN:</w:t>
       </w:r>
     </w:p>
     <w:p>
       <w:pPr>
-        <w:pStyle w:val="ListBullet2"/>
+        <w:pStyle w:val="ListBullet"/>
       </w:pPr>
       <w:r>
         <w:rPr>
@@ -708,12 +694,12 @@
           <w:color w:val="4A4A49"/>
           <w:sz w:val="22"/>
         </w:rPr>
-        <w:t>Un ingeniero ejecuto un borrado recursivo sobre el directorio de datos del servidor equivocado y elimino cerca de trescientos gigabytes.</w:t>
+        <w:t>«¿Siempre son cinco «por qué»?» → No: cinco es una guía. Se para cuando la respuesta es algo que se puede cambiar; a veces son tres y a veces seis.</w:t>
       </w:r>
     </w:p>
     <w:p>
       <w:pPr>
-        <w:pStyle w:val="ListBullet2"/>
+        <w:pStyle w:val="ListBullet"/>
       </w:pPr>
       <w:r>
         <w:rPr>
@@ -721,64 +707,65 @@
           <w:color w:val="4A4A49"/>
           <w:sz w:val="22"/>
         </w:rPr>
-        <w:t>La leccion tecnica es exacta: un respaldo que nunca se restauro de prueba no es un respaldo, es una carpeta con un nombre tranquilizador.</w:t>
+        <w:t>«¿Y que fuera de noche o que quien sabía restaurar estuviera de vacaciones?» → Son factores contribuyentes: empeoraron el resultado sin causarlo. Se anotan aparte; no son la raíz.</w:t>
       </w:r>
     </w:p>
     <w:p>
-      <w:pPr>
-        <w:pStyle w:val="ListBullet2"/>
-      </w:pPr>
       <w:r>
         <w:rPr>
           <w:b w:val="0"/>
           <w:color w:val="4A4A49"/>
           <w:sz w:val="22"/>
         </w:rPr>
-        <w:t>Y hay una segunda leccion igual de importante: un proceso de respaldo que puede fallar sin avisar es peor que no tenerlo, porque produce confianza injustificada.</w:t>
+        <w:t>CUIDADO: No aceptes «error humano» como causa raíz: es la causa próxima de casi todo. La pregunta correcta es por qué el sistema dejó que ese error tuviera consecuencias.</w:t>
       </w:r>
     </w:p>
     <w:p>
-      <w:pPr>
-        <w:pStyle w:val="ListBullet2"/>
-      </w:pPr>
       <w:r>
         <w:rPr>
           <w:b w:val="0"/>
           <w:color w:val="4A4A49"/>
           <w:sz w:val="22"/>
         </w:rPr>
-        <w:t>Esto conecta con la Clase 4, donde se definieron RPO, la cantidad maxima de datos que la organizacion acepta perder medida en tiempo, y RTO, el tiempo maximo que acepta estar caida.</w:t>
+        <w:t>PASA A LA SIGUIENTE: Con esta herramienta vamos al primer caso real, el mejor documentado.</w:t>
       </w:r>
     </w:p>
     <w:p>
       <w:pPr>
-        <w:pStyle w:val="ListBullet2"/>
-      </w:pPr>
+        <w:spacing w:before="200" w:after="60"/>
+      </w:pPr>
+      <w:r>
+        <w:rPr>
+          <w:b/>
+          <w:color w:val="1A1C1D"/>
+          <w:sz w:val="32"/>
+        </w:rPr>
+        <w:t>[Slide 6] Caso uno: el respaldo que nunca se restauro (GitLab, 2017)</w:t>
+      </w:r>
+    </w:p>
+    <w:p>
       <w:r>
         <w:rPr>
           <w:b w:val="0"/>
           <w:color w:val="4A4A49"/>
           <w:sz w:val="22"/>
         </w:rPr>
-        <w:t>GitLab descubrio su RPO real el dia del incidente, y ese es justo el error que no se debe repetir: el RPO no se declara, se demuestra restaurando.</w:t>
+        <w:t>QUÉ ES (dilo así): GitLab, un servicio en la nube para guardar código, perdió datos en 2017. El error humano fue corriente; lo que lo volvió histórico fue descubrir, en plena emergencia, que ninguno de sus respaldos servía como se creía.</w:t>
       </w:r>
     </w:p>
     <w:p>
-      <w:pPr>
-        <w:pStyle w:val="ListBullet2"/>
-      </w:pPr>
       <w:r>
         <w:rPr>
           <w:b w:val="0"/>
           <w:color w:val="4A4A49"/>
           <w:sz w:val="22"/>
         </w:rPr>
-        <w:t>NOTAS:</w:t>
+        <w:t>CÓMO DARLA (≈4 min):</w:t>
       </w:r>
     </w:p>
     <w:p>
       <w:pPr>
-        <w:pStyle w:val="ListBullet2"/>
+        <w:pStyle w:val="ListBullet"/>
       </w:pPr>
       <w:r>
         <w:rPr>
@@ -786,12 +773,12 @@
           <w:color w:val="4A4A49"/>
           <w:sz w:val="22"/>
         </w:rPr>
-        <w:t>Eso es la causa proxima.</w:t>
+        <w:t>Al entrar: La causa próxima: atendiendo un problema de replicación, un ingeniero ejecutó un borrado recursivo del directorio de datos en el servidor equivocado. Unos 300 GB.</w:t>
       </w:r>
     </w:p>
     <w:p>
       <w:pPr>
-        <w:pStyle w:val="ListBullet2"/>
+        <w:pStyle w:val="ListBullet"/>
       </w:pPr>
       <w:r>
         <w:rPr>
@@ -799,12 +786,12 @@
           <w:color w:val="4A4A49"/>
           <w:sz w:val="22"/>
         </w:rPr>
-        <w:t>Lo que convirtio un error humano corriente en un incidente historico fue que, al intentar recuperar, la compania descubrio que sus cinco mecanismos de respaldo y replicacion fallaban de una u otra forma: entre otras cosas, la herramienta de volcado logico fallaba en silencio por una diferencia de version entre cliente y servidor, y las copias que debian estar en almacenamiento remoto estaban vacias.</w:t>
+        <w:t>Clic 1: La causa raíz: al intentar recuperar, los cinco mecanismos de respaldo y replicación fallaban. Dos ejemplos: el volcado lógico fallaba en silencio por una diferencia de versión entre cliente y servidor, y las copias remotas estaban vacías.</w:t>
       </w:r>
     </w:p>
     <w:p>
       <w:pPr>
-        <w:pStyle w:val="ListBullet2"/>
+        <w:pStyle w:val="ListBullet"/>
       </w:pPr>
       <w:r>
         <w:rPr>
@@ -812,56 +799,45 @@
           <w:color w:val="4A4A49"/>
           <w:sz w:val="22"/>
         </w:rPr>
-        <w:t>Terminaron restaurando desde una copia de trabajo de unas seis horas antes y perdieron de forma definitiva la informacion creada en esa ventana, del orden de miles de proyectos y comentarios.</w:t>
+        <w:t>Clic 2: El desenlace: se restauró una copia de unas seis horas antes; lo creado en esa ventana se perdió para siempre (miles de proyectos y comentarios).</w:t>
       </w:r>
     </w:p>
     <w:p>
-      <w:r>
-        <w:rPr>
-          <w:b/>
-          <w:color w:val="4A4A49"/>
-          <w:sz w:val="22"/>
-        </w:rPr>
-        <w:t>[Slide 7] Caso dos: permisos excesivos (Capital One, 2019)</w:t>
-      </w:r>
+      <w:pPr>
+        <w:pStyle w:val="ListBullet"/>
+      </w:pPr>
       <w:r>
         <w:rPr>
           <w:b w:val="0"/>
           <w:color w:val="4A4A49"/>
           <w:sz w:val="22"/>
         </w:rPr>
-        <w:t xml:space="preserve"> — 3 vinetas.</w:t>
+        <w:t>Clic 3: Las dos lecciones: un respaldo nunca restaurado no es un respaldo, y el RPO (Clase 4: cuántos datos se acepta perder, medido en tiempo) no se declara: se demuestra restaurando.</w:t>
       </w:r>
     </w:p>
     <w:p>
-      <w:pPr>
-        <w:pStyle w:val="ListBullet2"/>
-      </w:pPr>
       <w:r>
         <w:rPr>
           <w:b w:val="0"/>
           <w:color w:val="4A4A49"/>
           <w:sz w:val="22"/>
         </w:rPr>
-        <w:t>DESARROLLO (para explicarlo, no se proyecta):</w:t>
+        <w:t>EJEMPLO: En la clínica: si el respaldo de la noche nunca se ha restaurado en una base de prueba, nadie sabe si el RPO real es de 24 horas o de tres semanas.</w:t>
       </w:r>
     </w:p>
     <w:p>
-      <w:pPr>
-        <w:pStyle w:val="ListBullet2"/>
-      </w:pPr>
       <w:r>
         <w:rPr>
           <w:b w:val="0"/>
           <w:color w:val="4A4A49"/>
           <w:sz w:val="22"/>
         </w:rPr>
-        <w:t>En julio de 2019 Capital One informo un acceso no autorizado que afecto informacion de aproximadamente cien millones de personas en Estados Unidos y varios millones en Canada, incluyendo solicitudes de credito.</w:t>
+        <w:t>SI PREGUNTAN:</w:t>
       </w:r>
     </w:p>
     <w:p>
       <w:pPr>
-        <w:pStyle w:val="ListBullet2"/>
+        <w:pStyle w:val="ListBullet"/>
       </w:pPr>
       <w:r>
         <w:rPr>
@@ -869,12 +845,12 @@
           <w:color w:val="4A4A49"/>
           <w:sz w:val="22"/>
         </w:rPr>
-        <w:t>La cadena tecnica publicada es instructiva porque no hubo ninguna hazana: una configuracion incorrecta en un cortafuegos de aplicaciones permitio que se le hiciera hacer peticiones internas en nombre del servidor, con eso se obtuvieron credenciales temporales de un rol de servicio</w:t>
+        <w:t>«¿Por qué el volcado fallaba en silencio?» → Por una diferencia de versión entre el programa que hacía la copia y el servidor: daba error y nadie revisaba ese error. Un proceso que puede fallar sin avisar da una confianza que no existe.</w:t>
       </w:r>
     </w:p>
     <w:p>
       <w:pPr>
-        <w:pStyle w:val="ListBullet2"/>
+        <w:pStyle w:val="ListBullet"/>
       </w:pPr>
       <w:r>
         <w:rPr>
@@ -882,64 +858,65 @@
           <w:color w:val="4A4A49"/>
           <w:sz w:val="22"/>
         </w:rPr>
-        <w:t>Y ese rol tenia permiso para listar y leer todos los buckets de almacenamiento, muchos mas de los que necesitaba para su trabajo.</w:t>
+        <w:t>«¿Qué es el RPO?» → Recovery Point Objective: cuántos datos acepta perder la organización, medido en tiempo. Si el último respaldo bueno era de seis horas antes, el RPO real fue de seis horas.</w:t>
       </w:r>
     </w:p>
     <w:p>
-      <w:pPr>
-        <w:pStyle w:val="ListBullet2"/>
-      </w:pPr>
       <w:r>
         <w:rPr>
           <w:b w:val="0"/>
           <w:color w:val="4A4A49"/>
           <w:sz w:val="22"/>
         </w:rPr>
-        <w:t>El regulador bancario estadounidense impuso una multa de ochenta millones de dolares en 2020.</w:t>
+        <w:t>CUIDADO: No lo cuentes como «un ingeniero borró la base»: esa es la causa próxima, justo el error de análisis de la lámina anterior. El caso enseña que cinco respaldos sin probar equivalen a ninguno.</w:t>
       </w:r>
     </w:p>
     <w:p>
-      <w:pPr>
-        <w:pStyle w:val="ListBullet2"/>
-      </w:pPr>
       <w:r>
         <w:rPr>
           <w:b w:val="0"/>
           <w:color w:val="4A4A49"/>
           <w:sz w:val="22"/>
         </w:rPr>
-        <w:t>La causa proxima es la mala configuracion del cortafuegos; la causa raiz es que un componente tenia privilegios mucho mayores que su funcion.</w:t>
+        <w:t>PASA A LA SIGUIENTE: Segundo caso: no se perdió nada; se leyó lo que no se debía, por un permiso de más.</w:t>
       </w:r>
     </w:p>
     <w:p>
       <w:pPr>
-        <w:pStyle w:val="ListBullet2"/>
-      </w:pPr>
+        <w:spacing w:before="200" w:after="60"/>
+      </w:pPr>
+      <w:r>
+        <w:rPr>
+          <w:b/>
+          <w:color w:val="1A1C1D"/>
+          <w:sz w:val="32"/>
+        </w:rPr>
+        <w:t>[Slide 7] Caso dos: permisos excesivos (Capital One, 2019)</w:t>
+      </w:r>
+    </w:p>
+    <w:p>
       <w:r>
         <w:rPr>
           <w:b w:val="0"/>
           <w:color w:val="4A4A49"/>
           <w:sz w:val="22"/>
         </w:rPr>
-        <w:t>La leccion, en el vocabulario de la Clase 2, es el principio de privilegio minimo: cada actor recibe exactamente los permisos que necesita para su tarea y nada mas.</w:t>
+        <w:t>QUÉ ES (dilo así): Capital One, un banco de Estados Unidos, tuvo en 2019 una fuga de datos sin ninguna hazaña técnica: una configuración incorrecta abrió la puerta, y un permiso de más hizo que detrás de esa puerta estuviera todo.</w:t>
       </w:r>
     </w:p>
     <w:p>
-      <w:pPr>
-        <w:pStyle w:val="ListBullet2"/>
-      </w:pPr>
       <w:r>
         <w:rPr>
           <w:b w:val="0"/>
           <w:color w:val="4A4A49"/>
           <w:sz w:val="22"/>
         </w:rPr>
-        <w:t>Ese atajo es exactamente el que convierte una vulnerabilidad menor en una fuga total.</w:t>
+        <w:t>CÓMO DARLA (≈3 min):</w:t>
       </w:r>
     </w:p>
     <w:p>
       <w:pPr>
-        <w:pStyle w:val="ListBullet2"/>
+        <w:pStyle w:val="ListBullet"/>
       </w:pPr>
       <w:r>
         <w:rPr>
@@ -947,12 +924,12 @@
           <w:color w:val="4A4A49"/>
           <w:sz w:val="22"/>
         </w:rPr>
-        <w:t>NOTAS:</w:t>
+        <w:t>Al entrar: La cadena, de arriba abajo: cortafuegos mal configurado (causa próxima) → el servidor hace peticiones internas a pedido del atacante → entrega credenciales temporales de un rol de servicio.</w:t>
       </w:r>
     </w:p>
     <w:p>
       <w:pPr>
-        <w:pStyle w:val="ListBullet2"/>
+        <w:pStyle w:val="ListBullet"/>
       </w:pPr>
       <w:r>
         <w:rPr>
@@ -960,12 +937,12 @@
           <w:color w:val="4A4A49"/>
           <w:sz w:val="22"/>
         </w:rPr>
-        <w:t>Caso dos, permisos excesivos.</w:t>
+        <w:t>Clic 1: Lo que ese rol podía leer. Los 12 recuadros son un esquema, no a escala: verde, lo que su función necesitaba; rojo, todo lo demás que también podía listar y leer.</w:t>
       </w:r>
     </w:p>
     <w:p>
       <w:pPr>
-        <w:pStyle w:val="ListBullet2"/>
+        <w:pStyle w:val="ListBullet"/>
       </w:pPr>
       <w:r>
         <w:rPr>
@@ -973,43 +950,32 @@
           <w:color w:val="4A4A49"/>
           <w:sz w:val="22"/>
         </w:rPr>
-        <w:t>Y hay que decir la parte incomoda, porque es la que se repite en los proyectos de curso: casi todos los estudiantes hacen que la aplicacion se conecte con un usuario que tiene todo, porque asi nunca aparece un error de permisos y se avanza mas rapido.</w:t>
+        <w:t>Clic 2: La causa raíz: un privilegio mucho mayor que su función. La lección, con el vocabulario de la Clase 2: privilegio mínimo.</w:t>
       </w:r>
     </w:p>
     <w:p>
-      <w:r>
-        <w:rPr>
-          <w:b/>
-          <w:color w:val="4A4A49"/>
-          <w:sz w:val="22"/>
-        </w:rPr>
-        <w:t>[Slide 8] Caso tres: perdida de datos en una migracion (MySpace, 2019)</w:t>
-      </w:r>
       <w:r>
         <w:rPr>
           <w:b w:val="0"/>
           <w:color w:val="4A4A49"/>
           <w:sz w:val="22"/>
         </w:rPr>
-        <w:t xml:space="preserve"> — 4 vinetas.</w:t>
+        <w:t>EJEMPLO: En la clínica, una aplicación que entra con el usuario dueño de todas las tablas repite el error: si alguien abusa de ella, tiene todo. Con un rol que solo puede ejecutar los procedimientos, el daño queda acotado.</w:t>
       </w:r>
     </w:p>
     <w:p>
-      <w:pPr>
-        <w:pStyle w:val="ListBullet2"/>
-      </w:pPr>
       <w:r>
         <w:rPr>
           <w:b w:val="0"/>
           <w:color w:val="4A4A49"/>
           <w:sz w:val="22"/>
         </w:rPr>
-        <w:t>DESARROLLO (para explicarlo, no se proyecta):</w:t>
+        <w:t>SI PREGUNTAN:</w:t>
       </w:r>
     </w:p>
     <w:p>
       <w:pPr>
-        <w:pStyle w:val="ListBullet2"/>
+        <w:pStyle w:val="ListBullet"/>
       </w:pPr>
       <w:r>
         <w:rPr>
@@ -1017,12 +983,12 @@
           <w:color w:val="4A4A49"/>
           <w:sz w:val="22"/>
         </w:rPr>
-        <w:t>En marzo de 2019 MySpace reconocio que habia perdido la musica subida a la plataforma entre 2003 y 2015, del orden de cincuenta millones de archivos de unos catorce millones de artistas, durante una migracion de servidores</w:t>
+        <w:t>«¿El problema no fue el cortafuegos?» → Esa es la causa próxima. Con un rol de privilegio mínimo, la misma falla habría expuesto una fracción de los datos.</w:t>
       </w:r>
     </w:p>
     <w:p>
       <w:pPr>
-        <w:pStyle w:val="ListBullet2"/>
+        <w:pStyle w:val="ListBullet"/>
       </w:pPr>
       <w:r>
         <w:rPr>
@@ -1030,64 +996,65 @@
           <w:color w:val="4A4A49"/>
           <w:sz w:val="22"/>
         </w:rPr>
-        <w:t>No hubo ataque ni desastre natural, solo una migracion sin copia verificada de la que ya no se podia volver atras.</w:t>
+        <w:t>«¿Por qué los proyectos de curso repiten este error?» → Porque conectarse con un usuario que tiene todo hace que nunca aparezca un error de permisos: es más rápido hoy y es la puerta abierta mañana.</w:t>
       </w:r>
     </w:p>
     <w:p>
-      <w:pPr>
-        <w:pStyle w:val="ListBullet2"/>
-      </w:pPr>
       <w:r>
         <w:rPr>
           <w:b w:val="0"/>
           <w:color w:val="4A4A49"/>
           <w:sz w:val="22"/>
         </w:rPr>
-        <w:t>En la banca hay un caso paralelo y bien documentado con el sistema de TSB en Reino Unido en 2018, donde el paso a una plataforma nueva dejo a millones de clientes sin acceso confiable durante semanas</w:t>
+        <w:t>CUIDADO: Usa las cifras publicadas: unos 100 millones de personas en EE. UU. y varios millones en Canadá, y una multa de 80 millones de dólares en 2020. No las redondees hacia arriba para dramatizar.</w:t>
       </w:r>
     </w:p>
     <w:p>
-      <w:pPr>
-        <w:pStyle w:val="ListBullet2"/>
-      </w:pPr>
       <w:r>
         <w:rPr>
           <w:b w:val="0"/>
           <w:color w:val="4A4A49"/>
           <w:sz w:val="22"/>
         </w:rPr>
-        <w:t>Con costos reportados del orden de cientos de millones de libras y sanciones posteriores del regulador</w:t>
+        <w:t>PASA A LA SIGUIENTE: Tercer caso: ni ataque ni comando equivocado; una migración sin camino de vuelta.</w:t>
       </w:r>
     </w:p>
     <w:p>
       <w:pPr>
-        <w:pStyle w:val="ListBullet2"/>
-      </w:pPr>
+        <w:spacing w:before="200" w:after="60"/>
+      </w:pPr>
+      <w:r>
+        <w:rPr>
+          <w:b/>
+          <w:color w:val="1A1C1D"/>
+          <w:sz w:val="32"/>
+        </w:rPr>
+        <w:t>[Slide 8] Caso tres: perdida de datos en una migracion (MySpace, 2019)</w:t>
+      </w:r>
+    </w:p>
+    <w:p>
       <w:r>
         <w:rPr>
           <w:b w:val="0"/>
           <w:color w:val="4A4A49"/>
           <w:sz w:val="22"/>
         </w:rPr>
-        <w:t>La causa raiz senalada en los informes no fue un error puntual de programacion sino una migracion probada de forma insuficiente y sin un camino de retorno real.</w:t>
+        <w:t>QUÉ ES (dilo así): Migrar es mover datos de un sistema a otro. MySpace lo hizo sin una copia verificada y sin poder volver atrás, y perdió doce años de música de sus usuarios. El mismo patrón aparece en la banca.</w:t>
       </w:r>
     </w:p>
     <w:p>
-      <w:pPr>
-        <w:pStyle w:val="ListBullet2"/>
-      </w:pPr>
       <w:r>
         <w:rPr>
           <w:b w:val="0"/>
           <w:color w:val="4A4A49"/>
           <w:sz w:val="22"/>
         </w:rPr>
-        <w:t>La leccion tecnica es la misma en los dos casos y conecta con la Clase 12: una migracion sin plan de retorno probado es una apuesta, y el plan de retorno se prueba antes, no el dia del cambio.</w:t>
+        <w:t>CÓMO DARLA (≈3 min):</w:t>
       </w:r>
     </w:p>
     <w:p>
       <w:pPr>
-        <w:pStyle w:val="ListBullet2"/>
+        <w:pStyle w:val="ListBullet"/>
       </w:pPr>
       <w:r>
         <w:rPr>
@@ -1095,12 +1062,12 @@
           <w:color w:val="4A4A49"/>
           <w:sz w:val="22"/>
         </w:rPr>
-        <w:t>La forma disciplinada de hacerlo es la secuencia de expandir, migrar y contraer, con las dos versiones conviviendo, mas una verificacion de conteos entre origen y destino antes de eliminar nada.</w:t>
+        <w:t>Al entrar: Los archivos viajan de los servidores viejos a los nuevos; los rojos se pierden en el camino. No había copia verificada: la franja roja son doce años de música, del orden de 50 millones de archivos.</w:t>
       </w:r>
     </w:p>
     <w:p>
       <w:pPr>
-        <w:pStyle w:val="ListBullet2"/>
+        <w:pStyle w:val="ListBullet"/>
       </w:pPr>
       <w:r>
         <w:rPr>
@@ -1108,12 +1075,12 @@
           <w:color w:val="4A4A49"/>
           <w:sz w:val="22"/>
         </w:rPr>
-        <w:t>NOTAS:</w:t>
+        <w:t>Clic 1: Lo que faltaba, en tres cajas: expandir, migrar y contraer (las dos versiones conviven mientras se migra), conteos que coincidan entre origen y destino antes de borrar nada, y un plan de retorno probado antes del día del cambio.</w:t>
       </w:r>
     </w:p>
     <w:p>
       <w:pPr>
-        <w:pStyle w:val="ListBullet2"/>
+        <w:pStyle w:val="ListBullet"/>
       </w:pPr>
       <w:r>
         <w:rPr>
@@ -1121,43 +1088,32 @@
           <w:color w:val="4A4A49"/>
           <w:sz w:val="22"/>
         </w:rPr>
-        <w:t>Caso tres, perdida de datos durante una migracion.</w:t>
+        <w:t>Clic 2: La lección y el caso paralelo: TSB, un banco del Reino Unido, dejó en 2018 a millones de clientes sin acceso confiable durante semanas por una migración probada de forma insuficiente.</w:t>
       </w:r>
     </w:p>
     <w:p>
-      <w:r>
-        <w:rPr>
-          <w:b/>
-          <w:color w:val="4A4A49"/>
-          <w:sz w:val="22"/>
-        </w:rPr>
-        <w:t>[Slide 9] Caso cuatro: concurrencia, el que no llega a los titulares</w:t>
-      </w:r>
       <w:r>
         <w:rPr>
           <w:b w:val="0"/>
           <w:color w:val="4A4A49"/>
           <w:sz w:val="22"/>
         </w:rPr>
-        <w:t xml:space="preserve"> — 4 vinetas.</w:t>
+        <w:t>EJEMPLO: En la clínica, al mover las citas antiguas a una tabla histórica: se crea la tabla nueva, se copian las filas, se compara SELECT COUNT(*) en las dos y solo entonces se borran del origen.</w:t>
       </w:r>
     </w:p>
     <w:p>
-      <w:pPr>
-        <w:pStyle w:val="ListBullet2"/>
-      </w:pPr>
       <w:r>
         <w:rPr>
           <w:b w:val="0"/>
           <w:color w:val="4A4A49"/>
           <w:sz w:val="22"/>
         </w:rPr>
-        <w:t>DESARROLLO (para explicarlo, no se proyecta):</w:t>
+        <w:t>SI PREGUNTAN:</w:t>
       </w:r>
     </w:p>
     <w:p>
       <w:pPr>
-        <w:pStyle w:val="ListBullet2"/>
+        <w:pStyle w:val="ListBullet"/>
       </w:pPr>
       <w:r>
         <w:rPr>
@@ -1165,64 +1121,65 @@
           <w:color w:val="4A4A49"/>
           <w:sz w:val="22"/>
         </w:rPr>
-        <w:t>Este merece un tratamiento distinto porque su rasgo caracteristico es que no llega a los titulares con nombre propio tan facilmente: son fallos que no producen mensajes de error y por eso se descubren semanas despues</w:t>
+        <w:t>«¿Qué es expandir, migrar y contraer?» → Primero se agrega lo nuevo sin quitar lo viejo (expandir), luego se mueven los datos y la aplicación (migrar) y solo al final se retira lo viejo (contraer). Mientras tanto siempre hay a dónde volver.</w:t>
       </w:r>
     </w:p>
     <w:p>
-      <w:pPr>
-        <w:pStyle w:val="ListBullet2"/>
-      </w:pPr>
       <w:r>
         <w:rPr>
           <w:b w:val="0"/>
           <w:color w:val="4A4A49"/>
           <w:sz w:val="22"/>
         </w:rPr>
-        <w:t>Cuando el inventario fisico no coincide con el del sistema o cuando dos clientes reclaman el mismo cupo.</w:t>
+        <w:t>CUIDADO: La causa raíz no es «el servidor nuevo falló»: es que se dio por terminada la migración sin haber comprobado el destino.</w:t>
       </w:r>
     </w:p>
     <w:p>
-      <w:pPr>
-        <w:pStyle w:val="ListBullet2"/>
-      </w:pPr>
       <w:r>
         <w:rPr>
           <w:b w:val="0"/>
           <w:color w:val="4A4A49"/>
           <w:sz w:val="22"/>
         </w:rPr>
-        <w:t>El patron es siempre uno de los tres que se estudiaron en la Clase 10.</w:t>
+        <w:t>PASA A LA SIGUIENTE: Cuarto caso: el fallo que no da ningún mensaje de error.</w:t>
       </w:r>
     </w:p>
     <w:p>
       <w:pPr>
-        <w:pStyle w:val="ListBullet2"/>
-      </w:pPr>
+        <w:spacing w:before="200" w:after="60"/>
+      </w:pPr>
+      <w:r>
+        <w:rPr>
+          <w:b/>
+          <w:color w:val="1A1C1D"/>
+          <w:sz w:val="32"/>
+        </w:rPr>
+        <w:t>[Slide 9] Caso cuatro: concurrencia, el que no llega a los titulares</w:t>
+      </w:r>
+    </w:p>
+    <w:p>
       <w:r>
         <w:rPr>
           <w:b w:val="0"/>
           <w:color w:val="4A4A49"/>
           <w:sz w:val="22"/>
         </w:rPr>
-        <w:t>Actualizacion perdida: dos procesos leen el mismo stock de Insumo, digamos cinco unidades, ambos restan tres y ambos escriben dos, con lo cual se despacharon seis unidades y el sistema declara dos existencias que no estan.</w:t>
+        <w:t>QUÉ ES (dilo así): La concurrencia es lo que pasa cuando dos usuarios trabajan sobre el mismo dato al mismo tiempo. Sus fallos no producen errores: el sistema queda mal en silencio y se descubre semanas después, cuando el inventario físico no cuadra o dos personas reclaman el mismo cupo.</w:t>
       </w:r>
     </w:p>
     <w:p>
-      <w:pPr>
-        <w:pStyle w:val="ListBullet2"/>
-      </w:pPr>
       <w:r>
         <w:rPr>
           <w:b w:val="0"/>
           <w:color w:val="4A4A49"/>
           <w:sz w:val="22"/>
         </w:rPr>
-        <w:t>Doble reserva: dos recepcionistas consultan la franja del martes a las diez del veterinario Ruiz, ambas reciben cero filas, ambas insertan.</w:t>
+        <w:t>CÓMO DARLA (≈4 min):</w:t>
       </w:r>
     </w:p>
     <w:p>
       <w:pPr>
-        <w:pStyle w:val="ListBullet2"/>
+        <w:pStyle w:val="ListBullet"/>
       </w:pPr>
       <w:r>
         <w:rPr>
@@ -1230,12 +1187,12 @@
           <w:color w:val="4A4A49"/>
           <w:sz w:val="22"/>
         </w:rPr>
-        <w:t>Bloqueo mutuo o deadlock: dos transacciones se esperan en orden cruzado y el motor mata una.</w:t>
+        <w:t>Al entrar: El stock del insumo vale 5. Los dos procesos lo leen y los dos ven 5.</w:t>
       </w:r>
     </w:p>
     <w:p>
       <w:pPr>
-        <w:pStyle w:val="ListBullet2"/>
+        <w:pStyle w:val="ListBullet"/>
       </w:pPr>
       <w:r>
         <w:rPr>
@@ -1243,12 +1200,12 @@
           <w:color w:val="4A4A49"/>
           <w:sz w:val="22"/>
         </w:rPr>
-        <w:t>La leccion es que ninguna cantidad de validacion previa en la aplicacion resuelve esto</w:t>
+        <w:t>Clic 1: Cada uno resta 3 y escribe 2. El número del centro pasa a 2 en rojo: la segunda escritura pisó a la primera.</w:t>
       </w:r>
     </w:p>
     <w:p>
       <w:pPr>
-        <w:pStyle w:val="ListBullet2"/>
+        <w:pStyle w:val="ListBullet"/>
       </w:pPr>
       <w:r>
         <w:rPr>
@@ -1256,12 +1213,12 @@
           <w:color w:val="4A4A49"/>
           <w:sz w:val="22"/>
         </w:rPr>
-        <w:t>Porque entre la consulta y la escritura hay una ventana de tiempo en la que el mundo cambio; se resuelve en la base con restricciones, con bloqueo explicito al leer lo que se va a modificar o con el nivel de aislamiento adecuado.</w:t>
+        <w:t>Clic 2: El resultado: salieron 6 unidades y el sistema dice 2, sin mensaje de error. Nombra los otros dos patrones de la Clase 10: la doble reserva de la misma franja y el bloqueo mutuo, en el que el motor aborta una de las dos transacciones.</w:t>
       </w:r>
     </w:p>
     <w:p>
       <w:pPr>
-        <w:pStyle w:val="ListBullet2"/>
+        <w:pStyle w:val="ListBullet"/>
       </w:pPr>
       <w:r>
         <w:rPr>
@@ -1269,56 +1226,45 @@
           <w:color w:val="4A4A49"/>
           <w:sz w:val="22"/>
         </w:rPr>
-        <w:t>Y hay una leccion organizacional gratis: estos defectos jamas aparecen probando con un usuario, asi que si el estudiante solo probo la clínica desde una sola maquina, no lo probo.</w:t>
+        <w:t>Clic 3: La defensa vive en la base: UPDATE condicional (stock = stock - 3 WHERE stock &gt;= 3) o SELECT … FOR UPDATE al leer, y UNIQUE para la doble reserva. Validar antes en la aplicación no basta: entre leer y escribir hay una ventana.</w:t>
       </w:r>
     </w:p>
     <w:p>
-      <w:pPr>
-        <w:pStyle w:val="ListBullet2"/>
-      </w:pPr>
       <w:r>
         <w:rPr>
           <w:b w:val="0"/>
           <w:color w:val="4A4A49"/>
           <w:sz w:val="22"/>
         </w:rPr>
-        <w:t>NOTAS:</w:t>
+        <w:t>EJEMPLO: UPDATE insumo SET stock = stock - 3 WHERE id_insumo = 2 AND stock &gt;= 3; — si otro proceso ya descontó, esta sentencia actualiza 0 filas en vez de dejar un dato falso.</w:t>
       </w:r>
     </w:p>
     <w:p>
-      <w:pPr>
-        <w:pStyle w:val="ListBullet2"/>
-      </w:pPr>
       <w:r>
         <w:rPr>
           <w:b w:val="0"/>
           <w:color w:val="4A4A49"/>
           <w:sz w:val="22"/>
         </w:rPr>
-        <w:t>Caso cuatro, concurrencia.</w:t>
+        <w:t>SI PREGUNTAN:</w:t>
       </w:r>
     </w:p>
     <w:p>
-      <w:r>
-        <w:rPr>
-          <w:b/>
-          <w:color w:val="4A4A49"/>
-          <w:sz w:val="22"/>
-        </w:rPr>
-        <w:t>[Slide 10] Lecciones accionables: los cuatro elementos verificables</w:t>
-      </w:r>
+      <w:pPr>
+        <w:pStyle w:val="ListBullet"/>
+      </w:pPr>
       <w:r>
         <w:rPr>
           <w:b w:val="0"/>
           <w:color w:val="4A4A49"/>
           <w:sz w:val="22"/>
         </w:rPr>
-        <w:t xml:space="preserve"> — 4 vinetas.</w:t>
+        <w:t>«¿Por qué no lo vi al probar?» → Porque estos defectos solo aparecen con dos sesiones a la vez. Si se probó desde una sola máquina, no se probó.</w:t>
       </w:r>
     </w:p>
     <w:p>
       <w:pPr>
-        <w:pStyle w:val="ListBullet2"/>
+        <w:pStyle w:val="ListBullet"/>
       </w:pPr>
       <w:r>
         <w:rPr>
@@ -1326,64 +1272,65 @@
           <w:color w:val="4A4A49"/>
           <w:sz w:val="22"/>
         </w:rPr>
-        <w:t>DESARROLLO (para explicarlo, no se proyecta):</w:t>
+        <w:t>«¿Qué hace exactamente FOR UPDATE?» → Bloquea la fila leída hasta el COMMIT: la segunda sesión espera en vez de decidir con un dato que ya cambió.</w:t>
       </w:r>
     </w:p>
     <w:p>
-      <w:pPr>
-        <w:pStyle w:val="ListBullet2"/>
-      </w:pPr>
       <w:r>
         <w:rPr>
           <w:b w:val="0"/>
           <w:color w:val="4A4A49"/>
           <w:sz w:val="22"/>
         </w:rPr>
-        <w:t>Una leccion es un lugar comun cuando podria haberse escrito antes de conocer el caso: hay que hacer respaldos, hay que cuidar los permisos, hay que probar bien.</w:t>
+        <w:t>CUIDADO: El título dice que este caso no llega a los titulares: no le inventes un nombre propio. Es un patrón, no una noticia.</w:t>
       </w:r>
     </w:p>
     <w:p>
-      <w:pPr>
-        <w:pStyle w:val="ListBullet2"/>
-      </w:pPr>
       <w:r>
         <w:rPr>
           <w:b w:val="0"/>
           <w:color w:val="4A4A49"/>
           <w:sz w:val="22"/>
         </w:rPr>
-        <w:t>Una leccion es accionable cuando tiene cuatro elementos verificables: un verbo concreto, el artefacto sobre el cual se actua, una frecuencia o un umbral, y la manera de comprobar que se hizo.</w:t>
+        <w:t>PASA A LA SIGUIENTE: Quinto caso: el fallo de seguridad más documentado de la web.</w:t>
       </w:r>
     </w:p>
     <w:p>
       <w:pPr>
-        <w:pStyle w:val="ListBullet2"/>
-      </w:pPr>
+        <w:spacing w:before="200" w:after="60"/>
+      </w:pPr>
+      <w:r>
+        <w:rPr>
+          <w:b/>
+          <w:color w:val="1A1C1D"/>
+          <w:sz w:val="32"/>
+        </w:rPr>
+        <w:t>[Slide 10] Caso cinco: inyeccion de SQL, cuando el dato se vuelve codigo</w:t>
+      </w:r>
+    </w:p>
+    <w:p>
       <w:r>
         <w:rPr>
           <w:b w:val="0"/>
           <w:color w:val="4A4A49"/>
           <w:sz w:val="22"/>
         </w:rPr>
-        <w:t>Version inutil: hay que probar los respaldos.</w:t>
+        <w:t>QUÉ ES (dilo así): Inyectar SQL es colar código dentro de un dato. Pasa cuando la aplicación arma la consulta pegando lo que el usuario escribió: el texto deja de ser un dato y pasa a ser parte de la sentencia. La defensa es que el dato viaje aparte, como parámetro.</w:t>
       </w:r>
     </w:p>
     <w:p>
-      <w:pPr>
-        <w:pStyle w:val="ListBullet2"/>
-      </w:pPr>
       <w:r>
         <w:rPr>
           <w:b w:val="0"/>
           <w:color w:val="4A4A49"/>
           <w:sz w:val="22"/>
         </w:rPr>
-        <w:t>Version accionable: el primer lunes de cada mes se restaura el respaldo mas reciente en un esquema temporal de Oracle Live SQL o del entorno de pruebas, se comparan los conteos de filas de Dueno, Mascota, Cita y Factura contra produccion</w:t>
+        <w:t>CÓMO DARLA (≈4 min):</w:t>
       </w:r>
     </w:p>
     <w:p>
       <w:pPr>
-        <w:pStyle w:val="ListBullet2"/>
+        <w:pStyle w:val="ListBullet"/>
       </w:pPr>
       <w:r>
         <w:rPr>
@@ -1391,12 +1338,12 @@
           <w:color w:val="4A4A49"/>
           <w:sz w:val="22"/>
         </w:rPr>
-        <w:t>Y se registra fecha y resultado en la bitacora del proyecto; si no hay registro del mes, se declara que no hay respaldo.</w:t>
+        <w:t>Al entrar: Recorre la ilustración de arriba abajo. Primero, lo que escribe el usuario: x' OR '1'='1.</w:t>
       </w:r>
     </w:p>
     <w:p>
       <w:pPr>
-        <w:pStyle w:val="ListBullet2"/>
+        <w:pStyle w:val="ListBullet"/>
       </w:pPr>
       <w:r>
         <w:rPr>
@@ -1404,12 +1351,12 @@
           <w:color w:val="4A4A49"/>
           <w:sz w:val="22"/>
         </w:rPr>
-        <w:t>La segunda se puede auditar, la primera es una intencion.</w:t>
+        <w:t>Camino 1: Pegado dentro de la sentencia: la comilla del texto cierra la cadena y el OR queda como código. La condición es siempre verdadera y salen todos los dueños.</w:t>
       </w:r>
     </w:p>
     <w:p>
       <w:pPr>
-        <w:pStyle w:val="ListBullet2"/>
+        <w:pStyle w:val="ListBullet"/>
       </w:pPr>
       <w:r>
         <w:rPr>
@@ -1417,12 +1364,12 @@
           <w:color w:val="4A4A49"/>
           <w:sz w:val="22"/>
         </w:rPr>
-        <w:t>Aplique el mismo molde a los otros casos y ya tiene la cuarta columna de la tabla: del caso de permisos sale crear el rol rol_clinica_app con GRANT EXECUTE sobre los procedimientos y revocar todo SELECT</w:t>
+        <w:t>Camino 2: Ligado como parámetro: la sentencia lleva $1 y USING entrega el valor aparte. El texto completo se compara como un nombre y salen 0 filas: nadie se llama así.</w:t>
       </w:r>
     </w:p>
     <w:p>
       <w:pPr>
-        <w:pStyle w:val="ListBullet2"/>
+        <w:pStyle w:val="ListBullet"/>
       </w:pPr>
       <w:r>
         <w:rPr>
@@ -1430,38 +1377,32 @@
           <w:color w:val="4A4A49"/>
           <w:sz w:val="22"/>
         </w:rPr>
-        <w:t>INSERT, UPDATE y DELETE directo sobre las tablas, verificado consultando las vistas de privilegios</w:t>
+        <w:t>Banda final: Escapar comillas a mano no equivale: basta olvidarlo en un sitio. La regla: el dato nunca viaja como código.</w:t>
       </w:r>
     </w:p>
     <w:p>
-      <w:pPr>
-        <w:pStyle w:val="ListBullet2"/>
-      </w:pPr>
       <w:r>
         <w:rPr>
           <w:b w:val="0"/>
           <w:color w:val="4A4A49"/>
           <w:sz w:val="22"/>
         </w:rPr>
-        <w:t>Del caso de concurrencia sale ALTER TABLE Cita ADD CONSTRAINT uq_cita_vet_franja UNIQUE (id_veterinario, fecha_hora) mas SELECT FOR UPDATE al descontar stock, verificado con dos sesiones simultaneas</w:t>
+        <w:t>EJEMPLO: TalkTalk, Reino Unido, octubre de 2015: una inyección de SQL en páginas web heredadas que nadie había actualizado expuso datos personales de unos 157.000 clientes; el regulador de protección de datos la multó con 400.000 libras en 2016.</w:t>
       </w:r>
     </w:p>
     <w:p>
-      <w:pPr>
-        <w:pStyle w:val="ListBullet2"/>
-      </w:pPr>
       <w:r>
         <w:rPr>
           <w:b w:val="0"/>
           <w:color w:val="4A4A49"/>
           <w:sz w:val="22"/>
         </w:rPr>
-        <w:t>Del caso de migracion sale que todo cambio de esquema tenga script de ida, script de retorno y conteo de verificacion.</w:t>
+        <w:t>SI PREGUNTAN:</w:t>
       </w:r>
     </w:p>
     <w:p>
       <w:pPr>
-        <w:pStyle w:val="ListBullet2"/>
+        <w:pStyle w:val="ListBullet"/>
       </w:pPr>
       <w:r>
         <w:rPr>
@@ -1469,12 +1410,12 @@
           <w:color w:val="4A4A49"/>
           <w:sz w:val="22"/>
         </w:rPr>
-        <w:t>Sobre las preguntas que llegaran por el canal del curso: si piden inventar un caso, la respuesta es no, cada caso debe ser verificable con una fuente publica o declararse explicitamente como hipotetico</w:t>
+        <w:t>«¿Y si le quito las comillas a lo que escribe el usuario?» → Rompe nombres legítimos como O'Brien y basta olvidarlo en un solo sitio. El parámetro ligado lo resuelve siempre, porque el dato nunca se interpreta.</w:t>
       </w:r>
     </w:p>
     <w:p>
       <w:pPr>
-        <w:pStyle w:val="ListBullet2"/>
+        <w:pStyle w:val="ListBullet"/>
       </w:pPr>
       <w:r>
         <w:rPr>
@@ -1482,77 +1423,1248 @@
           <w:color w:val="4A4A49"/>
           <w:sz w:val="22"/>
         </w:rPr>
-        <w:t>Si el caso no tiene detalle tecnico publicado, se escribe solo lo documentado y se marca aparte lo que es inferencia propia, porque separar hecho de suposicion es parte de la nota; y si preguntan cuanto debe medir cada celda.</w:t>
+        <w:t>«¿El PREPARE de la Clase 12 es lo mismo?» → Es el mismo principio: la sentencia con huecos y los valores aparte. EXECUTE … USING es su forma dentro de PL/pgSQL.</w:t>
       </w:r>
     </w:p>
     <w:p>
-      <w:pPr>
-        <w:pStyle w:val="ListBullet2"/>
-      </w:pPr>
       <w:r>
         <w:rPr>
           <w:b w:val="0"/>
           <w:color w:val="4A4A49"/>
           <w:sz w:val="22"/>
         </w:rPr>
-        <w:t>NOTAS:</w:t>
+        <w:t>CUIDADO: No digas que la inyección «borra la base» siempre: el ataque típico lee datos, como aquí. Lo que puede hacer depende del rol con que entra la aplicación: otra vez, privilegio mínimo.</w:t>
       </w:r>
     </w:p>
     <w:p>
-      <w:pPr>
-        <w:pStyle w:val="ListBullet2"/>
-      </w:pPr>
       <w:r>
         <w:rPr>
           <w:b w:val="0"/>
           <w:color w:val="4A4A49"/>
           <w:sz w:val="22"/>
         </w:rPr>
-        <w:t>Lo que decide la calificacion de hoy no es reunir casos sino escribir lecciones accionables, y esa es la habilidad que el estudiante debe practicar sin ayuda.</w:t>
+        <w:t>PASA A LA SIGUIENTE: Veámoslo en código: la misma búsqueda, insegura y segura.</w:t>
       </w:r>
     </w:p>
     <w:p>
       <w:pPr>
-        <w:pStyle w:val="ListBullet2"/>
-      </w:pPr>
+        <w:spacing w:before="200" w:after="60"/>
+      </w:pPr>
+      <w:r>
+        <w:rPr>
+          <w:b/>
+          <w:color w:val="1A1C1D"/>
+          <w:sz w:val="32"/>
+        </w:rPr>
+        <w:t>[Slide 11] SQL dinamico: concatenar el texto o ligar el parametro</w:t>
+      </w:r>
+    </w:p>
+    <w:p>
       <w:r>
         <w:rPr>
           <w:b w:val="0"/>
           <w:color w:val="4A4A49"/>
           <w:sz w:val="22"/>
         </w:rPr>
-        <w:t>Compare las dos versiones.</w:t>
+        <w:t>QUÉ ES (dilo así): Dos funciones que buscan un dueño por nombre con SQL dinámico: la sentencia se arma como texto y se ejecuta con EXECUTE. La única diferencia es cómo entra el nombre: pegado al texto o ligado como parámetro.</w:t>
       </w:r>
     </w:p>
     <w:p>
-      <w:pPr>
-        <w:pStyle w:val="ListBullet2"/>
-      </w:pPr>
       <w:r>
         <w:rPr>
           <w:b w:val="0"/>
           <w:color w:val="4A4A49"/>
           <w:sz w:val="22"/>
         </w:rPr>
-        <w:t>Fuera de la lamina (habla de la practica): Sobre las preguntas que llegaran por el canal del curso: si piden inventar un caso, la respuesta es no, cada caso debe ser verificable con una fuente publica o declararse explicitamente como hipotetico; si el caso no tiene detalle tecnico publicado, se escribe solo lo documentado y se marca aparte lo que es inferencia propia, porque separar hecho de suposicion es parte de la nota; y si preguntan cuanto debe medir cada celda, la convencion de este entregable es de tres a cinco lineas.</w:t>
+        <w:t>CÓMO DARLA (≈4 min):</w:t>
       </w:r>
     </w:p>
     <w:p>
-      <w:r>
-        <w:rPr>
-          <w:b/>
-          <w:color w:val="4A4A49"/>
-          <w:sz w:val="22"/>
-        </w:rPr>
-        <w:t>[Slide 11] Leer un plan de ejecucion ajeno</w:t>
-      </w:r>
+      <w:pPr>
+        <w:pStyle w:val="ListBullet"/>
+      </w:pPr>
       <w:r>
         <w:rPr>
           <w:b w:val="0"/>
           <w:color w:val="4A4A49"/>
           <w:sz w:val="22"/>
         </w:rPr>
-        <w:t xml:space="preserve"> — 13 vinetas.</w:t>
+        <w:t>Al entrar: Presenta la lámina como «la misma función dos veces»; señala las dos cabeceras, MAL y BIEN.</w:t>
+      </w:r>
+    </w:p>
+    <w:p>
+      <w:pPr>
+        <w:pStyle w:val="ListBullet"/>
+      </w:pPr>
+      <w:r>
+        <w:rPr>
+          <w:b w:val="0"/>
+          <w:color w:val="4A4A49"/>
+          <w:sz w:val="22"/>
+        </w:rPr>
+        <w:t>Líneas 1-7: La versión insegura: RETURN QUERY EXECUTE ejecuta un texto armado con || (concatenar). Cada '' dentro de la cadena es UNA comilla escrita: el nombre queda entre comillas dentro de la sentencia.</w:t>
+      </w:r>
+    </w:p>
+    <w:p>
+      <w:pPr>
+        <w:pStyle w:val="ListBullet"/>
+      </w:pPr>
+      <w:r>
+        <w:rPr>
+          <w:b w:val="0"/>
+          <w:color w:val="4A4A49"/>
+          <w:sz w:val="22"/>
+        </w:rPr>
+        <w:t>Líneas 9-15: La versión segura: el texto lleva $1 donde va el dato y USING p_nombre entrega el valor por separado. El motor nunca lo lee como SQL.</w:t>
+      </w:r>
+    </w:p>
+    <w:p>
+      <w:pPr>
+        <w:pStyle w:val="ListBullet"/>
+      </w:pPr>
+      <w:r>
+        <w:rPr>
+          <w:b w:val="0"/>
+          <w:color w:val="4A4A49"/>
+          <w:sz w:val="22"/>
+        </w:rPr>
+        <w:t>Líneas 17-18: La prueba: el mismo texto de ataque contra las dos. La insegura devuelve todos los dueños; la segura, 0.</w:t>
+      </w:r>
+    </w:p>
+    <w:p>
+      <w:r>
+        <w:rPr>
+          <w:b w:val="0"/>
+          <w:color w:val="4A4A49"/>
+          <w:sz w:val="22"/>
+        </w:rPr>
+        <w:t>EJEMPLO: Con los 6 dueños de ejemplo: el COUNT(*) del ataque contra buscar_dueno_inseguro da 6 y contra buscar_dueno_seguro da 0; buscar_dueno_inseguro('Ana Gomez') devuelve una fila (id 1), así que el uso normal funciona igual en las dos.</w:t>
+      </w:r>
+    </w:p>
+    <w:p>
+      <w:r>
+        <w:rPr>
+          <w:b w:val="0"/>
+          <w:color w:val="4A4A49"/>
+          <w:sz w:val="22"/>
+        </w:rPr>
+        <w:t>SI PREGUNTAN:</w:t>
+      </w:r>
+    </w:p>
+    <w:p>
+      <w:pPr>
+        <w:pStyle w:val="ListBullet"/>
+      </w:pPr>
+      <w:r>
+        <w:rPr>
+          <w:b w:val="0"/>
+          <w:color w:val="4A4A49"/>
+          <w:sz w:val="22"/>
+        </w:rPr>
+        <w:t>«¿Por qué no WHERE nombre = p_nombre, sin EXECUTE?» → Es todavía mejor cuando la consulta es fija: una consulta estática usa el parámetro siempre como valor. EXECUTE solo hace falta si la sentencia cambia, por ejemplo la tabla o la columna.</w:t>
+      </w:r>
+    </w:p>
+    <w:p>
+      <w:pPr>
+        <w:pStyle w:val="ListBullet"/>
+      </w:pPr>
+      <w:r>
+        <w:rPr>
+          <w:b w:val="0"/>
+          <w:color w:val="4A4A49"/>
+          <w:sz w:val="22"/>
+        </w:rPr>
+        <w:t>«¿Qué pasa si alguien busca O'Brien en la insegura?» → Falla con «syntax error at or near "Brien"»: la comilla del nombre cierra la cadena. Es la misma grieta por la que entra el ataque.</w:t>
+      </w:r>
+    </w:p>
+    <w:p>
+      <w:r>
+        <w:rPr>
+          <w:b w:val="0"/>
+          <w:color w:val="4A4A49"/>
+          <w:sz w:val="22"/>
+        </w:rPr>
+        <w:t>CUIDADO: Las dos comillas seguidas ('') dentro de una cadena SQL son una sola comilla escrita, no una cadena vacía; si las confundes al dictar, nadie entiende por qué funciona el ataque.</w:t>
+      </w:r>
+    </w:p>
+    <w:p>
+      <w:r>
+        <w:rPr>
+          <w:b w:val="0"/>
+          <w:color w:val="4A4A49"/>
+          <w:sz w:val="22"/>
+        </w:rPr>
+        <w:t>PASA A LA SIGUIENTE: Sexto caso: no es de seguridad ni de pérdida, sino de rendimiento.</w:t>
+      </w:r>
+    </w:p>
+    <w:p>
+      <w:pPr>
+        <w:spacing w:before="200" w:after="60"/>
+      </w:pPr>
+      <w:r>
+        <w:rPr>
+          <w:b/>
+          <w:color w:val="1A1C1D"/>
+          <w:sz w:val="32"/>
+        </w:rPr>
+        <w:t>[Slide 12] Caso seis: el reporte que tumba el servicio (rendimiento)</w:t>
+      </w:r>
+    </w:p>
+    <w:p>
+      <w:r>
+        <w:rPr>
+          <w:b w:val="0"/>
+          <w:color w:val="4A4A49"/>
+          <w:sz w:val="22"/>
+        </w:rPr>
+        <w:t>QUÉ ES (dilo así): No todos los incidentes son pérdidas o ataques: muchos son una consulta lenta que se ejecuta demasiado seguido. Ninguna ejecución falla; el servicio cae porque se queda sin recursos. Es el caso que más se repite y menos se cuenta.</w:t>
+      </w:r>
+    </w:p>
+    <w:p>
+      <w:r>
+        <w:rPr>
+          <w:b w:val="0"/>
+          <w:color w:val="4A4A49"/>
+          <w:sz w:val="22"/>
+        </w:rPr>
+        <w:t>CÓMO DARLA (≈4 min):</w:t>
+      </w:r>
+    </w:p>
+    <w:p>
+      <w:pPr>
+        <w:pStyle w:val="ListBullet"/>
+      </w:pPr>
+      <w:r>
+        <w:rPr>
+          <w:b w:val="0"/>
+          <w:color w:val="4A4A49"/>
+          <w:sz w:val="22"/>
+        </w:rPr>
+        <w:t>Al entrar: Recorre la ilustración en tres franjas, de arriba abajo.</w:t>
+      </w:r>
+    </w:p>
+    <w:p>
+      <w:pPr>
+        <w:pStyle w:val="ListBullet"/>
+      </w:pPr>
+      <w:r>
+        <w:rPr>
+          <w:b w:val="0"/>
+          <w:color w:val="4A4A49"/>
+          <w:sz w:val="22"/>
+        </w:rPr>
+        <w:t>Arriba: Un reporte programado cada minuto (min 0 a 5) en el que cada ejecución tarda más que un minuto y más que la anterior, porque compiten entre sí: la siguiente empieza antes de que termine la anterior y se apilan.</w:t>
+      </w:r>
+    </w:p>
+    <w:p>
+      <w:pPr>
+        <w:pStyle w:val="ListBullet"/>
+      </w:pPr>
+      <w:r>
+        <w:rPr>
+          <w:b w:val="0"/>
+          <w:color w:val="4A4A49"/>
+          <w:sz w:val="22"/>
+        </w:rPr>
+        <w:t>Centro: En el minuto 5 hay tres reportes a la vez y, en hora pico, la aplicación usa el resto: las 10 conexiones del esquema quedan ocupadas y la siguiente petición de recepción no consigue ninguna.</w:t>
+      </w:r>
+    </w:p>
+    <w:p>
+      <w:pPr>
+        <w:pStyle w:val="ListBullet"/>
+      </w:pPr>
+      <w:r>
+        <w:rPr>
+          <w:b w:val="0"/>
+          <w:color w:val="4A4A49"/>
+          <w:sz w:val="22"/>
+        </w:rPr>
+        <w:t>Abajo: Lo que dice el plan: Seq Scan sobre la tabla grande, que recorre todo para quedarse con pocas filas, es la firma de un índice que falta. La lección accionable: solo las columnas que se muestran e índice en el filtro, medido con EXPLAIN ANALYZE antes y después.</w:t>
+      </w:r>
+    </w:p>
+    <w:p>
+      <w:r>
+        <w:rPr>
+          <w:b w:val="0"/>
+          <w:color w:val="4A4A49"/>
+          <w:sz w:val="22"/>
+        </w:rPr>
+        <w:t>EJEMPLO: En la clínica: un tablero que cada minuto cuenta las citas del día leyendo toda la tabla de citas, con años de historia, en lugar de usar un índice por fecha.</w:t>
+      </w:r>
+    </w:p>
+    <w:p>
+      <w:r>
+        <w:rPr>
+          <w:b w:val="0"/>
+          <w:color w:val="4A4A49"/>
+          <w:sz w:val="22"/>
+        </w:rPr>
+        <w:t>SI PREGUNTAN:</w:t>
+      </w:r>
+    </w:p>
+    <w:p>
+      <w:pPr>
+        <w:pStyle w:val="ListBullet"/>
+      </w:pPr>
+      <w:r>
+        <w:rPr>
+          <w:b w:val="0"/>
+          <w:color w:val="4A4A49"/>
+          <w:sz w:val="22"/>
+        </w:rPr>
+        <w:t>«¿Por qué el SELECT * es parte del problema?» → Trae columnas que nadie mira: más datos leídos, más memoria y más red por ejecución. El reporte pide solo lo que muestra.</w:t>
+      </w:r>
+    </w:p>
+    <w:p>
+      <w:pPr>
+        <w:pStyle w:val="ListBullet"/>
+      </w:pPr>
+      <w:r>
+        <w:rPr>
+          <w:b w:val="0"/>
+          <w:color w:val="4A4A49"/>
+          <w:sz w:val="22"/>
+        </w:rPr>
+        <w:t>«¿Cómo sé que el índice sirvió?» → Con EXPLAIN ANALYZE antes y después: el Seq Scan cambia por un Index Scan y el tiempo real baja. Si no se midió, no se sabe.</w:t>
+      </w:r>
+    </w:p>
+    <w:p>
+      <w:r>
+        <w:rPr>
+          <w:b w:val="0"/>
+          <w:color w:val="4A4A49"/>
+          <w:sz w:val="22"/>
+        </w:rPr>
+        <w:t>CUIDADO: No afirmes que un índice lo arregla siempre: si el filtro devuelve casi toda la tabla, el planeador hace bien en recorrerla. El índice ayuda cuando el filtro deja pocas filas.</w:t>
+      </w:r>
+    </w:p>
+    <w:p>
+      <w:r>
+        <w:rPr>
+          <w:b w:val="0"/>
+          <w:color w:val="4A4A49"/>
+          <w:sz w:val="22"/>
+        </w:rPr>
+        <w:t>PASA A LA SIGUIENTE: Cómo se lee el plan de una consulta que no escribiste tú.</w:t>
+      </w:r>
+    </w:p>
+    <w:p>
+      <w:pPr>
+        <w:spacing w:before="200" w:after="60"/>
+      </w:pPr>
+      <w:r>
+        <w:rPr>
+          <w:b/>
+          <w:color w:val="1A1C1D"/>
+          <w:sz w:val="32"/>
+        </w:rPr>
+        <w:t>[Slide 13] Leer un plan de ejecucion ajeno</w:t>
+      </w:r>
+    </w:p>
+    <w:p>
+      <w:r>
+        <w:rPr>
+          <w:b w:val="0"/>
+          <w:color w:val="4A4A49"/>
+          <w:sz w:val="22"/>
+        </w:rPr>
+        <w:t>QUÉ ES (dilo así): EXPLAIN (ANALYZE, BUFFERS) ejecuta la consulta y muestra el plan que eligió el motor, con filas y tiempos reales. Los cuatro comentarios son el orden en que se lee un plan ajeno, el de un sistema que falla.</w:t>
+      </w:r>
+    </w:p>
+    <w:p>
+      <w:r>
+        <w:rPr>
+          <w:b w:val="0"/>
+          <w:color w:val="4A4A49"/>
+          <w:sz w:val="22"/>
+        </w:rPr>
+        <w:t>CÓMO DARLA (≈3 min):</w:t>
+      </w:r>
+    </w:p>
+    <w:p>
+      <w:pPr>
+        <w:pStyle w:val="ListBullet"/>
+      </w:pPr>
+      <w:r>
+        <w:rPr>
+          <w:b w:val="0"/>
+          <w:color w:val="4A4A49"/>
+          <w:sz w:val="22"/>
+        </w:rPr>
+        <w:t>Al entrar: Primero la consulta y después los comentarios: son una lista de revisión.</w:t>
+      </w:r>
+    </w:p>
+    <w:p>
+      <w:pPr>
+        <w:pStyle w:val="ListBullet"/>
+      </w:pPr>
+      <w:r>
+        <w:rPr>
+          <w:b w:val="0"/>
+          <w:color w:val="4A4A49"/>
+          <w:sz w:val="22"/>
+        </w:rPr>
+        <w:t>Líneas 1-8: La consulta: dueños con más de 5 citas desde el 1 de enero de 2026. EXPLAIN (ANALYZE, BUFFERS) delante la ejecuta de verdad y añade tiempos y páginas leídas.</w:t>
+      </w:r>
+    </w:p>
+    <w:p>
+      <w:pPr>
+        <w:pStyle w:val="ListBullet"/>
+      </w:pPr>
+      <w:r>
+        <w:rPr>
+          <w:b w:val="0"/>
+          <w:color w:val="4A4A49"/>
+          <w:sz w:val="22"/>
+        </w:rPr>
+        <w:t>Comentario 1: Se busca el nodo con el costo más alto, no el primero de arriba: el plan es un árbol y se lee de adentro hacia afuera.</w:t>
+      </w:r>
+    </w:p>
+    <w:p>
+      <w:pPr>
+        <w:pStyle w:val="ListBullet"/>
+      </w:pPr>
+      <w:r>
+        <w:rPr>
+          <w:b w:val="0"/>
+          <w:color w:val="4A4A49"/>
+          <w:sz w:val="22"/>
+        </w:rPr>
+        <w:t>Comentarios 2 y 3: Seq Scan sobre tabla grande con un filtro que deja pocas filas: falta un índice. Filas estimadas contra reales diez veces distintas: estadísticas viejas, ANALYZE.</w:t>
+      </w:r>
+    </w:p>
+    <w:p>
+      <w:pPr>
+        <w:pStyle w:val="ListBullet"/>
+      </w:pPr>
+      <w:r>
+        <w:rPr>
+          <w:b w:val="0"/>
+          <w:color w:val="4A4A49"/>
+          <w:sz w:val="22"/>
+        </w:rPr>
+        <w:t>Comentario 4: Un Nested Loop con muchas filas suele indicar estimaciones malas; con estadísticas al día el planeador tiende a elegir Hash Join.</w:t>
+      </w:r>
+    </w:p>
+    <w:p>
+      <w:r>
+        <w:rPr>
+          <w:b w:val="0"/>
+          <w:color w:val="4A4A49"/>
+          <w:sz w:val="22"/>
+        </w:rPr>
+        <w:t>EJEMPLO: Con los datos de ejemplo (10 citas) el plan muestra Seq Scan on cita c con Filter: (fecha_hora &gt;= '2026-01-01'::date), dos Hash Join y un HashAggregate que descarta a los 4 dueños con citas porque ninguno pasa de 5: devuelve 0 filas.</w:t>
+      </w:r>
+    </w:p>
+    <w:p>
+      <w:r>
+        <w:rPr>
+          <w:b w:val="0"/>
+          <w:color w:val="4A4A49"/>
+          <w:sz w:val="22"/>
+        </w:rPr>
+        <w:t>SI PREGUNTAN:</w:t>
+      </w:r>
+    </w:p>
+    <w:p>
+      <w:pPr>
+        <w:pStyle w:val="ListBullet"/>
+      </w:pPr>
+      <w:r>
+        <w:rPr>
+          <w:b w:val="0"/>
+          <w:color w:val="4A4A49"/>
+          <w:sz w:val="22"/>
+        </w:rPr>
+        <w:t>«¿EXPLAIN ANALYZE es seguro en producción?» → Ejecuta la sentencia de verdad: con un SELECT solo cuesta su tiempo, pero con un UPDATE o un DELETE los cambios se aplican. A esos se les envuelve en BEGIN … ROLLBACK.</w:t>
+      </w:r>
+    </w:p>
+    <w:p>
+      <w:pPr>
+        <w:pStyle w:val="ListBullet"/>
+      </w:pPr>
+      <w:r>
+        <w:rPr>
+          <w:b w:val="0"/>
+          <w:color w:val="4A4A49"/>
+          <w:sz w:val="22"/>
+        </w:rPr>
+        <w:t>«¿Qué agrega BUFFERS?» → Cuántas páginas se leyeron de memoria (shared hit) y cuántas de disco (read). Muchas lecturas de disco son la señal de una consulta cara.</w:t>
+      </w:r>
+    </w:p>
+    <w:p>
+      <w:r>
+        <w:rPr>
+          <w:b w:val="0"/>
+          <w:color w:val="4A4A49"/>
+          <w:sz w:val="22"/>
+        </w:rPr>
+        <w:t>CUIDADO: Con tablas pequeñas el Seq Scan es la decisión correcta: no lo presentes como error en la base de ejemplo de 10 citas. La alarma es con millones de filas.</w:t>
+      </w:r>
+    </w:p>
+    <w:p>
+      <w:r>
+        <w:rPr>
+          <w:b w:val="0"/>
+          <w:color w:val="4A4A49"/>
+          <w:sz w:val="22"/>
+        </w:rPr>
+        <w:t>PASA A LA SIGUIENTE: Ya hay seis casos. ¿Cómo se convierte un caso en una lección que sirva?</w:t>
+      </w:r>
+    </w:p>
+    <w:p>
+      <w:pPr>
+        <w:spacing w:before="200" w:after="60"/>
+      </w:pPr>
+      <w:r>
+        <w:rPr>
+          <w:b/>
+          <w:color w:val="1A1C1D"/>
+          <w:sz w:val="32"/>
+        </w:rPr>
+        <w:t>[Slide 14] Lecciones accionables: los cuatro elementos verificables</w:t>
+      </w:r>
+    </w:p>
+    <w:p>
+      <w:r>
+        <w:rPr>
+          <w:b w:val="0"/>
+          <w:color w:val="4A4A49"/>
+          <w:sz w:val="22"/>
+        </w:rPr>
+        <w:t>QUÉ ES (dilo así): La parte difícil del análisis no es contar el caso sino sacar una lección que alguien pueda cumplir y otro pueda verificar. La prueba es simple: si la lección se pudo escribir antes de conocer el caso, es un lugar común.</w:t>
+      </w:r>
+    </w:p>
+    <w:p>
+      <w:r>
+        <w:rPr>
+          <w:b w:val="0"/>
+          <w:color w:val="4A4A49"/>
+          <w:sz w:val="22"/>
+        </w:rPr>
+        <w:t>CÓMO DARLA (≈4 min):</w:t>
+      </w:r>
+    </w:p>
+    <w:p>
+      <w:pPr>
+        <w:pStyle w:val="ListBullet"/>
+      </w:pPr>
+      <w:r>
+        <w:rPr>
+          <w:b w:val="0"/>
+          <w:color w:val="4A4A49"/>
+          <w:sz w:val="22"/>
+        </w:rPr>
+        <w:t>Al entrar: La versión inútil, tachada: «hay que probar los respaldos». Pregunta: ¿quién la cumple, cuándo, y cómo sabemos que la cumplió? Nadie puede responder.</w:t>
+      </w:r>
+    </w:p>
+    <w:p>
+      <w:pPr>
+        <w:pStyle w:val="ListBullet"/>
+      </w:pPr>
+      <w:r>
+        <w:rPr>
+          <w:b w:val="0"/>
+          <w:color w:val="4A4A49"/>
+          <w:sz w:val="22"/>
+        </w:rPr>
+        <w:t>Clic 1: La misma lección con sus cuatro partes: verbo (se restaura), artefacto (el respaldo más reciente, en una base de prueba), frecuencia (el primer lunes de cada mes) y comprobación (conteos de filas contra producción y bitácora con fecha y resultado).</w:t>
+      </w:r>
+    </w:p>
+    <w:p>
+      <w:pPr>
+        <w:pStyle w:val="ListBullet"/>
+      </w:pPr>
+      <w:r>
+        <w:rPr>
+          <w:b w:val="0"/>
+          <w:color w:val="4A4A49"/>
+          <w:sz w:val="22"/>
+        </w:rPr>
+        <w:t>Clic 2: Por qué vale: se puede auditar. Si no hay registro del mes, se declara que no hay respaldo.</w:t>
+      </w:r>
+    </w:p>
+    <w:p>
+      <w:r>
+        <w:rPr>
+          <w:b w:val="0"/>
+          <w:color w:val="4A4A49"/>
+          <w:sz w:val="22"/>
+        </w:rPr>
+        <w:t>EJEMPLO: Del caso de permisos: crear rol_clinica_app con GRANT EXECUTE sobre los procedimientos y sin SELECT, INSERT, UPDATE ni DELETE directos, verificado consultando las vistas de privilegios. Del de concurrencia: ALTER TABLE cita ADD CONSTRAINT uq_cita_vet_franja UNIQUE (id_veterinario, fecha_hora).</w:t>
+      </w:r>
+    </w:p>
+    <w:p>
+      <w:r>
+        <w:rPr>
+          <w:b w:val="0"/>
+          <w:color w:val="4A4A49"/>
+          <w:sz w:val="22"/>
+        </w:rPr>
+        <w:t>SI PREGUNTAN:</w:t>
+      </w:r>
+    </w:p>
+    <w:p>
+      <w:pPr>
+        <w:pStyle w:val="ListBullet"/>
+      </w:pPr>
+      <w:r>
+        <w:rPr>
+          <w:b w:val="0"/>
+          <w:color w:val="4A4A49"/>
+          <w:sz w:val="22"/>
+        </w:rPr>
+        <w:t>«¿Puedo inventar un caso?» → No. Cada caso tiene que poder verificarse con una fuente pública o declararse expresamente como hipotético.</w:t>
+      </w:r>
+    </w:p>
+    <w:p>
+      <w:pPr>
+        <w:pStyle w:val="ListBullet"/>
+      </w:pPr>
+      <w:r>
+        <w:rPr>
+          <w:b w:val="0"/>
+          <w:color w:val="4A4A49"/>
+          <w:sz w:val="22"/>
+        </w:rPr>
+        <w:t>«¿Y si el caso no tiene detalle técnico publicado?» → Se escribe solo lo documentado y se marca aparte lo que es inferencia propia: separar hecho de suposición es parte del análisis.</w:t>
+      </w:r>
+    </w:p>
+    <w:p>
+      <w:r>
+        <w:rPr>
+          <w:b w:val="0"/>
+          <w:color w:val="4A4A49"/>
+          <w:sz w:val="22"/>
+        </w:rPr>
+        <w:t>CUIDADO: No aceptes lecciones en infinitivo vago («mejorar la seguridad», «optimizar»): sin artefacto y sin comprobación no son lecciones.</w:t>
+      </w:r>
+    </w:p>
+    <w:p>
+      <w:r>
+        <w:rPr>
+          <w:b w:val="0"/>
+          <w:color w:val="4A4A49"/>
+          <w:sz w:val="22"/>
+        </w:rPr>
+        <w:t>PASA A LA SIGUIENTE: Ahora, la lección del caso del respaldo convertida en dos objetos de la base.</w:t>
+      </w:r>
+    </w:p>
+    <w:p>
+      <w:pPr>
+        <w:spacing w:before="200" w:after="60"/>
+      </w:pPr>
+      <w:r>
+        <w:rPr>
+          <w:b/>
+          <w:color w:val="1A1C1D"/>
+          <w:sz w:val="32"/>
+        </w:rPr>
+        <w:t>[Slide 15] Del caso a la mejora: el borrado con rastro y la restauracion comprobada</w:t>
+      </w:r>
+    </w:p>
+    <w:p>
+      <w:r>
+        <w:rPr>
+          <w:b w:val="0"/>
+          <w:color w:val="4A4A49"/>
+          <w:sz w:val="22"/>
+        </w:rPr>
+        <w:t>QUÉ ES (dilo así): Del caso GitLab salen dos mejoras que se confunden pero hacen cosas distintas. El archivo de borrados permite recuperar lo que se borró por error; la verificación demuestra que lo recuperado está completo. Sin la segunda, nadie sabe si la primera funcionó.</w:t>
+      </w:r>
+    </w:p>
+    <w:p>
+      <w:r>
+        <w:rPr>
+          <w:b w:val="0"/>
+          <w:color w:val="4A4A49"/>
+          <w:sz w:val="22"/>
+        </w:rPr>
+        <w:t>CÓMO DARLA (≈3 min):</w:t>
+      </w:r>
+    </w:p>
+    <w:p>
+      <w:pPr>
+        <w:pStyle w:val="ListBullet"/>
+      </w:pPr>
+      <w:r>
+        <w:rPr>
+          <w:b w:val="0"/>
+          <w:color w:val="4A4A49"/>
+          <w:sz w:val="22"/>
+        </w:rPr>
+        <w:t>Al entrar: Presenta las dos columnas como dos controles distintos.</w:t>
+      </w:r>
+    </w:p>
+    <w:p>
+      <w:pPr>
+        <w:pStyle w:val="ListBullet"/>
+      </w:pPr>
+      <w:r>
+        <w:rPr>
+          <w:b w:val="0"/>
+          <w:color w:val="4A4A49"/>
+          <w:sz w:val="22"/>
+        </w:rPr>
+        <w:t>Columna izquierda: El DELETE sigue siendo posible (el error humano no desaparece); el trigger BEFORE DELETE copia OLD a tarifa_borrada y devuelve OLD para que el borrado siga. Resultado: se puede volver.</w:t>
+      </w:r>
+    </w:p>
+    <w:p>
+      <w:pPr>
+        <w:pStyle w:val="ListBullet"/>
+      </w:pPr>
+      <w:r>
+        <w:rPr>
+          <w:b w:val="0"/>
+          <w:color w:val="4A4A49"/>
+          <w:sz w:val="22"/>
+        </w:rPr>
+        <w:t>Columna derecha: El registro del respaldo guarda cuántas filas había (3); después de restaurar se cuenta otra vez y el CASE compara: 3 = 3, RESTAURACION OK. Resultado: se demuestra que se volvió completo.</w:t>
+      </w:r>
+    </w:p>
+    <w:p>
+      <w:pPr>
+        <w:pStyle w:val="ListBullet"/>
+      </w:pPr>
+      <w:r>
+        <w:rPr>
+          <w:b w:val="0"/>
+          <w:color w:val="4A4A49"/>
+          <w:sz w:val="22"/>
+        </w:rPr>
+        <w:t>Abajo: Lo que le faltó a GitLab: tenía respaldos, pero ninguno se había comprobado restaurando.</w:t>
+      </w:r>
+    </w:p>
+    <w:p>
+      <w:r>
+        <w:rPr>
+          <w:b w:val="0"/>
+          <w:color w:val="4A4A49"/>
+          <w:sz w:val="22"/>
+        </w:rPr>
+        <w:t>EJEMPLO: Con la tabla tarifa de tres especies (CANINO 45000, FELINO 40000, OTRA 35000), un DELETE FROM tarifa sin WHERE deja 3 filas en tarifa_borrada; tras restaurar, registro 3, conteo 3, RESTAURACION OK. Si solo volvieran 2, el veredicto sería REVISAR.</w:t>
+      </w:r>
+    </w:p>
+    <w:p>
+      <w:r>
+        <w:rPr>
+          <w:b w:val="0"/>
+          <w:color w:val="4A4A49"/>
+          <w:sz w:val="22"/>
+        </w:rPr>
+        <w:t>SI PREGUNTAN:</w:t>
+      </w:r>
+    </w:p>
+    <w:p>
+      <w:pPr>
+        <w:pStyle w:val="ListBullet"/>
+      </w:pPr>
+      <w:r>
+        <w:rPr>
+          <w:b w:val="0"/>
+          <w:color w:val="4A4A49"/>
+          <w:sz w:val="22"/>
+        </w:rPr>
+        <w:t>«¿El trigger no impide el borrado?» → No: devuelve OLD y el borrado sigue. Impedirlo sería otra decisión (quitar el permiso o un BEFORE con RAISE EXCEPTION). Este control acepta el error y prepara la vuelta.</w:t>
+      </w:r>
+    </w:p>
+    <w:p>
+      <w:pPr>
+        <w:pStyle w:val="ListBullet"/>
+      </w:pPr>
+      <w:r>
+        <w:rPr>
+          <w:b w:val="0"/>
+          <w:color w:val="4A4A49"/>
+          <w:sz w:val="22"/>
+        </w:rPr>
+        <w:t>«¿Por qué no basta con el respaldo de la noche?» → Porque no tiene lo creado durante el día; el archivo guarda la fila exacta en el momento en que se borró.</w:t>
+      </w:r>
+    </w:p>
+    <w:p>
+      <w:r>
+        <w:rPr>
+          <w:b w:val="0"/>
+          <w:color w:val="4A4A49"/>
+          <w:sz w:val="22"/>
+        </w:rPr>
+        <w:t>CUIDADO: El conteo esperado se calcula con COUNT(*) al respaldar, no se escribe a mano: un número escrito a mano verifica contra lo que alguien creyó, no contra lo que había.</w:t>
+      </w:r>
+    </w:p>
+    <w:p>
+      <w:r>
+        <w:rPr>
+          <w:b w:val="0"/>
+          <w:color w:val="4A4A49"/>
+          <w:sz w:val="22"/>
+        </w:rPr>
+        <w:t>PASA A LA SIGUIENTE: Primero, el trigger en código.</w:t>
+      </w:r>
+    </w:p>
+    <w:p>
+      <w:pPr>
+        <w:spacing w:before="200" w:after="60"/>
+      </w:pPr>
+      <w:r>
+        <w:rPr>
+          <w:b/>
+          <w:color w:val="1A1C1D"/>
+          <w:sz w:val="32"/>
+        </w:rPr>
+        <w:t>[Slide 16] El borrado con rastro: BEFORE DELETE y RETURN OLD</w:t>
+      </w:r>
+    </w:p>
+    <w:p>
+      <w:r>
+        <w:rPr>
+          <w:b w:val="0"/>
+          <w:color w:val="4A4A49"/>
+          <w:sz w:val="22"/>
+        </w:rPr>
+        <w:t>QUÉ ES (dilo así): Un trigger de archivo completo sobre una tabla pequeña y sin dependencias, la de tarifas por especie: la tabla donde se guarda lo borrado, la función que copia la fila y la asociación que la dispara antes de cada DELETE.</w:t>
+      </w:r>
+    </w:p>
+    <w:p>
+      <w:r>
+        <w:rPr>
+          <w:b w:val="0"/>
+          <w:color w:val="4A4A49"/>
+          <w:sz w:val="22"/>
+        </w:rPr>
+        <w:t>CÓMO DARLA (≈3 min):</w:t>
+      </w:r>
+    </w:p>
+    <w:p>
+      <w:pPr>
+        <w:pStyle w:val="ListBullet"/>
+      </w:pPr>
+      <w:r>
+        <w:rPr>
+          <w:b w:val="0"/>
+          <w:color w:val="4A4A49"/>
+          <w:sz w:val="22"/>
+        </w:rPr>
+        <w:t>Al entrar: Recorre las piezas de arriba abajo.</w:t>
+      </w:r>
+    </w:p>
+    <w:p>
+      <w:pPr>
+        <w:pStyle w:val="ListBullet"/>
+      </w:pPr>
+      <w:r>
+        <w:rPr>
+          <w:b w:val="0"/>
+          <w:color w:val="4A4A49"/>
+          <w:sz w:val="22"/>
+        </w:rPr>
+        <w:t>Líneas 1-2: La tabla de ejemplo, tarifa, con tres especies. Nadie apunta a ella con una clave foránea, así que se puede borrar sin tropezar con otras tablas.</w:t>
+      </w:r>
+    </w:p>
+    <w:p>
+      <w:pPr>
+        <w:pStyle w:val="ListBullet"/>
+      </w:pPr>
+      <w:r>
+        <w:rPr>
+          <w:b w:val="0"/>
+          <w:color w:val="4A4A49"/>
+          <w:sz w:val="22"/>
+        </w:rPr>
+        <w:t>Líneas 4-9: La tabla tarifa_borrada: las columnas de tarifa más dos que se llenan solas, borrado_en (DEFAULT now()) y usuario_bd (DEFAULT current_user).</w:t>
+      </w:r>
+    </w:p>
+    <w:p>
+      <w:pPr>
+        <w:pStyle w:val="ListBullet"/>
+      </w:pPr>
+      <w:r>
+        <w:rPr>
+          <w:b w:val="0"/>
+          <w:color w:val="4A4A49"/>
+          <w:sz w:val="22"/>
+        </w:rPr>
+        <w:t>Líneas 11-17: La función RETURNS TRIGGER: inserta los valores de OLD, que en un DELETE es la fila que se va, y termina en RETURN OLD.</w:t>
+      </w:r>
+    </w:p>
+    <w:p>
+      <w:pPr>
+        <w:pStyle w:val="ListBullet"/>
+      </w:pPr>
+      <w:r>
+        <w:rPr>
+          <w:b w:val="0"/>
+          <w:color w:val="4A4A49"/>
+          <w:sz w:val="22"/>
+        </w:rPr>
+        <w:t>Líneas 19-21: La asociación: BEFORE DELETE ON tarifa, FOR EACH ROW. Corre una vez por cada fila borrada.</w:t>
+      </w:r>
+    </w:p>
+    <w:p>
+      <w:r>
+        <w:rPr>
+          <w:b w:val="0"/>
+          <w:color w:val="4A4A49"/>
+          <w:sz w:val="22"/>
+        </w:rPr>
+        <w:t>EJEMPLO: DELETE FROM tarifa WHERE especie = 'OTRA'; deja en tarifa_borrada la fila OTRA · 35000.00, con la fecha y el usuario de la base.</w:t>
+      </w:r>
+    </w:p>
+    <w:p>
+      <w:r>
+        <w:rPr>
+          <w:b w:val="0"/>
+          <w:color w:val="4A4A49"/>
+          <w:sz w:val="22"/>
+        </w:rPr>
+        <w:t>SI PREGUNTAN:</w:t>
+      </w:r>
+    </w:p>
+    <w:p>
+      <w:pPr>
+        <w:pStyle w:val="ListBullet"/>
+      </w:pPr>
+      <w:r>
+        <w:rPr>
+          <w:b w:val="0"/>
+          <w:color w:val="4A4A49"/>
+          <w:sz w:val="22"/>
+        </w:rPr>
+        <w:t>«¿Por qué RETURN OLD y no RETURN NEW?» → En un DELETE no hay fila nueva: NEW es NULL. En un BEFORE, devolver NULL cancela la operación en silencio; devolver OLD la deja seguir.</w:t>
+      </w:r>
+    </w:p>
+    <w:p>
+      <w:pPr>
+        <w:pStyle w:val="ListBullet"/>
+      </w:pPr>
+      <w:r>
+        <w:rPr>
+          <w:b w:val="0"/>
+          <w:color w:val="4A4A49"/>
+          <w:sz w:val="22"/>
+        </w:rPr>
+        <w:t>«¿Y si el borrado falla por una clave foránea?» → Se deshace toda la sentencia, incluida la copia que hizo el trigger: el archivo no queda con filas que en realidad no se borraron.</w:t>
+      </w:r>
+    </w:p>
+    <w:p>
+      <w:r>
+        <w:rPr>
+          <w:b w:val="0"/>
+          <w:color w:val="4A4A49"/>
+          <w:sz w:val="22"/>
+        </w:rPr>
+        <w:t>CUIDADO: Haz el ejemplo sobre tarifa y no sobre una tabla con dependencias: borrar un veterinario que tiene citas falla por la clave foránea («update or delete on table "veterinario" violates foreign key constraint»), y la tabla cita es la de la práctica.</w:t>
+      </w:r>
+    </w:p>
+    <w:p>
+      <w:r>
+        <w:rPr>
+          <w:b w:val="0"/>
+          <w:color w:val="4A4A49"/>
+          <w:sz w:val="22"/>
+        </w:rPr>
+        <w:t>PASA A LA SIGUIENTE: La segunda mejora: comprobar que la restauración quedó completa.</w:t>
+      </w:r>
+    </w:p>
+    <w:p>
+      <w:pPr>
+        <w:spacing w:before="200" w:after="60"/>
+      </w:pPr>
+      <w:r>
+        <w:rPr>
+          <w:b/>
+          <w:color w:val="1A1C1D"/>
+          <w:sz w:val="32"/>
+        </w:rPr>
+        <w:t>[Slide 17] La restauracion comprobada: una consulta, un veredicto</w:t>
+      </w:r>
+    </w:p>
+    <w:p>
+      <w:r>
+        <w:rPr>
+          <w:b w:val="0"/>
+          <w:color w:val="4A4A49"/>
+          <w:sz w:val="22"/>
+        </w:rPr>
+        <w:t>QUÉ ES (dilo así): El ciclo completo en tres bloques: respaldar y anotar cuántas filas había, sufrir el accidente y volver desde el archivo, y una consulta que compara y dicta un veredicto.</w:t>
+      </w:r>
+    </w:p>
+    <w:p>
+      <w:r>
+        <w:rPr>
+          <w:b w:val="0"/>
+          <w:color w:val="4A4A49"/>
+          <w:sz w:val="22"/>
+        </w:rPr>
+        <w:t>CÓMO DARLA (≈3 min):</w:t>
+      </w:r>
+    </w:p>
+    <w:p>
+      <w:pPr>
+        <w:pStyle w:val="ListBullet"/>
+      </w:pPr>
+      <w:r>
+        <w:rPr>
+          <w:b w:val="0"/>
+          <w:color w:val="4A4A49"/>
+          <w:sz w:val="22"/>
+        </w:rPr>
+        <w:t>Al entrar: Señala los tres comentarios numerados: son los tres momentos.</w:t>
+      </w:r>
+    </w:p>
+    <w:p>
+      <w:pPr>
+        <w:pStyle w:val="ListBullet"/>
+      </w:pPr>
+      <w:r>
+        <w:rPr>
+          <w:b w:val="0"/>
+          <w:color w:val="4A4A49"/>
+          <w:sz w:val="22"/>
+        </w:rPr>
+        <w:t>Líneas 1-6: CREATE TABLE … AS SELECT copia la tabla tarifa; registro_respaldo guarda el conteo calculado con COUNT(*), no escrito a mano.</w:t>
+      </w:r>
+    </w:p>
+    <w:p>
+      <w:pPr>
+        <w:pStyle w:val="ListBullet"/>
+      </w:pPr>
+      <w:r>
+        <w:rPr>
+          <w:b w:val="0"/>
+          <w:color w:val="4A4A49"/>
+          <w:sz w:val="22"/>
+        </w:rPr>
+        <w:t>Líneas 8-11: El accidente: DELETE sin WHERE. El trigger de la lámina anterior ya archivó cada fila; el INSERT … SELECT con columnas explícitas las devuelve.</w:t>
+      </w:r>
+    </w:p>
+    <w:p>
+      <w:pPr>
+        <w:pStyle w:val="ListBullet"/>
+      </w:pPr>
+      <w:r>
+        <w:rPr>
+          <w:b w:val="0"/>
+          <w:color w:val="4A4A49"/>
+          <w:sz w:val="22"/>
+        </w:rPr>
+        <w:t>Líneas 13-20: La comprobación: una fila con las filas esperadas, las actuales y el veredicto del CASE. ORDER BY hecho_en DESC LIMIT 1 toma el respaldo más reciente si hubo varios.</w:t>
+      </w:r>
+    </w:p>
+    <w:p>
+      <w:r>
+        <w:rPr>
+          <w:b w:val="0"/>
+          <w:color w:val="4A4A49"/>
+          <w:sz w:val="22"/>
+        </w:rPr>
+        <w:t>EJEMPLO: Ejecutada después de la lámina anterior, la consulta final devuelve esperadas 3 · actuales 3 · RESTAURACION OK, y la tabla cita de la base sigue intacta. Si faltara una fila, devolvería 3 · 2 · REVISAR.</w:t>
+      </w:r>
+    </w:p>
+    <w:p>
+      <w:r>
+        <w:rPr>
+          <w:b w:val="0"/>
+          <w:color w:val="4A4A49"/>
+          <w:sz w:val="22"/>
+        </w:rPr>
+        <w:t>SI PREGUNTAN:</w:t>
+      </w:r>
+    </w:p>
+    <w:p>
+      <w:pPr>
+        <w:pStyle w:val="ListBullet"/>
+      </w:pPr>
+      <w:r>
+        <w:rPr>
+          <w:b w:val="0"/>
+          <w:color w:val="4A4A49"/>
+          <w:sz w:val="22"/>
+        </w:rPr>
+        <w:t>«¿Por qué columnas explícitas en el INSERT?» → Porque tarifa_borrada tiene dos columnas más (borrado_en y usuario_bd): con SELECT * no coincidirían. Nombrarlas además protege si cambia el orden de las columnas.</w:t>
+      </w:r>
+    </w:p>
+    <w:p>
+      <w:pPr>
+        <w:pStyle w:val="ListBullet"/>
+      </w:pPr>
+      <w:r>
+        <w:rPr>
+          <w:b w:val="0"/>
+          <w:color w:val="4A4A49"/>
+          <w:sz w:val="22"/>
+        </w:rPr>
+        <w:t>«¿Basta con comparar el conteo?» → Es el mínimo. Una verificación más fuerte compara también rangos o sumas, por ejemplo el MIN y el MAX de una fecha o la suma de los valores.</w:t>
+      </w:r>
+    </w:p>
+    <w:p>
+      <w:r>
+        <w:rPr>
+          <w:b w:val="0"/>
+          <w:color w:val="4A4A49"/>
+          <w:sz w:val="22"/>
+        </w:rPr>
+        <w:t>CUIDADO: Si una tabla con SERIAL se restaura con su id explícito en una tabla recién creada, la secuencia no avanza y el siguiente INSERT sin id choca con la llave primaria; se ajusta con setval. Aquí no pasa: la llave de tarifa es la especie.</w:t>
+      </w:r>
+    </w:p>
+    <w:p>
+      <w:r>
+        <w:rPr>
+          <w:b w:val="0"/>
+          <w:color w:val="4A4A49"/>
+          <w:sz w:val="22"/>
+        </w:rPr>
+        <w:t>PASA A LA SIGUIENTE: Con todo esto, el análisis guiado de un caso completo.</w:t>
+      </w:r>
+    </w:p>
+    <w:p>
+      <w:pPr>
+        <w:spacing w:before="200" w:after="60"/>
+      </w:pPr>
+      <w:r>
+        <w:rPr>
+          <w:b/>
+          <w:color w:val="1A1C1D"/>
+          <w:sz w:val="32"/>
+        </w:rPr>
+        <w:t>[Slide 18] Demo del dia</w:t>
+      </w:r>
+    </w:p>
+    <w:p>
+      <w:r>
+        <w:rPr>
+          <w:b w:val="0"/>
+          <w:color w:val="4A4A49"/>
+          <w:sz w:val="22"/>
+        </w:rPr>
+        <w:t>QUÉ ES (dilo así): Como hoy no hay encuentro en vivo, la «demo» es un análisis completo hecho sobre un caso que no es el de la práctica: Capital One. Muestra la forma que debe tener cualquier análisis, de punta a punta.</w:t>
+      </w:r>
+    </w:p>
+    <w:p>
+      <w:r>
+        <w:rPr>
+          <w:b w:val="0"/>
+          <w:color w:val="4A4A49"/>
+          <w:sz w:val="22"/>
+        </w:rPr>
+        <w:t>CÓMO DARLA (≈15 min):</w:t>
+      </w:r>
+    </w:p>
+    <w:p>
+      <w:pPr>
+        <w:pStyle w:val="ListBullet"/>
+      </w:pPr>
+      <w:r>
+        <w:rPr>
+          <w:b w:val="0"/>
+          <w:color w:val="4A4A49"/>
+          <w:sz w:val="22"/>
+        </w:rPr>
+        <w:t>Al entrar: Recorre las seis filas de la ilustración de arriba abajo, leyendo cada una en voz alta como una frase del informe.</w:t>
+      </w:r>
+    </w:p>
+    <w:p>
+      <w:pPr>
+        <w:pStyle w:val="ListBullet"/>
+      </w:pPr>
+      <w:r>
+        <w:rPr>
+          <w:b w:val="0"/>
+          <w:color w:val="4A4A49"/>
+          <w:sz w:val="22"/>
+        </w:rPr>
+        <w:t>Filas 2 y 3: Qué falló y causa raíz por separado: el cortafuegos es la causa próxima; la raíz es el rol que podía leerlo todo.</w:t>
+      </w:r>
+    </w:p>
+    <w:p>
+      <w:pPr>
+        <w:pStyle w:val="ListBullet"/>
+      </w:pPr>
+      <w:r>
+        <w:rPr>
+          <w:b w:val="0"/>
+          <w:color w:val="4A4A49"/>
+          <w:sz w:val="22"/>
+        </w:rPr>
+        <w:t>Filas 5 y 6: La lección tiene comprobación (revisión mensual contra la matriz) y el cambio nombra un objeto de la base: la aplicación entra con su propio rol, con GRANT EXECUTE y sin SELECT directo.</w:t>
+      </w:r>
+    </w:p>
+    <w:p>
+      <w:pPr>
+        <w:pStyle w:val="ListBullet"/>
+      </w:pPr>
+      <w:r>
+        <w:rPr>
+          <w:b w:val="0"/>
+          <w:color w:val="4A4A49"/>
+          <w:sz w:val="22"/>
+        </w:rPr>
+        <w:t>Si tienes una base a mano: Ejecuta en orden las tres láminas de código (SQL dinámico, trigger de archivo y restauración comprobada) y muestra cada salida: 6 contra 0, las 3 filas en tarifa_borrada y el RESTAURACION OK.</w:t>
+      </w:r>
+    </w:p>
+    <w:p>
+      <w:r>
+        <w:rPr>
+          <w:b w:val="0"/>
+          <w:color w:val="4A4A49"/>
+          <w:sz w:val="22"/>
+        </w:rPr>
+        <w:t>EJEMPLO: Cambio en la base, escrito para la clínica: «la aplicación se conecta como rol_clinica_app, que tiene GRANT EXECUTE sobre los procedimientos y ningún privilegio directo sobre las tablas; se verifica en las vistas de privilegios».</w:t>
+      </w:r>
+    </w:p>
+    <w:p>
+      <w:r>
+        <w:rPr>
+          <w:b w:val="0"/>
+          <w:color w:val="4A4A49"/>
+          <w:sz w:val="22"/>
+        </w:rPr>
+        <w:t>SI PREGUNTAN:</w:t>
+      </w:r>
+    </w:p>
+    <w:p>
+      <w:pPr>
+        <w:pStyle w:val="ListBullet"/>
+      </w:pPr>
+      <w:r>
+        <w:rPr>
+          <w:b w:val="0"/>
+          <w:color w:val="4A4A49"/>
+          <w:sz w:val="22"/>
+        </w:rPr>
+        <w:t>«¿Cuánto debe medir el análisis?» → Media página: lo que cabe en seis secciones breves.</w:t>
+      </w:r>
+    </w:p>
+    <w:p>
+      <w:pPr>
+        <w:pStyle w:val="ListBullet"/>
+      </w:pPr>
+      <w:r>
+        <w:rPr>
+          <w:b w:val="0"/>
+          <w:color w:val="4A4A49"/>
+          <w:sz w:val="22"/>
+        </w:rPr>
+        <w:t>«¿Puedo usar uno de los casos de las láminas?» → Sí, o uno propio documentado con su fuente. Lo que no vale es inventarlo.</w:t>
+      </w:r>
+    </w:p>
+    <w:p>
+      <w:r>
+        <w:rPr>
+          <w:b w:val="0"/>
+          <w:color w:val="4A4A49"/>
+          <w:sz w:val="22"/>
+        </w:rPr>
+        <w:t>CUIDADO: Que el análisis no se quede en la noticia: la fila 6, el cambio en la base propia, es la que conecta el caso con el proyecto y la que más se olvida.</w:t>
+      </w:r>
+    </w:p>
+    <w:p>
+      <w:r>
+        <w:rPr>
+          <w:b w:val="0"/>
+          <w:color w:val="4A4A49"/>
+          <w:sz w:val="22"/>
+        </w:rPr>
+        <w:t>PASA A LA SIGUIENTE: Cierre de la clase.</w:t>
       </w:r>
     </w:p>
     <w:p>
@@ -1672,7 +2784,7 @@
           <w:color w:val="4A4A49"/>
           <w:sz w:val="22"/>
         </w:rPr>
-        <w:t>Clase autonoma: este texto es fundamento y guia a la vez</w:t>
+        <w:t>El post-mortem analiza el fallo, no a la persona</w:t>
       </w:r>
     </w:p>
     <w:p>
@@ -1750,7 +2862,7 @@
           <w:color w:val="4A4A49"/>
           <w:sz w:val="22"/>
         </w:rPr>
-        <w:t>Lecciones accionables: los cuatro elementos verificables</w:t>
+        <w:t>Caso cinco: inyeccion de SQL, cuando el dato se vuelve codigo</w:t>
       </w:r>
     </w:p>
     <w:p>
@@ -1763,7 +2875,85 @@
           <w:color w:val="4A4A49"/>
           <w:sz w:val="22"/>
         </w:rPr>
+        <w:t>SQL dinamico: concatenar el texto o ligar el parametro</w:t>
+      </w:r>
+    </w:p>
+    <w:p>
+      <w:pPr>
+        <w:pStyle w:val="ListNumber"/>
+      </w:pPr>
+      <w:r>
+        <w:rPr>
+          <w:b w:val="0"/>
+          <w:color w:val="4A4A49"/>
+          <w:sz w:val="22"/>
+        </w:rPr>
+        <w:t>Caso seis: el reporte que tumba el servicio (rendimiento)</w:t>
+      </w:r>
+    </w:p>
+    <w:p>
+      <w:pPr>
+        <w:pStyle w:val="ListNumber"/>
+      </w:pPr>
+      <w:r>
+        <w:rPr>
+          <w:b w:val="0"/>
+          <w:color w:val="4A4A49"/>
+          <w:sz w:val="22"/>
+        </w:rPr>
         <w:t>Leer un plan de ejecucion ajeno</w:t>
+      </w:r>
+    </w:p>
+    <w:p>
+      <w:pPr>
+        <w:pStyle w:val="ListNumber"/>
+      </w:pPr>
+      <w:r>
+        <w:rPr>
+          <w:b w:val="0"/>
+          <w:color w:val="4A4A49"/>
+          <w:sz w:val="22"/>
+        </w:rPr>
+        <w:t>Lecciones accionables: los cuatro elementos verificables</w:t>
+      </w:r>
+    </w:p>
+    <w:p>
+      <w:pPr>
+        <w:pStyle w:val="ListNumber"/>
+      </w:pPr>
+      <w:r>
+        <w:rPr>
+          <w:b w:val="0"/>
+          <w:color w:val="4A4A49"/>
+          <w:sz w:val="22"/>
+        </w:rPr>
+        <w:t>Del caso a la mejora: el borrado con rastro y la restauracion comprobada</w:t>
+      </w:r>
+    </w:p>
+    <w:p>
+      <w:pPr>
+        <w:pStyle w:val="ListNumber"/>
+      </w:pPr>
+      <w:r>
+        <w:rPr>
+          <w:b w:val="0"/>
+          <w:color w:val="4A4A49"/>
+          <w:sz w:val="22"/>
+        </w:rPr>
+        <w:t>El borrado con rastro: BEFORE DELETE y RETURN OLD</w:t>
+      </w:r>
+    </w:p>
+    <w:p>
+      <w:pPr>
+        <w:pStyle w:val="ListNumber"/>
+      </w:pPr>
+      <w:r>
+        <w:rPr>
+          <w:b w:val="0"/>
+          <w:color w:val="4A4A49"/>
+          <w:sz w:val="22"/>
+        </w:rPr>
+        <w:t>La restauracion comprobada: una consulta, un veredicto</w:t>
       </w:r>
     </w:p>
     <w:p>

--- a/Bases de Datos II/Kit docente/Clase 13/Guion Docente Clase 13 - Analisis de casos reales.docx
+++ b/Bases de Datos II/Kit docente/Clase 13/Guion Docente Clase 13 - Analisis de casos reales.docx
@@ -418,7 +418,7 @@
           <w:color w:val="4A4A49"/>
           <w:sz w:val="22"/>
         </w:rPr>
-        <w:t>QUÉ ES (dilo así): El reparto orientativo de las dos horas de trabajo autónomo: teoría con una lámina por concepto, un análisis guiado completo y la práctica opcional de la carpeta.</w:t>
+        <w:t>QUÉ ES (dilo así): El reparto sugerido de las dos horas de trabajo autónomo: teoría con una lámina por concepto, un análisis guiado completo y la práctica opcional de la carpeta.</w:t>
       </w:r>
     </w:p>
     <w:p>
@@ -1679,7 +1679,7 @@
           <w:color w:val="4A4A49"/>
           <w:sz w:val="22"/>
         </w:rPr>
-        <w:t>Abajo: Lo que dice el plan: Seq Scan sobre la tabla grande, que recorre todo para quedarse con pocas filas, es la firma de un índice que falta. La lección accionable: solo las columnas que se muestran e índice en el filtro, medido con EXPLAIN ANALYZE antes y después.</w:t>
+        <w:t>Abajo: Lo que dice el plan: Seq Scan sobre la tabla grande, que recorre todo para quedarse con pocas filas, es la firma de un índice que falta. La lección concreta: solo las columnas que se muestran e índice en el filtro, medido con EXPLAIN ANALYZE antes y después.</w:t>
       </w:r>
     </w:p>
     <w:p>
@@ -1922,7 +1922,7 @@
           <w:color w:val="1A1C1D"/>
           <w:sz w:val="32"/>
         </w:rPr>
-        <w:t>[Slide 14] Lecciones accionables: los cuatro elementos verificables</w:t>
+        <w:t>[Slide 14] Lecciones concretas: los cuatro elementos verificables</w:t>
       </w:r>
     </w:p>
     <w:p>
@@ -2914,7 +2914,7 @@
           <w:color w:val="4A4A49"/>
           <w:sz w:val="22"/>
         </w:rPr>
-        <w:t>Lecciones accionables: los cuatro elementos verificables</w:t>
+        <w:t>Lecciones concretas: los cuatro elementos verificables</w:t>
       </w:r>
     </w:p>
     <w:p>
@@ -3182,7 +3182,7 @@
           <w:color w:val="4A4A49"/>
           <w:sz w:val="18"/>
         </w:rPr>
-        <w:t>1) Abra Google Docs y repita la demo de este bloque sobre el dominio VetCare (no otro ejemplo).  2) Capture la ventana en el momento en que se ve el resultado, no el escritorio completo.  3) Recorte a ~1200 px de ancho.  4) Guardela como Kit docente/Clase 13/Capturas/cap01_demo.png.  5) Vuelva a generar el guion: la imagen queda embebida aqui sola.</w:t>
+        <w:t>1) Abra Google Docs y repita la demo de este bloque sobre el dominio VetCare (no otro ejemplo).  2) Capture la ventana en el momento en que se ve el resultado, no el escritorio completo.  3) Recorte a ~1200 px de ancho.  4) Guardela como Kit docente/Clase 13/Capturas/cap01_demo.png.  5) Vuelva a generar el guion: la imagen queda insertada aqui sola.</w:t>
       </w:r>
     </w:p>
     <w:p>
@@ -3288,7 +3288,7 @@
           <w:color w:val="4A4A49"/>
           <w:sz w:val="22"/>
         </w:rPr>
-        <w:t>tomelo, guardelo con ese nombre y vuelva a generar el guion — la imagen se embebe sola.</w:t>
+        <w:t>tomelo, guardelo con ese nombre y vuelva a generar el guion — la imagen se inserta sola.</w:t>
       </w:r>
     </w:p>
     <w:p>
